--- a/Year 10 Water Control System Lesson Plans.docx
+++ b/Year 10 Water Control System Lesson Plans.docx
@@ -4,12 +4,13 @@
   <w:body>
     <w:p>
       <w:pPr>
+        <w:spacing w:after="40"/>
         <w:jc w:val="center"/>
       </w:pPr>
       <w:r>
         <w:rPr>
           <w:b/>
-          <w:color w:val="0B3D91"/>
+          <w:color w:val="0B2545"/>
           <w:sz w:val="36"/>
         </w:rPr>
         <w:t>Year 10 Engineering Technology - Water Control System</w:t>
@@ -21,10 +22,11 @@
       </w:pPr>
       <w:r>
         <w:rPr>
+          <w:i/>
           <w:color w:val="555555"/>
-          <w:sz w:val="20"/>
+          <w:sz w:val="21"/>
         </w:rPr>
-        <w:t>Term 1 lesson plans: 30 lessons over 10 weeks</w:t>
+        <w:t>Lesson plans: 60 lessons across 20 weeks</w:t>
       </w:r>
     </w:p>
     <w:p>
@@ -37,15 +39,2242 @@
     </w:p>
     <w:p>
       <w:r>
-        <w:t>These lesson plans support a 10-week Stage 5 Engineering Technology Control systems unit. They assume three lessons per week, matching the Year 9 Term 1 lesson-plan structure. Outcome alignment uses the NESA Stage 5 EGT5 outcomes and the Control systems focus area.</w:t>
+        <w:t>These lesson plans support a 20-week Stage 5 Engineering Technology Control systems unit. They assume three lessons per week and spread theory, design, construction, testing, evaluation and folio evidence across the full semester.</w:t>
       </w:r>
     </w:p>
+    <w:p>
+      <w:r>
+        <w:t>Assumption: three lessons per week across 20 weeks. Each week below gives a practical lesson flow that can be expanded or compressed to suit timetable interruptions.</w:t>
+      </w:r>
+    </w:p>
+    <w:p>
+      <w:pPr>
+        <w:pStyle w:val="Heading2"/>
+      </w:pPr>
+      <w:r>
+        <w:t>Stage 5 Outcomes</w:t>
+      </w:r>
+    </w:p>
+    <w:tbl>
+      <w:tblPr>
+        <w:tblStyle w:val="TableGrid"/>
+        <w:tblW w:type="auto" w:w="0"/>
+        <w:tblLayout w:type="fixed"/>
+        <w:tblLook w:firstColumn="1" w:firstRow="1" w:lastColumn="0" w:lastRow="0" w:noHBand="0" w:noVBand="1" w:val="04A0"/>
+      </w:tblPr>
+      <w:tblGrid>
+        <w:gridCol w:w="6984"/>
+        <w:gridCol w:w="6984"/>
+      </w:tblGrid>
+      <w:tr>
+        <w:tc>
+          <w:tcPr>
+            <w:tcW w:type="dxa" w:w="1728"/>
+            <w:shd w:fill="E8EEF5"/>
+            <w:tcMar>
+              <w:top w:w="80" w:type="dxa"/>
+              <w:start w:w="120" w:type="dxa"/>
+              <w:bottom w:w="80" w:type="dxa"/>
+              <w:end w:w="120" w:type="dxa"/>
+            </w:tcMar>
+            <w:vAlign w:val="center"/>
+          </w:tcPr>
+          <w:p>
+            <w:r>
+              <w:rPr>
+                <w:b/>
+              </w:rPr>
+              <w:t>Outcome</w:t>
+            </w:r>
+          </w:p>
+        </w:tc>
+        <w:tc>
+          <w:tcPr>
+            <w:tcW w:type="dxa" w:w="11520"/>
+            <w:shd w:fill="E8EEF5"/>
+            <w:tcMar>
+              <w:top w:w="80" w:type="dxa"/>
+              <w:start w:w="120" w:type="dxa"/>
+              <w:bottom w:w="80" w:type="dxa"/>
+              <w:end w:w="120" w:type="dxa"/>
+            </w:tcMar>
+            <w:vAlign w:val="center"/>
+          </w:tcPr>
+          <w:p>
+            <w:r>
+              <w:rPr>
+                <w:b/>
+              </w:rPr>
+              <w:t>Official outcome wording used for this unit</w:t>
+            </w:r>
+          </w:p>
+        </w:tc>
+      </w:tr>
+      <w:tr>
+        <w:tc>
+          <w:tcPr>
+            <w:tcW w:type="dxa" w:w="1728"/>
+            <w:tcMar>
+              <w:top w:w="80" w:type="dxa"/>
+              <w:start w:w="120" w:type="dxa"/>
+              <w:bottom w:w="80" w:type="dxa"/>
+              <w:end w:w="120" w:type="dxa"/>
+            </w:tcMar>
+            <w:vAlign w:val="center"/>
+          </w:tcPr>
+          <w:p>
+            <w:r>
+              <w:t>EGT5-SAF-01</w:t>
+            </w:r>
+          </w:p>
+        </w:tc>
+        <w:tc>
+          <w:tcPr>
+            <w:tcW w:type="dxa" w:w="11520"/>
+            <w:tcMar>
+              <w:top w:w="80" w:type="dxa"/>
+              <w:start w:w="120" w:type="dxa"/>
+              <w:bottom w:w="80" w:type="dxa"/>
+              <w:end w:w="120" w:type="dxa"/>
+            </w:tcMar>
+            <w:vAlign w:val="center"/>
+          </w:tcPr>
+          <w:p>
+            <w:r>
+              <w:t>applies risk management and safe work practices in engineering contexts</w:t>
+            </w:r>
+          </w:p>
+        </w:tc>
+      </w:tr>
+      <w:tr>
+        <w:tc>
+          <w:tcPr>
+            <w:tcW w:type="dxa" w:w="1728"/>
+            <w:tcMar>
+              <w:top w:w="80" w:type="dxa"/>
+              <w:start w:w="120" w:type="dxa"/>
+              <w:bottom w:w="80" w:type="dxa"/>
+              <w:end w:w="120" w:type="dxa"/>
+            </w:tcMar>
+            <w:vAlign w:val="center"/>
+          </w:tcPr>
+          <w:p>
+            <w:r>
+              <w:t>EGT5-COM-01</w:t>
+            </w:r>
+          </w:p>
+        </w:tc>
+        <w:tc>
+          <w:tcPr>
+            <w:tcW w:type="dxa" w:w="11520"/>
+            <w:tcMar>
+              <w:top w:w="80" w:type="dxa"/>
+              <w:start w:w="120" w:type="dxa"/>
+              <w:bottom w:w="80" w:type="dxa"/>
+              <w:end w:w="120" w:type="dxa"/>
+            </w:tcMar>
+            <w:vAlign w:val="center"/>
+          </w:tcPr>
+          <w:p>
+            <w:r>
+              <w:t>communicates ideas, concepts and solutions for engineering practice</w:t>
+            </w:r>
+          </w:p>
+        </w:tc>
+      </w:tr>
+      <w:tr>
+        <w:tc>
+          <w:tcPr>
+            <w:tcW w:type="dxa" w:w="1728"/>
+            <w:tcMar>
+              <w:top w:w="80" w:type="dxa"/>
+              <w:start w:w="120" w:type="dxa"/>
+              <w:bottom w:w="80" w:type="dxa"/>
+              <w:end w:w="120" w:type="dxa"/>
+            </w:tcMar>
+            <w:vAlign w:val="center"/>
+          </w:tcPr>
+          <w:p>
+            <w:r>
+              <w:t>EGT5-EVL-01</w:t>
+            </w:r>
+          </w:p>
+        </w:tc>
+        <w:tc>
+          <w:tcPr>
+            <w:tcW w:type="dxa" w:w="11520"/>
+            <w:tcMar>
+              <w:top w:w="80" w:type="dxa"/>
+              <w:start w:w="120" w:type="dxa"/>
+              <w:bottom w:w="80" w:type="dxa"/>
+              <w:end w:w="120" w:type="dxa"/>
+            </w:tcMar>
+            <w:vAlign w:val="center"/>
+          </w:tcPr>
+          <w:p>
+            <w:r>
+              <w:t>investigates and evaluates engineering systems and solutions</w:t>
+            </w:r>
+          </w:p>
+        </w:tc>
+      </w:tr>
+      <w:tr>
+        <w:tc>
+          <w:tcPr>
+            <w:tcW w:type="dxa" w:w="1728"/>
+            <w:tcMar>
+              <w:top w:w="80" w:type="dxa"/>
+              <w:start w:w="120" w:type="dxa"/>
+              <w:bottom w:w="80" w:type="dxa"/>
+              <w:end w:w="120" w:type="dxa"/>
+            </w:tcMar>
+            <w:vAlign w:val="center"/>
+          </w:tcPr>
+          <w:p>
+            <w:r>
+              <w:t>EGT5-IVT-01</w:t>
+            </w:r>
+          </w:p>
+        </w:tc>
+        <w:tc>
+          <w:tcPr>
+            <w:tcW w:type="dxa" w:w="11520"/>
+            <w:tcMar>
+              <w:top w:w="80" w:type="dxa"/>
+              <w:start w:w="120" w:type="dxa"/>
+              <w:bottom w:w="80" w:type="dxa"/>
+              <w:end w:w="120" w:type="dxa"/>
+            </w:tcMar>
+            <w:vAlign w:val="center"/>
+          </w:tcPr>
+          <w:p>
+            <w:r>
+              <w:t>explains engineering practices and the influence of technologies used in engineering industries</w:t>
+            </w:r>
+          </w:p>
+        </w:tc>
+      </w:tr>
+      <w:tr>
+        <w:tc>
+          <w:tcPr>
+            <w:tcW w:type="dxa" w:w="1728"/>
+            <w:tcMar>
+              <w:top w:w="80" w:type="dxa"/>
+              <w:start w:w="120" w:type="dxa"/>
+              <w:bottom w:w="80" w:type="dxa"/>
+              <w:end w:w="120" w:type="dxa"/>
+            </w:tcMar>
+            <w:vAlign w:val="center"/>
+          </w:tcPr>
+          <w:p>
+            <w:r>
+              <w:t>EGT5-GRP-01</w:t>
+            </w:r>
+          </w:p>
+        </w:tc>
+        <w:tc>
+          <w:tcPr>
+            <w:tcW w:type="dxa" w:w="11520"/>
+            <w:tcMar>
+              <w:top w:w="80" w:type="dxa"/>
+              <w:start w:w="120" w:type="dxa"/>
+              <w:bottom w:w="80" w:type="dxa"/>
+              <w:end w:w="120" w:type="dxa"/>
+            </w:tcMar>
+            <w:vAlign w:val="center"/>
+          </w:tcPr>
+          <w:p>
+            <w:r>
+              <w:t>develops and applies technical graphics in engineering contexts</w:t>
+            </w:r>
+          </w:p>
+        </w:tc>
+      </w:tr>
+      <w:tr>
+        <w:tc>
+          <w:tcPr>
+            <w:tcW w:type="dxa" w:w="1728"/>
+            <w:tcMar>
+              <w:top w:w="80" w:type="dxa"/>
+              <w:start w:w="120" w:type="dxa"/>
+              <w:bottom w:w="80" w:type="dxa"/>
+              <w:end w:w="120" w:type="dxa"/>
+            </w:tcMar>
+            <w:vAlign w:val="center"/>
+          </w:tcPr>
+          <w:p>
+            <w:r>
+              <w:t>EGT5-MEA-01</w:t>
+            </w:r>
+          </w:p>
+        </w:tc>
+        <w:tc>
+          <w:tcPr>
+            <w:tcW w:type="dxa" w:w="11520"/>
+            <w:tcMar>
+              <w:top w:w="80" w:type="dxa"/>
+              <w:start w:w="120" w:type="dxa"/>
+              <w:bottom w:w="80" w:type="dxa"/>
+              <w:end w:w="120" w:type="dxa"/>
+            </w:tcMar>
+            <w:vAlign w:val="center"/>
+          </w:tcPr>
+          <w:p>
+            <w:r>
+              <w:t>applies mechanical analysis and practical testing to investigate engineering concepts</w:t>
+            </w:r>
+          </w:p>
+        </w:tc>
+      </w:tr>
+      <w:tr>
+        <w:tc>
+          <w:tcPr>
+            <w:tcW w:type="dxa" w:w="1728"/>
+            <w:tcMar>
+              <w:top w:w="80" w:type="dxa"/>
+              <w:start w:w="120" w:type="dxa"/>
+              <w:bottom w:w="80" w:type="dxa"/>
+              <w:end w:w="120" w:type="dxa"/>
+            </w:tcMar>
+            <w:vAlign w:val="center"/>
+          </w:tcPr>
+          <w:p>
+            <w:r>
+              <w:t>EGT5-USE-01</w:t>
+            </w:r>
+          </w:p>
+        </w:tc>
+        <w:tc>
+          <w:tcPr>
+            <w:tcW w:type="dxa" w:w="11520"/>
+            <w:tcMar>
+              <w:top w:w="80" w:type="dxa"/>
+              <w:start w:w="120" w:type="dxa"/>
+              <w:bottom w:w="80" w:type="dxa"/>
+              <w:end w:w="120" w:type="dxa"/>
+            </w:tcMar>
+            <w:vAlign w:val="center"/>
+          </w:tcPr>
+          <w:p>
+            <w:r>
+              <w:t>selects and applies materials for engineering projects</w:t>
+            </w:r>
+          </w:p>
+        </w:tc>
+      </w:tr>
+      <w:tr>
+        <w:tc>
+          <w:tcPr>
+            <w:tcW w:type="dxa" w:w="1728"/>
+            <w:tcMar>
+              <w:top w:w="80" w:type="dxa"/>
+              <w:start w:w="120" w:type="dxa"/>
+              <w:bottom w:w="80" w:type="dxa"/>
+              <w:end w:w="120" w:type="dxa"/>
+            </w:tcMar>
+            <w:vAlign w:val="center"/>
+          </w:tcPr>
+          <w:p>
+            <w:r>
+              <w:t>EGT5-ENV-01</w:t>
+            </w:r>
+          </w:p>
+        </w:tc>
+        <w:tc>
+          <w:tcPr>
+            <w:tcW w:type="dxa" w:w="11520"/>
+            <w:tcMar>
+              <w:top w:w="80" w:type="dxa"/>
+              <w:start w:w="120" w:type="dxa"/>
+              <w:bottom w:w="80" w:type="dxa"/>
+              <w:end w:w="120" w:type="dxa"/>
+            </w:tcMar>
+            <w:vAlign w:val="center"/>
+          </w:tcPr>
+          <w:p>
+            <w:r>
+              <w:t>analyses relationships between engineering design, production and sustainability</w:t>
+            </w:r>
+          </w:p>
+        </w:tc>
+      </w:tr>
+    </w:tbl>
     <w:p>
       <w:pPr>
         <w:pStyle w:val="Heading1"/>
       </w:pPr>
       <w:r>
-        <w:t>Primary Outcomes</w:t>
+        <w:t>20-Week Lesson Sequence</w:t>
+      </w:r>
+    </w:p>
+    <w:tbl>
+      <w:tblPr>
+        <w:tblStyle w:val="TableGrid"/>
+        <w:tblW w:type="auto" w:w="0"/>
+        <w:tblLayout w:type="fixed"/>
+        <w:tblLook w:firstColumn="1" w:firstRow="1" w:lastColumn="0" w:lastRow="0" w:noHBand="0" w:noVBand="1" w:val="04A0"/>
+      </w:tblPr>
+      <w:tblGrid>
+        <w:gridCol w:w="2794"/>
+        <w:gridCol w:w="2794"/>
+        <w:gridCol w:w="2794"/>
+        <w:gridCol w:w="2794"/>
+        <w:gridCol w:w="2794"/>
+      </w:tblGrid>
+      <w:tr>
+        <w:tc>
+          <w:tcPr>
+            <w:tcW w:type="dxa" w:w="648"/>
+            <w:shd w:fill="E8EEF5"/>
+            <w:tcMar>
+              <w:top w:w="80" w:type="dxa"/>
+              <w:start w:w="120" w:type="dxa"/>
+              <w:bottom w:w="80" w:type="dxa"/>
+              <w:end w:w="120" w:type="dxa"/>
+            </w:tcMar>
+            <w:vAlign w:val="center"/>
+          </w:tcPr>
+          <w:p>
+            <w:r>
+              <w:rPr>
+                <w:b/>
+              </w:rPr>
+              <w:t>Week</w:t>
+            </w:r>
+          </w:p>
+        </w:tc>
+        <w:tc>
+          <w:tcPr>
+            <w:tcW w:type="dxa" w:w="2520"/>
+            <w:shd w:fill="E8EEF5"/>
+            <w:tcMar>
+              <w:top w:w="80" w:type="dxa"/>
+              <w:start w:w="120" w:type="dxa"/>
+              <w:bottom w:w="80" w:type="dxa"/>
+              <w:end w:w="120" w:type="dxa"/>
+            </w:tcMar>
+            <w:vAlign w:val="center"/>
+          </w:tcPr>
+          <w:p>
+            <w:r>
+              <w:rPr>
+                <w:b/>
+              </w:rPr>
+              <w:t>Focus</w:t>
+            </w:r>
+          </w:p>
+        </w:tc>
+        <w:tc>
+          <w:tcPr>
+            <w:tcW w:type="dxa" w:w="5976"/>
+            <w:shd w:fill="E8EEF5"/>
+            <w:tcMar>
+              <w:top w:w="80" w:type="dxa"/>
+              <w:start w:w="120" w:type="dxa"/>
+              <w:bottom w:w="80" w:type="dxa"/>
+              <w:end w:w="120" w:type="dxa"/>
+            </w:tcMar>
+            <w:vAlign w:val="center"/>
+          </w:tcPr>
+          <w:p>
+            <w:r>
+              <w:rPr>
+                <w:b/>
+              </w:rPr>
+              <w:t>Lesson flow</w:t>
+            </w:r>
+          </w:p>
+        </w:tc>
+        <w:tc>
+          <w:tcPr>
+            <w:tcW w:type="dxa" w:w="2880"/>
+            <w:shd w:fill="E8EEF5"/>
+            <w:tcMar>
+              <w:top w:w="80" w:type="dxa"/>
+              <w:start w:w="120" w:type="dxa"/>
+              <w:bottom w:w="80" w:type="dxa"/>
+              <w:end w:w="120" w:type="dxa"/>
+            </w:tcMar>
+            <w:vAlign w:val="center"/>
+          </w:tcPr>
+          <w:p>
+            <w:r>
+              <w:rPr>
+                <w:b/>
+              </w:rPr>
+              <w:t>Evidence checkpoint</w:t>
+            </w:r>
+          </w:p>
+        </w:tc>
+        <w:tc>
+          <w:tcPr>
+            <w:tcW w:type="dxa" w:w="1224"/>
+            <w:shd w:fill="E8EEF5"/>
+            <w:tcMar>
+              <w:top w:w="80" w:type="dxa"/>
+              <w:start w:w="120" w:type="dxa"/>
+              <w:bottom w:w="80" w:type="dxa"/>
+              <w:end w:w="120" w:type="dxa"/>
+            </w:tcMar>
+            <w:vAlign w:val="center"/>
+          </w:tcPr>
+          <w:p>
+            <w:r>
+              <w:rPr>
+                <w:b/>
+              </w:rPr>
+              <w:t>Outcomes</w:t>
+            </w:r>
+          </w:p>
+        </w:tc>
+      </w:tr>
+      <w:tr>
+        <w:tc>
+          <w:tcPr>
+            <w:tcW w:type="dxa" w:w="648"/>
+            <w:tcMar>
+              <w:top w:w="80" w:type="dxa"/>
+              <w:start w:w="120" w:type="dxa"/>
+              <w:bottom w:w="80" w:type="dxa"/>
+              <w:end w:w="120" w:type="dxa"/>
+            </w:tcMar>
+            <w:vAlign w:val="center"/>
+          </w:tcPr>
+          <w:p>
+            <w:r>
+              <w:t>1</w:t>
+            </w:r>
+          </w:p>
+        </w:tc>
+        <w:tc>
+          <w:tcPr>
+            <w:tcW w:type="dxa" w:w="2520"/>
+            <w:tcMar>
+              <w:top w:w="80" w:type="dxa"/>
+              <w:start w:w="120" w:type="dxa"/>
+              <w:bottom w:w="80" w:type="dxa"/>
+              <w:end w:w="120" w:type="dxa"/>
+            </w:tcMar>
+            <w:vAlign w:val="center"/>
+          </w:tcPr>
+          <w:p>
+            <w:r>
+              <w:t>Unit launch, WHS and control-system context</w:t>
+            </w:r>
+          </w:p>
+        </w:tc>
+        <w:tc>
+          <w:tcPr>
+            <w:tcW w:type="dxa" w:w="5976"/>
+            <w:tcMar>
+              <w:top w:w="80" w:type="dxa"/>
+              <w:start w:w="120" w:type="dxa"/>
+              <w:bottom w:w="80" w:type="dxa"/>
+              <w:end w:w="120" w:type="dxa"/>
+            </w:tcMar>
+            <w:vAlign w:val="center"/>
+          </w:tcPr>
+          <w:p>
+            <w:r>
+              <w:t>Lesson A: introduce or revise core theory. Lesson B: apply through design, planning, build or testing. Lesson C: document evidence, check quality and respond to feedback. Focus detail: Project brief; everyday irrigation and automation; low-voltage safety; wet and dry work zones.</w:t>
+            </w:r>
+          </w:p>
+        </w:tc>
+        <w:tc>
+          <w:tcPr>
+            <w:tcW w:type="dxa" w:w="2880"/>
+            <w:tcMar>
+              <w:top w:w="80" w:type="dxa"/>
+              <w:start w:w="120" w:type="dxa"/>
+              <w:bottom w:w="80" w:type="dxa"/>
+              <w:end w:w="120" w:type="dxa"/>
+            </w:tcMar>
+            <w:vAlign w:val="center"/>
+          </w:tcPr>
+          <w:p>
+            <w:r>
+              <w:t>Safety notes, first project brief response and hazard list.</w:t>
+            </w:r>
+          </w:p>
+        </w:tc>
+        <w:tc>
+          <w:tcPr>
+            <w:tcW w:type="dxa" w:w="1224"/>
+            <w:tcMar>
+              <w:top w:w="80" w:type="dxa"/>
+              <w:start w:w="120" w:type="dxa"/>
+              <w:bottom w:w="80" w:type="dxa"/>
+              <w:end w:w="120" w:type="dxa"/>
+            </w:tcMar>
+            <w:vAlign w:val="center"/>
+          </w:tcPr>
+          <w:p>
+            <w:r>
+              <w:t>EGT5-SAF-01, EGT5-IVT-01, EGT5-COM-01</w:t>
+            </w:r>
+          </w:p>
+        </w:tc>
+      </w:tr>
+      <w:tr>
+        <w:tc>
+          <w:tcPr>
+            <w:tcW w:type="dxa" w:w="648"/>
+            <w:tcMar>
+              <w:top w:w="80" w:type="dxa"/>
+              <w:start w:w="120" w:type="dxa"/>
+              <w:bottom w:w="80" w:type="dxa"/>
+              <w:end w:w="120" w:type="dxa"/>
+            </w:tcMar>
+            <w:vAlign w:val="center"/>
+          </w:tcPr>
+          <w:p>
+            <w:r>
+              <w:t>2</w:t>
+            </w:r>
+          </w:p>
+        </w:tc>
+        <w:tc>
+          <w:tcPr>
+            <w:tcW w:type="dxa" w:w="2520"/>
+            <w:tcMar>
+              <w:top w:w="80" w:type="dxa"/>
+              <w:start w:w="120" w:type="dxa"/>
+              <w:bottom w:w="80" w:type="dxa"/>
+              <w:end w:w="120" w:type="dxa"/>
+            </w:tcMar>
+            <w:vAlign w:val="center"/>
+          </w:tcPr>
+          <w:p>
+            <w:r>
+              <w:t>Inputs, outputs and feedback</w:t>
+            </w:r>
+          </w:p>
+        </w:tc>
+        <w:tc>
+          <w:tcPr>
+            <w:tcW w:type="dxa" w:w="5976"/>
+            <w:tcMar>
+              <w:top w:w="80" w:type="dxa"/>
+              <w:start w:w="120" w:type="dxa"/>
+              <w:bottom w:w="80" w:type="dxa"/>
+              <w:end w:w="120" w:type="dxa"/>
+            </w:tcMar>
+            <w:vAlign w:val="center"/>
+          </w:tcPr>
+          <w:p>
+            <w:r>
+              <w:t>Lesson A: introduce or revise core theory. Lesson B: apply through design, planning, build or testing. Lesson C: document evidence, check quality and respond to feedback. Focus detail: Input-process-output language; open-loop and closed-loop control; moisture, rain, switch and timer inputs.</w:t>
+            </w:r>
+          </w:p>
+        </w:tc>
+        <w:tc>
+          <w:tcPr>
+            <w:tcW w:type="dxa" w:w="2880"/>
+            <w:tcMar>
+              <w:top w:w="80" w:type="dxa"/>
+              <w:start w:w="120" w:type="dxa"/>
+              <w:bottom w:w="80" w:type="dxa"/>
+              <w:end w:w="120" w:type="dxa"/>
+            </w:tcMar>
+            <w:vAlign w:val="center"/>
+          </w:tcPr>
+          <w:p>
+            <w:r>
+              <w:t>IPO diagram, vocabulary notes and feedback explanation.</w:t>
+            </w:r>
+          </w:p>
+        </w:tc>
+        <w:tc>
+          <w:tcPr>
+            <w:tcW w:type="dxa" w:w="1224"/>
+            <w:tcMar>
+              <w:top w:w="80" w:type="dxa"/>
+              <w:start w:w="120" w:type="dxa"/>
+              <w:bottom w:w="80" w:type="dxa"/>
+              <w:end w:w="120" w:type="dxa"/>
+            </w:tcMar>
+            <w:vAlign w:val="center"/>
+          </w:tcPr>
+          <w:p>
+            <w:r>
+              <w:t>EGT5-EVL-01, EGT5-COM-01, EGT5-IVT-01</w:t>
+            </w:r>
+          </w:p>
+        </w:tc>
+      </w:tr>
+      <w:tr>
+        <w:tc>
+          <w:tcPr>
+            <w:tcW w:type="dxa" w:w="648"/>
+            <w:tcMar>
+              <w:top w:w="80" w:type="dxa"/>
+              <w:start w:w="120" w:type="dxa"/>
+              <w:bottom w:w="80" w:type="dxa"/>
+              <w:end w:w="120" w:type="dxa"/>
+            </w:tcMar>
+            <w:vAlign w:val="center"/>
+          </w:tcPr>
+          <w:p>
+            <w:r>
+              <w:t>3</w:t>
+            </w:r>
+          </w:p>
+        </w:tc>
+        <w:tc>
+          <w:tcPr>
+            <w:tcW w:type="dxa" w:w="2520"/>
+            <w:tcMar>
+              <w:top w:w="80" w:type="dxa"/>
+              <w:start w:w="120" w:type="dxa"/>
+              <w:bottom w:w="80" w:type="dxa"/>
+              <w:end w:w="120" w:type="dxa"/>
+            </w:tcMar>
+            <w:vAlign w:val="center"/>
+          </w:tcPr>
+          <w:p>
+            <w:r>
+              <w:t>Safe testing setup</w:t>
+            </w:r>
+          </w:p>
+        </w:tc>
+        <w:tc>
+          <w:tcPr>
+            <w:tcW w:type="dxa" w:w="5976"/>
+            <w:tcMar>
+              <w:top w:w="80" w:type="dxa"/>
+              <w:start w:w="120" w:type="dxa"/>
+              <w:bottom w:w="80" w:type="dxa"/>
+              <w:end w:w="120" w:type="dxa"/>
+            </w:tcMar>
+            <w:vAlign w:val="center"/>
+          </w:tcPr>
+          <w:p>
+            <w:r>
+              <w:t>Lesson A: introduce or revise core theory. Lesson B: apply through design, planning, build or testing. Lesson C: document evidence, check quality and respond to feedback. Focus detail: Workshop layout; spill control; dry electronics zone; teacher checkpoints; safe tool and component handling.</w:t>
+            </w:r>
+          </w:p>
+        </w:tc>
+        <w:tc>
+          <w:tcPr>
+            <w:tcW w:type="dxa" w:w="2880"/>
+            <w:tcMar>
+              <w:top w:w="80" w:type="dxa"/>
+              <w:start w:w="120" w:type="dxa"/>
+              <w:bottom w:w="80" w:type="dxa"/>
+              <w:end w:w="120" w:type="dxa"/>
+            </w:tcMar>
+            <w:vAlign w:val="center"/>
+          </w:tcPr>
+          <w:p>
+            <w:r>
+              <w:t>Annotated safe test setup and risk-control checklist.</w:t>
+            </w:r>
+          </w:p>
+        </w:tc>
+        <w:tc>
+          <w:tcPr>
+            <w:tcW w:type="dxa" w:w="1224"/>
+            <w:tcMar>
+              <w:top w:w="80" w:type="dxa"/>
+              <w:start w:w="120" w:type="dxa"/>
+              <w:bottom w:w="80" w:type="dxa"/>
+              <w:end w:w="120" w:type="dxa"/>
+            </w:tcMar>
+            <w:vAlign w:val="center"/>
+          </w:tcPr>
+          <w:p>
+            <w:r>
+              <w:t>EGT5-SAF-01, EGT5-COM-01</w:t>
+            </w:r>
+          </w:p>
+        </w:tc>
+      </w:tr>
+      <w:tr>
+        <w:tc>
+          <w:tcPr>
+            <w:tcW w:type="dxa" w:w="648"/>
+            <w:tcMar>
+              <w:top w:w="80" w:type="dxa"/>
+              <w:start w:w="120" w:type="dxa"/>
+              <w:bottom w:w="80" w:type="dxa"/>
+              <w:end w:w="120" w:type="dxa"/>
+            </w:tcMar>
+            <w:vAlign w:val="center"/>
+          </w:tcPr>
+          <w:p>
+            <w:r>
+              <w:t>4</w:t>
+            </w:r>
+          </w:p>
+        </w:tc>
+        <w:tc>
+          <w:tcPr>
+            <w:tcW w:type="dxa" w:w="2520"/>
+            <w:tcMar>
+              <w:top w:w="80" w:type="dxa"/>
+              <w:start w:w="120" w:type="dxa"/>
+              <w:bottom w:w="80" w:type="dxa"/>
+              <w:end w:w="120" w:type="dxa"/>
+            </w:tcMar>
+            <w:vAlign w:val="center"/>
+          </w:tcPr>
+          <w:p>
+            <w:r>
+              <w:t>User need and success criteria</w:t>
+            </w:r>
+          </w:p>
+        </w:tc>
+        <w:tc>
+          <w:tcPr>
+            <w:tcW w:type="dxa" w:w="5976"/>
+            <w:tcMar>
+              <w:top w:w="80" w:type="dxa"/>
+              <w:start w:w="120" w:type="dxa"/>
+              <w:bottom w:w="80" w:type="dxa"/>
+              <w:end w:w="120" w:type="dxa"/>
+            </w:tcMar>
+            <w:vAlign w:val="center"/>
+          </w:tcPr>
+          <w:p>
+            <w:r>
+              <w:t>Lesson A: introduce or revise core theory. Lesson B: apply through design, planning, build or testing. Lesson C: document evidence, check quality and respond to feedback. Focus detail: Garden watering problem; user needs; water efficiency; measurable success criteria and folio setup.</w:t>
+            </w:r>
+          </w:p>
+        </w:tc>
+        <w:tc>
+          <w:tcPr>
+            <w:tcW w:type="dxa" w:w="2880"/>
+            <w:tcMar>
+              <w:top w:w="80" w:type="dxa"/>
+              <w:start w:w="120" w:type="dxa"/>
+              <w:bottom w:w="80" w:type="dxa"/>
+              <w:end w:w="120" w:type="dxa"/>
+            </w:tcMar>
+            <w:vAlign w:val="center"/>
+          </w:tcPr>
+          <w:p>
+            <w:r>
+              <w:t>User-need statement, success criteria and folio structure.</w:t>
+            </w:r>
+          </w:p>
+        </w:tc>
+        <w:tc>
+          <w:tcPr>
+            <w:tcW w:type="dxa" w:w="1224"/>
+            <w:tcMar>
+              <w:top w:w="80" w:type="dxa"/>
+              <w:start w:w="120" w:type="dxa"/>
+              <w:bottom w:w="80" w:type="dxa"/>
+              <w:end w:w="120" w:type="dxa"/>
+            </w:tcMar>
+            <w:vAlign w:val="center"/>
+          </w:tcPr>
+          <w:p>
+            <w:r>
+              <w:t>EGT5-COM-01, EGT5-ENV-01</w:t>
+            </w:r>
+          </w:p>
+        </w:tc>
+      </w:tr>
+      <w:tr>
+        <w:tc>
+          <w:tcPr>
+            <w:tcW w:type="dxa" w:w="648"/>
+            <w:tcMar>
+              <w:top w:w="80" w:type="dxa"/>
+              <w:start w:w="120" w:type="dxa"/>
+              <w:bottom w:w="80" w:type="dxa"/>
+              <w:end w:w="120" w:type="dxa"/>
+            </w:tcMar>
+            <w:vAlign w:val="center"/>
+          </w:tcPr>
+          <w:p>
+            <w:r>
+              <w:t>5</w:t>
+            </w:r>
+          </w:p>
+        </w:tc>
+        <w:tc>
+          <w:tcPr>
+            <w:tcW w:type="dxa" w:w="2520"/>
+            <w:tcMar>
+              <w:top w:w="80" w:type="dxa"/>
+              <w:start w:w="120" w:type="dxa"/>
+              <w:bottom w:w="80" w:type="dxa"/>
+              <w:end w:w="120" w:type="dxa"/>
+            </w:tcMar>
+            <w:vAlign w:val="center"/>
+          </w:tcPr>
+          <w:p>
+            <w:r>
+              <w:t>Sensors and actuators</w:t>
+            </w:r>
+          </w:p>
+        </w:tc>
+        <w:tc>
+          <w:tcPr>
+            <w:tcW w:type="dxa" w:w="5976"/>
+            <w:tcMar>
+              <w:top w:w="80" w:type="dxa"/>
+              <w:start w:w="120" w:type="dxa"/>
+              <w:bottom w:w="80" w:type="dxa"/>
+              <w:end w:w="120" w:type="dxa"/>
+            </w:tcMar>
+            <w:vAlign w:val="center"/>
+          </w:tcPr>
+          <w:p>
+            <w:r>
+              <w:t>Lesson A: introduce or revise core theory. Lesson B: apply through design, planning, build or testing. Lesson C: document evidence, check quality and respond to feedback. Focus detail: Moisture/rain sensors, switches, solenoids, pumps, indicators, relays and controllers.</w:t>
+            </w:r>
+          </w:p>
+        </w:tc>
+        <w:tc>
+          <w:tcPr>
+            <w:tcW w:type="dxa" w:w="2880"/>
+            <w:tcMar>
+              <w:top w:w="80" w:type="dxa"/>
+              <w:start w:w="120" w:type="dxa"/>
+              <w:bottom w:w="80" w:type="dxa"/>
+              <w:end w:w="120" w:type="dxa"/>
+            </w:tcMar>
+            <w:vAlign w:val="center"/>
+          </w:tcPr>
+          <w:p>
+            <w:r>
+              <w:t>Component comparison table and annotated component sketch.</w:t>
+            </w:r>
+          </w:p>
+        </w:tc>
+        <w:tc>
+          <w:tcPr>
+            <w:tcW w:type="dxa" w:w="1224"/>
+            <w:tcMar>
+              <w:top w:w="80" w:type="dxa"/>
+              <w:start w:w="120" w:type="dxa"/>
+              <w:bottom w:w="80" w:type="dxa"/>
+              <w:end w:w="120" w:type="dxa"/>
+            </w:tcMar>
+            <w:vAlign w:val="center"/>
+          </w:tcPr>
+          <w:p>
+            <w:r>
+              <w:t>EGT5-USE-01, EGT5-MEA-01, EGT5-EVL-01</w:t>
+            </w:r>
+          </w:p>
+        </w:tc>
+      </w:tr>
+      <w:tr>
+        <w:tc>
+          <w:tcPr>
+            <w:tcW w:type="dxa" w:w="648"/>
+            <w:tcMar>
+              <w:top w:w="80" w:type="dxa"/>
+              <w:start w:w="120" w:type="dxa"/>
+              <w:bottom w:w="80" w:type="dxa"/>
+              <w:end w:w="120" w:type="dxa"/>
+            </w:tcMar>
+            <w:vAlign w:val="center"/>
+          </w:tcPr>
+          <w:p>
+            <w:r>
+              <w:t>6</w:t>
+            </w:r>
+          </w:p>
+        </w:tc>
+        <w:tc>
+          <w:tcPr>
+            <w:tcW w:type="dxa" w:w="2520"/>
+            <w:tcMar>
+              <w:top w:w="80" w:type="dxa"/>
+              <w:start w:w="120" w:type="dxa"/>
+              <w:bottom w:w="80" w:type="dxa"/>
+              <w:end w:w="120" w:type="dxa"/>
+            </w:tcMar>
+            <w:vAlign w:val="center"/>
+          </w:tcPr>
+          <w:p>
+            <w:r>
+              <w:t>IPO diagrams and system vocabulary</w:t>
+            </w:r>
+          </w:p>
+        </w:tc>
+        <w:tc>
+          <w:tcPr>
+            <w:tcW w:type="dxa" w:w="5976"/>
+            <w:tcMar>
+              <w:top w:w="80" w:type="dxa"/>
+              <w:start w:w="120" w:type="dxa"/>
+              <w:bottom w:w="80" w:type="dxa"/>
+              <w:end w:w="120" w:type="dxa"/>
+            </w:tcMar>
+            <w:vAlign w:val="center"/>
+          </w:tcPr>
+          <w:p>
+            <w:r>
+              <w:t>Lesson A: introduce or revise core theory. Lesson B: apply through design, planning, build or testing. Lesson C: document evidence, check quality and respond to feedback. Focus detail: System boundaries; block diagrams; feedback examples; control-system language used in context.</w:t>
+            </w:r>
+          </w:p>
+        </w:tc>
+        <w:tc>
+          <w:tcPr>
+            <w:tcW w:type="dxa" w:w="2880"/>
+            <w:tcMar>
+              <w:top w:w="80" w:type="dxa"/>
+              <w:start w:w="120" w:type="dxa"/>
+              <w:bottom w:w="80" w:type="dxa"/>
+              <w:end w:w="120" w:type="dxa"/>
+            </w:tcMar>
+            <w:vAlign w:val="center"/>
+          </w:tcPr>
+          <w:p>
+            <w:r>
+              <w:t>Block diagram and glossary entries.</w:t>
+            </w:r>
+          </w:p>
+        </w:tc>
+        <w:tc>
+          <w:tcPr>
+            <w:tcW w:type="dxa" w:w="1224"/>
+            <w:tcMar>
+              <w:top w:w="80" w:type="dxa"/>
+              <w:start w:w="120" w:type="dxa"/>
+              <w:bottom w:w="80" w:type="dxa"/>
+              <w:end w:w="120" w:type="dxa"/>
+            </w:tcMar>
+            <w:vAlign w:val="center"/>
+          </w:tcPr>
+          <w:p>
+            <w:r>
+              <w:t>EGT5-COM-01, EGT5-IVT-01</w:t>
+            </w:r>
+          </w:p>
+        </w:tc>
+      </w:tr>
+      <w:tr>
+        <w:tc>
+          <w:tcPr>
+            <w:tcW w:type="dxa" w:w="648"/>
+            <w:tcMar>
+              <w:top w:w="80" w:type="dxa"/>
+              <w:start w:w="120" w:type="dxa"/>
+              <w:bottom w:w="80" w:type="dxa"/>
+              <w:end w:w="120" w:type="dxa"/>
+            </w:tcMar>
+            <w:vAlign w:val="center"/>
+          </w:tcPr>
+          <w:p>
+            <w:r>
+              <w:t>7</w:t>
+            </w:r>
+          </w:p>
+        </w:tc>
+        <w:tc>
+          <w:tcPr>
+            <w:tcW w:type="dxa" w:w="2520"/>
+            <w:tcMar>
+              <w:top w:w="80" w:type="dxa"/>
+              <w:start w:w="120" w:type="dxa"/>
+              <w:bottom w:w="80" w:type="dxa"/>
+              <w:end w:w="120" w:type="dxa"/>
+            </w:tcMar>
+            <w:vAlign w:val="center"/>
+          </w:tcPr>
+          <w:p>
+            <w:r>
+              <w:t>Algorithms and control logic</w:t>
+            </w:r>
+          </w:p>
+        </w:tc>
+        <w:tc>
+          <w:tcPr>
+            <w:tcW w:type="dxa" w:w="5976"/>
+            <w:tcMar>
+              <w:top w:w="80" w:type="dxa"/>
+              <w:start w:w="120" w:type="dxa"/>
+              <w:bottom w:w="80" w:type="dxa"/>
+              <w:end w:w="120" w:type="dxa"/>
+            </w:tcMar>
+            <w:vAlign w:val="center"/>
+          </w:tcPr>
+          <w:p>
+            <w:r>
+              <w:t>Lesson A: introduce or revise core theory. Lesson B: apply through design, planning, build or testing. Lesson C: document evidence, check quality and respond to feedback. Focus detail: Flowchart or pseudocode; watering decisions; trigger thresholds; timing and reset logic.</w:t>
+            </w:r>
+          </w:p>
+        </w:tc>
+        <w:tc>
+          <w:tcPr>
+            <w:tcW w:type="dxa" w:w="2880"/>
+            <w:tcMar>
+              <w:top w:w="80" w:type="dxa"/>
+              <w:start w:w="120" w:type="dxa"/>
+              <w:bottom w:w="80" w:type="dxa"/>
+              <w:end w:w="120" w:type="dxa"/>
+            </w:tcMar>
+            <w:vAlign w:val="center"/>
+          </w:tcPr>
+          <w:p>
+            <w:r>
+              <w:t>Algorithm or flowchart with teacher feedback.</w:t>
+            </w:r>
+          </w:p>
+        </w:tc>
+        <w:tc>
+          <w:tcPr>
+            <w:tcW w:type="dxa" w:w="1224"/>
+            <w:tcMar>
+              <w:top w:w="80" w:type="dxa"/>
+              <w:start w:w="120" w:type="dxa"/>
+              <w:bottom w:w="80" w:type="dxa"/>
+              <w:end w:w="120" w:type="dxa"/>
+            </w:tcMar>
+            <w:vAlign w:val="center"/>
+          </w:tcPr>
+          <w:p>
+            <w:r>
+              <w:t>EGT5-GRP-01, EGT5-COM-01</w:t>
+            </w:r>
+          </w:p>
+        </w:tc>
+      </w:tr>
+      <w:tr>
+        <w:tc>
+          <w:tcPr>
+            <w:tcW w:type="dxa" w:w="648"/>
+            <w:tcMar>
+              <w:top w:w="80" w:type="dxa"/>
+              <w:start w:w="120" w:type="dxa"/>
+              <w:bottom w:w="80" w:type="dxa"/>
+              <w:end w:w="120" w:type="dxa"/>
+            </w:tcMar>
+            <w:vAlign w:val="center"/>
+          </w:tcPr>
+          <w:p>
+            <w:r>
+              <w:t>8</w:t>
+            </w:r>
+          </w:p>
+        </w:tc>
+        <w:tc>
+          <w:tcPr>
+            <w:tcW w:type="dxa" w:w="2520"/>
+            <w:tcMar>
+              <w:top w:w="80" w:type="dxa"/>
+              <w:start w:w="120" w:type="dxa"/>
+              <w:bottom w:w="80" w:type="dxa"/>
+              <w:end w:w="120" w:type="dxa"/>
+            </w:tcMar>
+            <w:vAlign w:val="center"/>
+          </w:tcPr>
+          <w:p>
+            <w:r>
+              <w:t>Component research and safe test sequence</w:t>
+            </w:r>
+          </w:p>
+        </w:tc>
+        <w:tc>
+          <w:tcPr>
+            <w:tcW w:type="dxa" w:w="5976"/>
+            <w:tcMar>
+              <w:top w:w="80" w:type="dxa"/>
+              <w:start w:w="120" w:type="dxa"/>
+              <w:bottom w:w="80" w:type="dxa"/>
+              <w:end w:w="120" w:type="dxa"/>
+            </w:tcMar>
+            <w:vAlign w:val="center"/>
+          </w:tcPr>
+          <w:p>
+            <w:r>
+              <w:t>Lesson A: introduce or revise core theory. Lesson B: apply through design, planning, build or testing. Lesson C: document evidence, check quality and respond to feedback. Focus detail: Circuit options; pump or valve options; test order; data table design; fault-log setup.</w:t>
+            </w:r>
+          </w:p>
+        </w:tc>
+        <w:tc>
+          <w:tcPr>
+            <w:tcW w:type="dxa" w:w="2880"/>
+            <w:tcMar>
+              <w:top w:w="80" w:type="dxa"/>
+              <w:start w:w="120" w:type="dxa"/>
+              <w:bottom w:w="80" w:type="dxa"/>
+              <w:end w:w="120" w:type="dxa"/>
+            </w:tcMar>
+            <w:vAlign w:val="center"/>
+          </w:tcPr>
+          <w:p>
+            <w:r>
+              <w:t>Research notes, test sequence and draft fault log.</w:t>
+            </w:r>
+          </w:p>
+        </w:tc>
+        <w:tc>
+          <w:tcPr>
+            <w:tcW w:type="dxa" w:w="1224"/>
+            <w:tcMar>
+              <w:top w:w="80" w:type="dxa"/>
+              <w:start w:w="120" w:type="dxa"/>
+              <w:bottom w:w="80" w:type="dxa"/>
+              <w:end w:w="120" w:type="dxa"/>
+            </w:tcMar>
+            <w:vAlign w:val="center"/>
+          </w:tcPr>
+          <w:p>
+            <w:r>
+              <w:t>EGT5-EVL-01, EGT5-SAF-01</w:t>
+            </w:r>
+          </w:p>
+        </w:tc>
+      </w:tr>
+      <w:tr>
+        <w:tc>
+          <w:tcPr>
+            <w:tcW w:type="dxa" w:w="648"/>
+            <w:tcMar>
+              <w:top w:w="80" w:type="dxa"/>
+              <w:start w:w="120" w:type="dxa"/>
+              <w:bottom w:w="80" w:type="dxa"/>
+              <w:end w:w="120" w:type="dxa"/>
+            </w:tcMar>
+            <w:vAlign w:val="center"/>
+          </w:tcPr>
+          <w:p>
+            <w:r>
+              <w:t>9</w:t>
+            </w:r>
+          </w:p>
+        </w:tc>
+        <w:tc>
+          <w:tcPr>
+            <w:tcW w:type="dxa" w:w="2520"/>
+            <w:tcMar>
+              <w:top w:w="80" w:type="dxa"/>
+              <w:start w:w="120" w:type="dxa"/>
+              <w:bottom w:w="80" w:type="dxa"/>
+              <w:end w:w="120" w:type="dxa"/>
+            </w:tcMar>
+            <w:vAlign w:val="center"/>
+          </w:tcPr>
+          <w:p>
+            <w:r>
+              <w:t>Concept sketching</w:t>
+            </w:r>
+          </w:p>
+        </w:tc>
+        <w:tc>
+          <w:tcPr>
+            <w:tcW w:type="dxa" w:w="5976"/>
+            <w:tcMar>
+              <w:top w:w="80" w:type="dxa"/>
+              <w:start w:w="120" w:type="dxa"/>
+              <w:bottom w:w="80" w:type="dxa"/>
+              <w:end w:w="120" w:type="dxa"/>
+            </w:tcMar>
+            <w:vAlign w:val="center"/>
+          </w:tcPr>
+          <w:p>
+            <w:r>
+              <w:t>Lesson A: introduce or revise core theory. Lesson B: apply through design, planning, build or testing. Lesson C: document evidence, check quality and respond to feedback. Focus detail: Reservoir, tubing, plant area, sensor position, controller location and dry electronics zone.</w:t>
+            </w:r>
+          </w:p>
+        </w:tc>
+        <w:tc>
+          <w:tcPr>
+            <w:tcW w:type="dxa" w:w="2880"/>
+            <w:tcMar>
+              <w:top w:w="80" w:type="dxa"/>
+              <w:start w:w="120" w:type="dxa"/>
+              <w:bottom w:w="80" w:type="dxa"/>
+              <w:end w:w="120" w:type="dxa"/>
+            </w:tcMar>
+            <w:vAlign w:val="center"/>
+          </w:tcPr>
+          <w:p>
+            <w:r>
+              <w:t>Two concept sketches with annotations.</w:t>
+            </w:r>
+          </w:p>
+        </w:tc>
+        <w:tc>
+          <w:tcPr>
+            <w:tcW w:type="dxa" w:w="1224"/>
+            <w:tcMar>
+              <w:top w:w="80" w:type="dxa"/>
+              <w:start w:w="120" w:type="dxa"/>
+              <w:bottom w:w="80" w:type="dxa"/>
+              <w:end w:w="120" w:type="dxa"/>
+            </w:tcMar>
+            <w:vAlign w:val="center"/>
+          </w:tcPr>
+          <w:p>
+            <w:r>
+              <w:t>EGT5-GRP-01, EGT5-COM-01</w:t>
+            </w:r>
+          </w:p>
+        </w:tc>
+      </w:tr>
+      <w:tr>
+        <w:tc>
+          <w:tcPr>
+            <w:tcW w:type="dxa" w:w="648"/>
+            <w:tcMar>
+              <w:top w:w="80" w:type="dxa"/>
+              <w:start w:w="120" w:type="dxa"/>
+              <w:bottom w:w="80" w:type="dxa"/>
+              <w:end w:w="120" w:type="dxa"/>
+            </w:tcMar>
+            <w:vAlign w:val="center"/>
+          </w:tcPr>
+          <w:p>
+            <w:r>
+              <w:t>10</w:t>
+            </w:r>
+          </w:p>
+        </w:tc>
+        <w:tc>
+          <w:tcPr>
+            <w:tcW w:type="dxa" w:w="2520"/>
+            <w:tcMar>
+              <w:top w:w="80" w:type="dxa"/>
+              <w:start w:w="120" w:type="dxa"/>
+              <w:bottom w:w="80" w:type="dxa"/>
+              <w:end w:w="120" w:type="dxa"/>
+            </w:tcMar>
+            <w:vAlign w:val="center"/>
+          </w:tcPr>
+          <w:p>
+            <w:r>
+              <w:t>Final design selection</w:t>
+            </w:r>
+          </w:p>
+        </w:tc>
+        <w:tc>
+          <w:tcPr>
+            <w:tcW w:type="dxa" w:w="5976"/>
+            <w:tcMar>
+              <w:top w:w="80" w:type="dxa"/>
+              <w:start w:w="120" w:type="dxa"/>
+              <w:bottom w:w="80" w:type="dxa"/>
+              <w:end w:w="120" w:type="dxa"/>
+            </w:tcMar>
+            <w:vAlign w:val="center"/>
+          </w:tcPr>
+          <w:p>
+            <w:r>
+              <w:t>Lesson A: introduce or revise core theory. Lesson B: apply through design, planning, build or testing. Lesson C: document evidence, check quality and respond to feedback. Focus detail: Compare concepts; choose final layout; labelled drawing; circuit/wiring plan; irrigation layout.</w:t>
+            </w:r>
+          </w:p>
+        </w:tc>
+        <w:tc>
+          <w:tcPr>
+            <w:tcW w:type="dxa" w:w="2880"/>
+            <w:tcMar>
+              <w:top w:w="80" w:type="dxa"/>
+              <w:start w:w="120" w:type="dxa"/>
+              <w:bottom w:w="80" w:type="dxa"/>
+              <w:end w:w="120" w:type="dxa"/>
+            </w:tcMar>
+            <w:vAlign w:val="center"/>
+          </w:tcPr>
+          <w:p>
+            <w:r>
+              <w:t>Selected concept, justification and labelled final design.</w:t>
+            </w:r>
+          </w:p>
+        </w:tc>
+        <w:tc>
+          <w:tcPr>
+            <w:tcW w:type="dxa" w:w="1224"/>
+            <w:tcMar>
+              <w:top w:w="80" w:type="dxa"/>
+              <w:start w:w="120" w:type="dxa"/>
+              <w:bottom w:w="80" w:type="dxa"/>
+              <w:end w:w="120" w:type="dxa"/>
+            </w:tcMar>
+            <w:vAlign w:val="center"/>
+          </w:tcPr>
+          <w:p>
+            <w:r>
+              <w:t>EGT5-GRP-01, EGT5-EVL-01</w:t>
+            </w:r>
+          </w:p>
+        </w:tc>
+      </w:tr>
+      <w:tr>
+        <w:tc>
+          <w:tcPr>
+            <w:tcW w:type="dxa" w:w="648"/>
+            <w:tcMar>
+              <w:top w:w="80" w:type="dxa"/>
+              <w:start w:w="120" w:type="dxa"/>
+              <w:bottom w:w="80" w:type="dxa"/>
+              <w:end w:w="120" w:type="dxa"/>
+            </w:tcMar>
+            <w:vAlign w:val="center"/>
+          </w:tcPr>
+          <w:p>
+            <w:r>
+              <w:t>11</w:t>
+            </w:r>
+          </w:p>
+        </w:tc>
+        <w:tc>
+          <w:tcPr>
+            <w:tcW w:type="dxa" w:w="2520"/>
+            <w:tcMar>
+              <w:top w:w="80" w:type="dxa"/>
+              <w:start w:w="120" w:type="dxa"/>
+              <w:bottom w:w="80" w:type="dxa"/>
+              <w:end w:w="120" w:type="dxa"/>
+            </w:tcMar>
+            <w:vAlign w:val="center"/>
+          </w:tcPr>
+          <w:p>
+            <w:r>
+              <w:t>Build planning and approval</w:t>
+            </w:r>
+          </w:p>
+        </w:tc>
+        <w:tc>
+          <w:tcPr>
+            <w:tcW w:type="dxa" w:w="5976"/>
+            <w:tcMar>
+              <w:top w:w="80" w:type="dxa"/>
+              <w:start w:w="120" w:type="dxa"/>
+              <w:bottom w:w="80" w:type="dxa"/>
+              <w:end w:w="120" w:type="dxa"/>
+            </w:tcMar>
+            <w:vAlign w:val="center"/>
+          </w:tcPr>
+          <w:p>
+            <w:r>
+              <w:t>Lesson A: introduce or revise core theory. Lesson B: apply through design, planning, build or testing. Lesson C: document evidence, check quality and respond to feedback. Focus detail: Materials/component list; tools; step-by-step build sequence; updated risk controls; teacher approval.</w:t>
+            </w:r>
+          </w:p>
+        </w:tc>
+        <w:tc>
+          <w:tcPr>
+            <w:tcW w:type="dxa" w:w="2880"/>
+            <w:tcMar>
+              <w:top w:w="80" w:type="dxa"/>
+              <w:start w:w="120" w:type="dxa"/>
+              <w:bottom w:w="80" w:type="dxa"/>
+              <w:end w:w="120" w:type="dxa"/>
+            </w:tcMar>
+            <w:vAlign w:val="center"/>
+          </w:tcPr>
+          <w:p>
+            <w:r>
+              <w:t>Build plan, component list and approval checkpoint.</w:t>
+            </w:r>
+          </w:p>
+        </w:tc>
+        <w:tc>
+          <w:tcPr>
+            <w:tcW w:type="dxa" w:w="1224"/>
+            <w:tcMar>
+              <w:top w:w="80" w:type="dxa"/>
+              <w:start w:w="120" w:type="dxa"/>
+              <w:bottom w:w="80" w:type="dxa"/>
+              <w:end w:w="120" w:type="dxa"/>
+            </w:tcMar>
+            <w:vAlign w:val="center"/>
+          </w:tcPr>
+          <w:p>
+            <w:r>
+              <w:t>EGT5-SAF-01, EGT5-COM-01</w:t>
+            </w:r>
+          </w:p>
+        </w:tc>
+      </w:tr>
+      <w:tr>
+        <w:tc>
+          <w:tcPr>
+            <w:tcW w:type="dxa" w:w="648"/>
+            <w:tcMar>
+              <w:top w:w="80" w:type="dxa"/>
+              <w:start w:w="120" w:type="dxa"/>
+              <w:bottom w:w="80" w:type="dxa"/>
+              <w:end w:w="120" w:type="dxa"/>
+            </w:tcMar>
+            <w:vAlign w:val="center"/>
+          </w:tcPr>
+          <w:p>
+            <w:r>
+              <w:t>12</w:t>
+            </w:r>
+          </w:p>
+        </w:tc>
+        <w:tc>
+          <w:tcPr>
+            <w:tcW w:type="dxa" w:w="2520"/>
+            <w:tcMar>
+              <w:top w:w="80" w:type="dxa"/>
+              <w:start w:w="120" w:type="dxa"/>
+              <w:bottom w:w="80" w:type="dxa"/>
+              <w:end w:w="120" w:type="dxa"/>
+            </w:tcMar>
+            <w:vAlign w:val="center"/>
+          </w:tcPr>
+          <w:p>
+            <w:r>
+              <w:t>Testing preparation</w:t>
+            </w:r>
+          </w:p>
+        </w:tc>
+        <w:tc>
+          <w:tcPr>
+            <w:tcW w:type="dxa" w:w="5976"/>
+            <w:tcMar>
+              <w:top w:w="80" w:type="dxa"/>
+              <w:start w:w="120" w:type="dxa"/>
+              <w:bottom w:w="80" w:type="dxa"/>
+              <w:end w:w="120" w:type="dxa"/>
+            </w:tcMar>
+            <w:vAlign w:val="center"/>
+          </w:tcPr>
+          <w:p>
+            <w:r>
+              <w:t>Lesson A: introduce or revise core theory. Lesson B: apply through design, planning, build or testing. Lesson C: document evidence, check quality and respond to feedback. Focus detail: Testing tables; performance measures; response time; water delivered; folio evidence checklist.</w:t>
+            </w:r>
+          </w:p>
+        </w:tc>
+        <w:tc>
+          <w:tcPr>
+            <w:tcW w:type="dxa" w:w="2880"/>
+            <w:tcMar>
+              <w:top w:w="80" w:type="dxa"/>
+              <w:start w:w="120" w:type="dxa"/>
+              <w:bottom w:w="80" w:type="dxa"/>
+              <w:end w:w="120" w:type="dxa"/>
+            </w:tcMar>
+            <w:vAlign w:val="center"/>
+          </w:tcPr>
+          <w:p>
+            <w:r>
+              <w:t>Test tables, evidence checklist and prototype setup plan.</w:t>
+            </w:r>
+          </w:p>
+        </w:tc>
+        <w:tc>
+          <w:tcPr>
+            <w:tcW w:type="dxa" w:w="1224"/>
+            <w:tcMar>
+              <w:top w:w="80" w:type="dxa"/>
+              <w:start w:w="120" w:type="dxa"/>
+              <w:bottom w:w="80" w:type="dxa"/>
+              <w:end w:w="120" w:type="dxa"/>
+            </w:tcMar>
+            <w:vAlign w:val="center"/>
+          </w:tcPr>
+          <w:p>
+            <w:r>
+              <w:t>EGT5-MEA-01, EGT5-EVL-01</w:t>
+            </w:r>
+          </w:p>
+        </w:tc>
+      </w:tr>
+      <w:tr>
+        <w:tc>
+          <w:tcPr>
+            <w:tcW w:type="dxa" w:w="648"/>
+            <w:tcMar>
+              <w:top w:w="80" w:type="dxa"/>
+              <w:start w:w="120" w:type="dxa"/>
+              <w:bottom w:w="80" w:type="dxa"/>
+              <w:end w:w="120" w:type="dxa"/>
+            </w:tcMar>
+            <w:vAlign w:val="center"/>
+          </w:tcPr>
+          <w:p>
+            <w:r>
+              <w:t>13</w:t>
+            </w:r>
+          </w:p>
+        </w:tc>
+        <w:tc>
+          <w:tcPr>
+            <w:tcW w:type="dxa" w:w="2520"/>
+            <w:tcMar>
+              <w:top w:w="80" w:type="dxa"/>
+              <w:start w:w="120" w:type="dxa"/>
+              <w:bottom w:w="80" w:type="dxa"/>
+              <w:end w:w="120" w:type="dxa"/>
+            </w:tcMar>
+            <w:vAlign w:val="center"/>
+          </w:tcPr>
+          <w:p>
+            <w:r>
+              <w:t>Water path construction</w:t>
+            </w:r>
+          </w:p>
+        </w:tc>
+        <w:tc>
+          <w:tcPr>
+            <w:tcW w:type="dxa" w:w="5976"/>
+            <w:tcMar>
+              <w:top w:w="80" w:type="dxa"/>
+              <w:start w:w="120" w:type="dxa"/>
+              <w:bottom w:w="80" w:type="dxa"/>
+              <w:end w:w="120" w:type="dxa"/>
+            </w:tcMar>
+            <w:vAlign w:val="center"/>
+          </w:tcPr>
+          <w:p>
+            <w:r>
+              <w:t>Lesson A: introduce or revise core theory. Lesson B: apply through design, planning, build or testing. Lesson C: document evidence, check quality and respond to feedback. Focus detail: Build base, reservoir, tubing route and outlet; leak testing with power disconnected.</w:t>
+            </w:r>
+          </w:p>
+        </w:tc>
+        <w:tc>
+          <w:tcPr>
+            <w:tcW w:type="dxa" w:w="2880"/>
+            <w:tcMar>
+              <w:top w:w="80" w:type="dxa"/>
+              <w:start w:w="120" w:type="dxa"/>
+              <w:bottom w:w="80" w:type="dxa"/>
+              <w:end w:w="120" w:type="dxa"/>
+            </w:tcMar>
+            <w:vAlign w:val="center"/>
+          </w:tcPr>
+          <w:p>
+            <w:r>
+              <w:t>Build log, photos and leak-test record.</w:t>
+            </w:r>
+          </w:p>
+        </w:tc>
+        <w:tc>
+          <w:tcPr>
+            <w:tcW w:type="dxa" w:w="1224"/>
+            <w:tcMar>
+              <w:top w:w="80" w:type="dxa"/>
+              <w:start w:w="120" w:type="dxa"/>
+              <w:bottom w:w="80" w:type="dxa"/>
+              <w:end w:w="120" w:type="dxa"/>
+            </w:tcMar>
+            <w:vAlign w:val="center"/>
+          </w:tcPr>
+          <w:p>
+            <w:r>
+              <w:t>EGT5-SAF-01, EGT5-USE-01, EGT5-MEA-01</w:t>
+            </w:r>
+          </w:p>
+        </w:tc>
+      </w:tr>
+      <w:tr>
+        <w:tc>
+          <w:tcPr>
+            <w:tcW w:type="dxa" w:w="648"/>
+            <w:tcMar>
+              <w:top w:w="80" w:type="dxa"/>
+              <w:start w:w="120" w:type="dxa"/>
+              <w:bottom w:w="80" w:type="dxa"/>
+              <w:end w:w="120" w:type="dxa"/>
+            </w:tcMar>
+            <w:vAlign w:val="center"/>
+          </w:tcPr>
+          <w:p>
+            <w:r>
+              <w:t>14</w:t>
+            </w:r>
+          </w:p>
+        </w:tc>
+        <w:tc>
+          <w:tcPr>
+            <w:tcW w:type="dxa" w:w="2520"/>
+            <w:tcMar>
+              <w:top w:w="80" w:type="dxa"/>
+              <w:start w:w="120" w:type="dxa"/>
+              <w:bottom w:w="80" w:type="dxa"/>
+              <w:end w:w="120" w:type="dxa"/>
+            </w:tcMar>
+            <w:vAlign w:val="center"/>
+          </w:tcPr>
+          <w:p>
+            <w:r>
+              <w:t>Input/control subsystem construction</w:t>
+            </w:r>
+          </w:p>
+        </w:tc>
+        <w:tc>
+          <w:tcPr>
+            <w:tcW w:type="dxa" w:w="5976"/>
+            <w:tcMar>
+              <w:top w:w="80" w:type="dxa"/>
+              <w:start w:w="120" w:type="dxa"/>
+              <w:bottom w:w="80" w:type="dxa"/>
+              <w:end w:w="120" w:type="dxa"/>
+            </w:tcMar>
+            <w:vAlign w:val="center"/>
+          </w:tcPr>
+          <w:p>
+            <w:r>
+              <w:t>Lesson A: introduce or revise core theory. Lesson B: apply through design, planning, build or testing. Lesson C: document evidence, check quality and respond to feedback. Focus detail: Build and check input or switch circuit; wiring checks; test triggering without water flow.</w:t>
+            </w:r>
+          </w:p>
+        </w:tc>
+        <w:tc>
+          <w:tcPr>
+            <w:tcW w:type="dxa" w:w="2880"/>
+            <w:tcMar>
+              <w:top w:w="80" w:type="dxa"/>
+              <w:start w:w="120" w:type="dxa"/>
+              <w:bottom w:w="80" w:type="dxa"/>
+              <w:end w:w="120" w:type="dxa"/>
+            </w:tcMar>
+            <w:vAlign w:val="center"/>
+          </w:tcPr>
+          <w:p>
+            <w:r>
+              <w:t>Input test data, wiring photo or diagram and troubleshooting notes.</w:t>
+            </w:r>
+          </w:p>
+        </w:tc>
+        <w:tc>
+          <w:tcPr>
+            <w:tcW w:type="dxa" w:w="1224"/>
+            <w:tcMar>
+              <w:top w:w="80" w:type="dxa"/>
+              <w:start w:w="120" w:type="dxa"/>
+              <w:bottom w:w="80" w:type="dxa"/>
+              <w:end w:w="120" w:type="dxa"/>
+            </w:tcMar>
+            <w:vAlign w:val="center"/>
+          </w:tcPr>
+          <w:p>
+            <w:r>
+              <w:t>EGT5-SAF-01, EGT5-MEA-01</w:t>
+            </w:r>
+          </w:p>
+        </w:tc>
+      </w:tr>
+      <w:tr>
+        <w:tc>
+          <w:tcPr>
+            <w:tcW w:type="dxa" w:w="648"/>
+            <w:tcMar>
+              <w:top w:w="80" w:type="dxa"/>
+              <w:start w:w="120" w:type="dxa"/>
+              <w:bottom w:w="80" w:type="dxa"/>
+              <w:end w:w="120" w:type="dxa"/>
+            </w:tcMar>
+            <w:vAlign w:val="center"/>
+          </w:tcPr>
+          <w:p>
+            <w:r>
+              <w:t>15</w:t>
+            </w:r>
+          </w:p>
+        </w:tc>
+        <w:tc>
+          <w:tcPr>
+            <w:tcW w:type="dxa" w:w="2520"/>
+            <w:tcMar>
+              <w:top w:w="80" w:type="dxa"/>
+              <w:start w:w="120" w:type="dxa"/>
+              <w:bottom w:w="80" w:type="dxa"/>
+              <w:end w:w="120" w:type="dxa"/>
+            </w:tcMar>
+            <w:vAlign w:val="center"/>
+          </w:tcPr>
+          <w:p>
+            <w:r>
+              <w:t>Output subsystem testing</w:t>
+            </w:r>
+          </w:p>
+        </w:tc>
+        <w:tc>
+          <w:tcPr>
+            <w:tcW w:type="dxa" w:w="5976"/>
+            <w:tcMar>
+              <w:top w:w="80" w:type="dxa"/>
+              <w:start w:w="120" w:type="dxa"/>
+              <w:bottom w:w="80" w:type="dxa"/>
+              <w:end w:w="120" w:type="dxa"/>
+            </w:tcMar>
+            <w:vAlign w:val="center"/>
+          </w:tcPr>
+          <w:p>
+            <w:r>
+              <w:t>Lesson A: introduce or revise core theory. Lesson B: apply through design, planning, build or testing. Lesson C: document evidence, check quality and respond to feedback. Focus detail: Connect pump or valve; short subsystem tests; water delivery check; teacher checkpoint.</w:t>
+            </w:r>
+          </w:p>
+        </w:tc>
+        <w:tc>
+          <w:tcPr>
+            <w:tcW w:type="dxa" w:w="2880"/>
+            <w:tcMar>
+              <w:top w:w="80" w:type="dxa"/>
+              <w:start w:w="120" w:type="dxa"/>
+              <w:bottom w:w="80" w:type="dxa"/>
+              <w:end w:w="120" w:type="dxa"/>
+            </w:tcMar>
+            <w:vAlign w:val="center"/>
+          </w:tcPr>
+          <w:p>
+            <w:r>
+              <w:t>Output test data and teacher check record.</w:t>
+            </w:r>
+          </w:p>
+        </w:tc>
+        <w:tc>
+          <w:tcPr>
+            <w:tcW w:type="dxa" w:w="1224"/>
+            <w:tcMar>
+              <w:top w:w="80" w:type="dxa"/>
+              <w:start w:w="120" w:type="dxa"/>
+              <w:bottom w:w="80" w:type="dxa"/>
+              <w:end w:w="120" w:type="dxa"/>
+            </w:tcMar>
+            <w:vAlign w:val="center"/>
+          </w:tcPr>
+          <w:p>
+            <w:r>
+              <w:t>EGT5-SAF-01, EGT5-EVL-01</w:t>
+            </w:r>
+          </w:p>
+        </w:tc>
+      </w:tr>
+      <w:tr>
+        <w:tc>
+          <w:tcPr>
+            <w:tcW w:type="dxa" w:w="648"/>
+            <w:tcMar>
+              <w:top w:w="80" w:type="dxa"/>
+              <w:start w:w="120" w:type="dxa"/>
+              <w:bottom w:w="80" w:type="dxa"/>
+              <w:end w:w="120" w:type="dxa"/>
+            </w:tcMar>
+            <w:vAlign w:val="center"/>
+          </w:tcPr>
+          <w:p>
+            <w:r>
+              <w:t>16</w:t>
+            </w:r>
+          </w:p>
+        </w:tc>
+        <w:tc>
+          <w:tcPr>
+            <w:tcW w:type="dxa" w:w="2520"/>
+            <w:tcMar>
+              <w:top w:w="80" w:type="dxa"/>
+              <w:start w:w="120" w:type="dxa"/>
+              <w:bottom w:w="80" w:type="dxa"/>
+              <w:end w:w="120" w:type="dxa"/>
+            </w:tcMar>
+            <w:vAlign w:val="center"/>
+          </w:tcPr>
+          <w:p>
+            <w:r>
+              <w:t>System integration and fault-finding</w:t>
+            </w:r>
+          </w:p>
+        </w:tc>
+        <w:tc>
+          <w:tcPr>
+            <w:tcW w:type="dxa" w:w="5976"/>
+            <w:tcMar>
+              <w:top w:w="80" w:type="dxa"/>
+              <w:start w:w="120" w:type="dxa"/>
+              <w:bottom w:w="80" w:type="dxa"/>
+              <w:end w:w="120" w:type="dxa"/>
+            </w:tcMar>
+            <w:vAlign w:val="center"/>
+          </w:tcPr>
+          <w:p>
+            <w:r>
+              <w:t>Lesson A: introduce or revise core theory. Lesson B: apply through design, planning, build or testing. Lesson C: document evidence, check quality and respond to feedback. Focus detail: Connect subsystems; diagnose leaks, wiring faults, unreliable triggering or poor delivery.</w:t>
+            </w:r>
+          </w:p>
+        </w:tc>
+        <w:tc>
+          <w:tcPr>
+            <w:tcW w:type="dxa" w:w="2880"/>
+            <w:tcMar>
+              <w:top w:w="80" w:type="dxa"/>
+              <w:start w:w="120" w:type="dxa"/>
+              <w:bottom w:w="80" w:type="dxa"/>
+              <w:end w:w="120" w:type="dxa"/>
+            </w:tcMar>
+            <w:vAlign w:val="center"/>
+          </w:tcPr>
+          <w:p>
+            <w:r>
+              <w:t>Full-system test table and fault log.</w:t>
+            </w:r>
+          </w:p>
+        </w:tc>
+        <w:tc>
+          <w:tcPr>
+            <w:tcW w:type="dxa" w:w="1224"/>
+            <w:tcMar>
+              <w:top w:w="80" w:type="dxa"/>
+              <w:start w:w="120" w:type="dxa"/>
+              <w:bottom w:w="80" w:type="dxa"/>
+              <w:end w:w="120" w:type="dxa"/>
+            </w:tcMar>
+            <w:vAlign w:val="center"/>
+          </w:tcPr>
+          <w:p>
+            <w:r>
+              <w:t>EGT5-EVL-01, EGT5-MEA-01, EGT5-COM-01</w:t>
+            </w:r>
+          </w:p>
+        </w:tc>
+      </w:tr>
+      <w:tr>
+        <w:tc>
+          <w:tcPr>
+            <w:tcW w:type="dxa" w:w="648"/>
+            <w:tcMar>
+              <w:top w:w="80" w:type="dxa"/>
+              <w:start w:w="120" w:type="dxa"/>
+              <w:bottom w:w="80" w:type="dxa"/>
+              <w:end w:w="120" w:type="dxa"/>
+            </w:tcMar>
+            <w:vAlign w:val="center"/>
+          </w:tcPr>
+          <w:p>
+            <w:r>
+              <w:t>17</w:t>
+            </w:r>
+          </w:p>
+        </w:tc>
+        <w:tc>
+          <w:tcPr>
+            <w:tcW w:type="dxa" w:w="2520"/>
+            <w:tcMar>
+              <w:top w:w="80" w:type="dxa"/>
+              <w:start w:w="120" w:type="dxa"/>
+              <w:bottom w:w="80" w:type="dxa"/>
+              <w:end w:w="120" w:type="dxa"/>
+            </w:tcMar>
+            <w:vAlign w:val="center"/>
+          </w:tcPr>
+          <w:p>
+            <w:r>
+              <w:t>Reliability testing</w:t>
+            </w:r>
+          </w:p>
+        </w:tc>
+        <w:tc>
+          <w:tcPr>
+            <w:tcW w:type="dxa" w:w="5976"/>
+            <w:tcMar>
+              <w:top w:w="80" w:type="dxa"/>
+              <w:start w:w="120" w:type="dxa"/>
+              <w:bottom w:w="80" w:type="dxa"/>
+              <w:end w:w="120" w:type="dxa"/>
+            </w:tcMar>
+            <w:vAlign w:val="center"/>
+          </w:tcPr>
+          <w:p>
+            <w:r>
+              <w:t>Lesson A: introduce or revise core theory. Lesson B: apply through design, planning, build or testing. Lesson C: document evidence, check quality and respond to feedback. Focus detail: Repeated test cycles; response time; water delivered; consistency and failure patterns.</w:t>
+            </w:r>
+          </w:p>
+        </w:tc>
+        <w:tc>
+          <w:tcPr>
+            <w:tcW w:type="dxa" w:w="2880"/>
+            <w:tcMar>
+              <w:top w:w="80" w:type="dxa"/>
+              <w:start w:w="120" w:type="dxa"/>
+              <w:bottom w:w="80" w:type="dxa"/>
+              <w:end w:w="120" w:type="dxa"/>
+            </w:tcMar>
+            <w:vAlign w:val="center"/>
+          </w:tcPr>
+          <w:p>
+            <w:r>
+              <w:t>Repeated-test data and reliability notes.</w:t>
+            </w:r>
+          </w:p>
+        </w:tc>
+        <w:tc>
+          <w:tcPr>
+            <w:tcW w:type="dxa" w:w="1224"/>
+            <w:tcMar>
+              <w:top w:w="80" w:type="dxa"/>
+              <w:start w:w="120" w:type="dxa"/>
+              <w:bottom w:w="80" w:type="dxa"/>
+              <w:end w:w="120" w:type="dxa"/>
+            </w:tcMar>
+            <w:vAlign w:val="center"/>
+          </w:tcPr>
+          <w:p>
+            <w:r>
+              <w:t>EGT5-EVL-01, EGT5-MEA-01</w:t>
+            </w:r>
+          </w:p>
+        </w:tc>
+      </w:tr>
+      <w:tr>
+        <w:tc>
+          <w:tcPr>
+            <w:tcW w:type="dxa" w:w="648"/>
+            <w:tcMar>
+              <w:top w:w="80" w:type="dxa"/>
+              <w:start w:w="120" w:type="dxa"/>
+              <w:bottom w:w="80" w:type="dxa"/>
+              <w:end w:w="120" w:type="dxa"/>
+            </w:tcMar>
+            <w:vAlign w:val="center"/>
+          </w:tcPr>
+          <w:p>
+            <w:r>
+              <w:t>18</w:t>
+            </w:r>
+          </w:p>
+        </w:tc>
+        <w:tc>
+          <w:tcPr>
+            <w:tcW w:type="dxa" w:w="2520"/>
+            <w:tcMar>
+              <w:top w:w="80" w:type="dxa"/>
+              <w:start w:w="120" w:type="dxa"/>
+              <w:bottom w:w="80" w:type="dxa"/>
+              <w:end w:w="120" w:type="dxa"/>
+            </w:tcMar>
+            <w:vAlign w:val="center"/>
+          </w:tcPr>
+          <w:p>
+            <w:r>
+              <w:t>Controlled improvements and retesting</w:t>
+            </w:r>
+          </w:p>
+        </w:tc>
+        <w:tc>
+          <w:tcPr>
+            <w:tcW w:type="dxa" w:w="5976"/>
+            <w:tcMar>
+              <w:top w:w="80" w:type="dxa"/>
+              <w:start w:w="120" w:type="dxa"/>
+              <w:bottom w:w="80" w:type="dxa"/>
+              <w:end w:w="120" w:type="dxa"/>
+            </w:tcMar>
+            <w:vAlign w:val="center"/>
+          </w:tcPr>
+          <w:p>
+            <w:r>
+              <w:t>Lesson A: introduce or revise core theory. Lesson B: apply through design, planning, build or testing. Lesson C: document evidence, check quality and respond to feedback. Focus detail: Modify one variable at a time; retest; compare before and after results.</w:t>
+            </w:r>
+          </w:p>
+        </w:tc>
+        <w:tc>
+          <w:tcPr>
+            <w:tcW w:type="dxa" w:w="2880"/>
+            <w:tcMar>
+              <w:top w:w="80" w:type="dxa"/>
+              <w:start w:w="120" w:type="dxa"/>
+              <w:bottom w:w="80" w:type="dxa"/>
+              <w:end w:w="120" w:type="dxa"/>
+            </w:tcMar>
+            <w:vAlign w:val="center"/>
+          </w:tcPr>
+          <w:p>
+            <w:r>
+              <w:t>Improvement record and comparison table.</w:t>
+            </w:r>
+          </w:p>
+        </w:tc>
+        <w:tc>
+          <w:tcPr>
+            <w:tcW w:type="dxa" w:w="1224"/>
+            <w:tcMar>
+              <w:top w:w="80" w:type="dxa"/>
+              <w:start w:w="120" w:type="dxa"/>
+              <w:bottom w:w="80" w:type="dxa"/>
+              <w:end w:w="120" w:type="dxa"/>
+            </w:tcMar>
+            <w:vAlign w:val="center"/>
+          </w:tcPr>
+          <w:p>
+            <w:r>
+              <w:t>EGT5-EVL-01, EGT5-COM-01</w:t>
+            </w:r>
+          </w:p>
+        </w:tc>
+      </w:tr>
+      <w:tr>
+        <w:tc>
+          <w:tcPr>
+            <w:tcW w:type="dxa" w:w="648"/>
+            <w:tcMar>
+              <w:top w:w="80" w:type="dxa"/>
+              <w:start w:w="120" w:type="dxa"/>
+              <w:bottom w:w="80" w:type="dxa"/>
+              <w:end w:w="120" w:type="dxa"/>
+            </w:tcMar>
+            <w:vAlign w:val="center"/>
+          </w:tcPr>
+          <w:p>
+            <w:r>
+              <w:t>19</w:t>
+            </w:r>
+          </w:p>
+        </w:tc>
+        <w:tc>
+          <w:tcPr>
+            <w:tcW w:type="dxa" w:w="2520"/>
+            <w:tcMar>
+              <w:top w:w="80" w:type="dxa"/>
+              <w:start w:w="120" w:type="dxa"/>
+              <w:bottom w:w="80" w:type="dxa"/>
+              <w:end w:w="120" w:type="dxa"/>
+            </w:tcMar>
+            <w:vAlign w:val="center"/>
+          </w:tcPr>
+          <w:p>
+            <w:r>
+              <w:t>Sustainability and final performance review</w:t>
+            </w:r>
+          </w:p>
+        </w:tc>
+        <w:tc>
+          <w:tcPr>
+            <w:tcW w:type="dxa" w:w="5976"/>
+            <w:tcMar>
+              <w:top w:w="80" w:type="dxa"/>
+              <w:start w:w="120" w:type="dxa"/>
+              <w:bottom w:w="80" w:type="dxa"/>
+              <w:end w:w="120" w:type="dxa"/>
+            </w:tcMar>
+            <w:vAlign w:val="center"/>
+          </w:tcPr>
+          <w:p>
+            <w:r>
+              <w:t>Lesson A: introduce or revise core theory. Lesson B: apply through design, planning, build or testing. Lesson C: document evidence, check quality and respond to feedback. Focus detail: Water use, material choice, cost, repairability, recycling/reuse and final performance test.</w:t>
+            </w:r>
+          </w:p>
+        </w:tc>
+        <w:tc>
+          <w:tcPr>
+            <w:tcW w:type="dxa" w:w="2880"/>
+            <w:tcMar>
+              <w:top w:w="80" w:type="dxa"/>
+              <w:start w:w="120" w:type="dxa"/>
+              <w:bottom w:w="80" w:type="dxa"/>
+              <w:end w:w="120" w:type="dxa"/>
+            </w:tcMar>
+            <w:vAlign w:val="center"/>
+          </w:tcPr>
+          <w:p>
+            <w:r>
+              <w:t>Sustainability reflection and final test evidence.</w:t>
+            </w:r>
+          </w:p>
+        </w:tc>
+        <w:tc>
+          <w:tcPr>
+            <w:tcW w:type="dxa" w:w="1224"/>
+            <w:tcMar>
+              <w:top w:w="80" w:type="dxa"/>
+              <w:start w:w="120" w:type="dxa"/>
+              <w:bottom w:w="80" w:type="dxa"/>
+              <w:end w:w="120" w:type="dxa"/>
+            </w:tcMar>
+            <w:vAlign w:val="center"/>
+          </w:tcPr>
+          <w:p>
+            <w:r>
+              <w:t>EGT5-ENV-01, EGT5-EVL-01</w:t>
+            </w:r>
+          </w:p>
+        </w:tc>
+      </w:tr>
+      <w:tr>
+        <w:tc>
+          <w:tcPr>
+            <w:tcW w:type="dxa" w:w="648"/>
+            <w:tcMar>
+              <w:top w:w="80" w:type="dxa"/>
+              <w:start w:w="120" w:type="dxa"/>
+              <w:bottom w:w="80" w:type="dxa"/>
+              <w:end w:w="120" w:type="dxa"/>
+            </w:tcMar>
+            <w:vAlign w:val="center"/>
+          </w:tcPr>
+          <w:p>
+            <w:r>
+              <w:t>20</w:t>
+            </w:r>
+          </w:p>
+        </w:tc>
+        <w:tc>
+          <w:tcPr>
+            <w:tcW w:type="dxa" w:w="2520"/>
+            <w:tcMar>
+              <w:top w:w="80" w:type="dxa"/>
+              <w:start w:w="120" w:type="dxa"/>
+              <w:bottom w:w="80" w:type="dxa"/>
+              <w:end w:w="120" w:type="dxa"/>
+            </w:tcMar>
+            <w:vAlign w:val="center"/>
+          </w:tcPr>
+          <w:p>
+            <w:r>
+              <w:t>Folio completion, evaluation and reflection</w:t>
+            </w:r>
+          </w:p>
+        </w:tc>
+        <w:tc>
+          <w:tcPr>
+            <w:tcW w:type="dxa" w:w="5976"/>
+            <w:tcMar>
+              <w:top w:w="80" w:type="dxa"/>
+              <w:start w:w="120" w:type="dxa"/>
+              <w:bottom w:w="80" w:type="dxa"/>
+              <w:end w:w="120" w:type="dxa"/>
+            </w:tcMar>
+            <w:vAlign w:val="center"/>
+          </w:tcPr>
+          <w:p>
+            <w:r>
+              <w:t>Lesson A: introduce or revise core theory. Lesson B: apply through design, planning, build or testing. Lesson C: document evidence, check quality and respond to feedback. Focus detail: Engineering report structure; peer review; final evaluation; submission and class reflection.</w:t>
+            </w:r>
+          </w:p>
+        </w:tc>
+        <w:tc>
+          <w:tcPr>
+            <w:tcW w:type="dxa" w:w="2880"/>
+            <w:tcMar>
+              <w:top w:w="80" w:type="dxa"/>
+              <w:start w:w="120" w:type="dxa"/>
+              <w:bottom w:w="80" w:type="dxa"/>
+              <w:end w:w="120" w:type="dxa"/>
+            </w:tcMar>
+            <w:vAlign w:val="center"/>
+          </w:tcPr>
+          <w:p>
+            <w:r>
+              <w:t>Completed folio/report and project reflection.</w:t>
+            </w:r>
+          </w:p>
+        </w:tc>
+        <w:tc>
+          <w:tcPr>
+            <w:tcW w:type="dxa" w:w="1224"/>
+            <w:tcMar>
+              <w:top w:w="80" w:type="dxa"/>
+              <w:start w:w="120" w:type="dxa"/>
+              <w:bottom w:w="80" w:type="dxa"/>
+              <w:end w:w="120" w:type="dxa"/>
+            </w:tcMar>
+            <w:vAlign w:val="center"/>
+          </w:tcPr>
+          <w:p>
+            <w:r>
+              <w:t>EGT5-COM-01, EGT5-EVL-01, EGT5-IVT-01</w:t>
+            </w:r>
+          </w:p>
+        </w:tc>
+      </w:tr>
+    </w:tbl>
+    <w:p>
+      <w:pPr>
+        <w:pStyle w:val="Heading1"/>
+      </w:pPr>
+      <w:r>
+        <w:t>Core Resources and Adjustments</w:t>
       </w:r>
     </w:p>
     <w:p>
@@ -53,7 +2282,7 @@
         <w:pStyle w:val="ListBullet"/>
       </w:pPr>
       <w:r>
-        <w:t>EGT5-SAF-01: applies risk management and safe work practices in engineering contexts</w:t>
+        <w:t>Low-voltage power only; teacher-approved controller/relay/circuit option; sensors or switches; pump or solenoid valve; reservoir; tubing; base board; plant-bed tray; measuring cylinder; timer; towels/spill kit and PPE.</w:t>
       </w:r>
     </w:p>
     <w:p>
@@ -61,7 +2290,7 @@
         <w:pStyle w:val="ListBullet"/>
       </w:pPr>
       <w:r>
-        <w:t>EGT5-COM-01: communicates ideas, concepts and solutions for engineering practice</w:t>
+        <w:t>Student scaffolds: IPO diagram, algorithm flowchart, wiring checklist, test data table, fault log, build log and evaluation prompts.</w:t>
       </w:r>
     </w:p>
     <w:p>
@@ -69,7 +2298,7 @@
         <w:pStyle w:val="ListBullet"/>
       </w:pPr>
       <w:r>
-        <w:t>EGT5-EVL-01: investigates and evaluates engineering systems and solutions</w:t>
+        <w:t>Adjustments: provide labelled diagrams, vocabulary banks, partially completed schematics, paired testing roles and simplified teacher-approved circuit options.</w:t>
       </w:r>
     </w:p>
     <w:p>
@@ -77,4196 +2306,12 @@
         <w:pStyle w:val="ListBullet"/>
       </w:pPr>
       <w:r>
-        <w:t>EGT5-IVT-01: explains engineering practices and the influence of technologies used in engineering industries</w:t>
-      </w:r>
-    </w:p>
-    <w:p>
-      <w:pPr>
-        <w:pStyle w:val="ListBullet"/>
-      </w:pPr>
-      <w:r>
-        <w:t>EGT5-GRP-01: develops and applies technical graphics in engineering contexts</w:t>
-      </w:r>
-    </w:p>
-    <w:p>
-      <w:pPr>
-        <w:pStyle w:val="ListBullet"/>
-      </w:pPr>
-      <w:r>
-        <w:t>EGT5-MEA-01: applies mechanical analysis and practical testing to investigate engineering concepts</w:t>
-      </w:r>
-    </w:p>
-    <w:p>
-      <w:pPr>
-        <w:pStyle w:val="ListBullet"/>
-      </w:pPr>
-      <w:r>
-        <w:t>EGT5-USE-01: selects and applies materials for engineering projects</w:t>
-      </w:r>
-    </w:p>
-    <w:p>
-      <w:pPr>
-        <w:pStyle w:val="ListBullet"/>
-      </w:pPr>
-      <w:r>
-        <w:t>EGT5-ENV-01: analyses relationships between engineering design, production and sustainability</w:t>
-      </w:r>
-    </w:p>
-    <w:p>
-      <w:pPr>
-        <w:pStyle w:val="Heading1"/>
-      </w:pPr>
-      <w:r>
-        <w:t>Lesson Sequence</w:t>
-      </w:r>
-    </w:p>
-    <w:p>
-      <w:pPr>
-        <w:pStyle w:val="Heading2"/>
-      </w:pPr>
-      <w:r>
-        <w:t>Week 1 - Launch, WHS and Evidence Setup</w:t>
-      </w:r>
-    </w:p>
-    <w:p>
-      <w:pPr>
-        <w:pStyle w:val="Heading3"/>
-      </w:pPr>
-      <w:r>
-        <w:t>Lesson 1 - Unit Introduction and Water-Control Context (Classroom)</w:t>
-      </w:r>
-    </w:p>
-    <w:p>
-      <w:r>
-        <w:rPr>
-          <w:b/>
-        </w:rPr>
-        <w:t>Learning intention</w:t>
-      </w:r>
-    </w:p>
-    <w:p>
-      <w:pPr>
-        <w:pStyle w:val="ListBullet"/>
-      </w:pPr>
-      <w:r>
-        <w:t>Understand the Water Control System project brief and why automated watering systems are engineered.</w:t>
-      </w:r>
-    </w:p>
-    <w:p>
-      <w:r>
-        <w:rPr>
-          <w:b/>
-        </w:rPr>
-        <w:t>Success criteria</w:t>
-      </w:r>
-    </w:p>
-    <w:p>
-      <w:pPr>
-        <w:pStyle w:val="ListBullet"/>
-      </w:pPr>
-      <w:r>
-        <w:t>I can describe the project problem and user need.</w:t>
-      </w:r>
-    </w:p>
-    <w:p>
-      <w:pPr>
-        <w:pStyle w:val="ListBullet"/>
-      </w:pPr>
-      <w:r>
-        <w:t>I can explain why control systems are used in irrigation.</w:t>
-      </w:r>
-    </w:p>
-    <w:p>
-      <w:r>
-        <w:rPr>
-          <w:b/>
-        </w:rPr>
-        <w:t>Activities</w:t>
-      </w:r>
-    </w:p>
-    <w:p>
-      <w:pPr>
-        <w:pStyle w:val="ListBullet"/>
-      </w:pPr>
-      <w:r>
-        <w:t>Introduce the Water Control System project brief, constraints and folio expectations.</w:t>
-      </w:r>
-    </w:p>
-    <w:p>
-      <w:pPr>
-        <w:pStyle w:val="ListBullet"/>
-      </w:pPr>
-      <w:r>
-        <w:t>Show examples of automatic irrigation, smart garden systems and industrial water-control systems.</w:t>
-      </w:r>
-    </w:p>
-    <w:p>
-      <w:pPr>
-        <w:pStyle w:val="ListBullet"/>
-      </w:pPr>
-      <w:r>
-        <w:t>Class discussion: where does automation improve efficiency, safety or sustainability?</w:t>
-      </w:r>
-    </w:p>
-    <w:p>
-      <w:pPr>
-        <w:pStyle w:val="ListBullet"/>
-      </w:pPr>
-      <w:r>
-        <w:t>Students write a first project brief response and three success criteria.</w:t>
-      </w:r>
-    </w:p>
-    <w:p>
-      <w:r>
-        <w:rPr>
-          <w:b/>
-        </w:rPr>
-        <w:t>Resources</w:t>
-      </w:r>
-    </w:p>
-    <w:p>
-      <w:pPr>
-        <w:pStyle w:val="ListBullet"/>
-      </w:pPr>
-      <w:r>
-        <w:t>Year 10 Term 1 website page.</w:t>
-      </w:r>
-    </w:p>
-    <w:p>
-      <w:pPr>
-        <w:pStyle w:val="ListBullet"/>
-      </w:pPr>
-      <w:r>
-        <w:t>System overview poster.</w:t>
-      </w:r>
-    </w:p>
-    <w:p>
-      <w:pPr>
-        <w:pStyle w:val="ListBullet"/>
-      </w:pPr>
-      <w:r>
-        <w:t>Sample irrigation/control-system images.</w:t>
-      </w:r>
-    </w:p>
-    <w:p>
-      <w:r>
-        <w:rPr>
-          <w:b/>
-        </w:rPr>
-        <w:t>Evidence</w:t>
-      </w:r>
-    </w:p>
-    <w:p>
-      <w:pPr>
-        <w:pStyle w:val="ListBullet"/>
-      </w:pPr>
-      <w:r>
-        <w:t>Project brief response.</w:t>
-      </w:r>
-    </w:p>
-    <w:p>
-      <w:pPr>
-        <w:pStyle w:val="ListBullet"/>
-      </w:pPr>
-      <w:r>
-        <w:t>Student success criteria.</w:t>
-      </w:r>
-    </w:p>
-    <w:p>
-      <w:pPr>
-        <w:pStyle w:val="Heading3"/>
-      </w:pPr>
-      <w:r>
-        <w:t>Lesson 2 - WHS: Water, Electricity and Safe Testing (Workshop/Classroom)</w:t>
-      </w:r>
-    </w:p>
-    <w:p>
-      <w:r>
-        <w:rPr>
-          <w:b/>
-        </w:rPr>
-        <w:t>Learning intention</w:t>
-      </w:r>
-    </w:p>
-    <w:p>
-      <w:pPr>
-        <w:pStyle w:val="ListBullet"/>
-      </w:pPr>
-      <w:r>
-        <w:t>Apply risk management and safe work practices to low-voltage water-control testing.</w:t>
-      </w:r>
-    </w:p>
-    <w:p>
-      <w:r>
-        <w:rPr>
-          <w:b/>
-        </w:rPr>
-        <w:t>Success criteria</w:t>
-      </w:r>
-    </w:p>
-    <w:p>
-      <w:pPr>
-        <w:pStyle w:val="ListBullet"/>
-      </w:pPr>
-      <w:r>
-        <w:t>I can identify hazards in a water-control project.</w:t>
-      </w:r>
-    </w:p>
-    <w:p>
-      <w:pPr>
-        <w:pStyle w:val="ListBullet"/>
-      </w:pPr>
-      <w:r>
-        <w:t>I can propose controls using wet/dry zones and teacher check points.</w:t>
-      </w:r>
-    </w:p>
-    <w:p>
-      <w:r>
-        <w:rPr>
-          <w:b/>
-        </w:rPr>
-        <w:t>Activities</w:t>
-      </w:r>
-    </w:p>
-    <w:p>
-      <w:pPr>
-        <w:pStyle w:val="ListBullet"/>
-      </w:pPr>
-      <w:r>
-        <w:t>Review low-voltage expectations and the no-mains-power rule.</w:t>
-      </w:r>
-    </w:p>
-    <w:p>
-      <w:pPr>
-        <w:pStyle w:val="ListBullet"/>
-      </w:pPr>
-      <w:r>
-        <w:t>Demonstrate wet zone, dry electronics zone, spill response and power-off adjustment routine.</w:t>
-      </w:r>
-    </w:p>
-    <w:p>
-      <w:pPr>
-        <w:pStyle w:val="ListBullet"/>
-      </w:pPr>
-      <w:r>
-        <w:t>Students complete an initial risk-control table.</w:t>
-      </w:r>
-    </w:p>
-    <w:p>
-      <w:pPr>
-        <w:pStyle w:val="ListBullet"/>
-      </w:pPr>
-      <w:r>
-        <w:t>Teacher checks understanding using short safety scenarios.</w:t>
-      </w:r>
-    </w:p>
-    <w:p>
-      <w:r>
-        <w:rPr>
-          <w:b/>
-        </w:rPr>
-        <w:t>Resources</w:t>
-      </w:r>
-    </w:p>
-    <w:p>
-      <w:pPr>
-        <w:pStyle w:val="ListBullet"/>
-      </w:pPr>
-      <w:r>
-        <w:t>Safe test setup poster.</w:t>
-      </w:r>
-    </w:p>
-    <w:p>
-      <w:pPr>
-        <w:pStyle w:val="ListBullet"/>
-      </w:pPr>
-      <w:r>
-        <w:t>WHS checklist.</w:t>
-      </w:r>
-    </w:p>
-    <w:p>
-      <w:pPr>
-        <w:pStyle w:val="ListBullet"/>
-      </w:pPr>
-      <w:r>
-        <w:t>Risk-control template.</w:t>
-      </w:r>
-    </w:p>
-    <w:p>
-      <w:pPr>
-        <w:pStyle w:val="ListBullet"/>
-      </w:pPr>
-      <w:r>
-        <w:t>PPE.</w:t>
-      </w:r>
-    </w:p>
-    <w:p>
-      <w:r>
-        <w:rPr>
-          <w:b/>
-        </w:rPr>
-        <w:t>Evidence</w:t>
-      </w:r>
-    </w:p>
-    <w:p>
-      <w:pPr>
-        <w:pStyle w:val="ListBullet"/>
-      </w:pPr>
-      <w:r>
-        <w:t>Risk-control table.</w:t>
-      </w:r>
-    </w:p>
-    <w:p>
-      <w:pPr>
-        <w:pStyle w:val="ListBullet"/>
-      </w:pPr>
-      <w:r>
-        <w:t>Safe setup sketch.</w:t>
-      </w:r>
-    </w:p>
-    <w:p>
-      <w:pPr>
-        <w:pStyle w:val="Heading3"/>
-      </w:pPr>
-      <w:r>
-        <w:t>Lesson 3 - Workshop Expectations and Evidence Setup (Workshop/Classroom)</w:t>
-      </w:r>
-    </w:p>
-    <w:p>
-      <w:r>
-        <w:rPr>
-          <w:b/>
-        </w:rPr>
-        <w:t>Learning intention</w:t>
-      </w:r>
-    </w:p>
-    <w:p>
-      <w:pPr>
-        <w:pStyle w:val="ListBullet"/>
-      </w:pPr>
-      <w:r>
-        <w:t>Set up the expectations, evidence habits and folio structure for the project.</w:t>
-      </w:r>
-    </w:p>
-    <w:p>
-      <w:r>
-        <w:rPr>
-          <w:b/>
-        </w:rPr>
-        <w:t>Success criteria</w:t>
-      </w:r>
-    </w:p>
-    <w:p>
-      <w:pPr>
-        <w:pStyle w:val="ListBullet"/>
-      </w:pPr>
-      <w:r>
-        <w:t>I can explain workshop expectations for this project.</w:t>
-      </w:r>
-    </w:p>
-    <w:p>
-      <w:pPr>
-        <w:pStyle w:val="ListBullet"/>
-      </w:pPr>
-      <w:r>
-        <w:t>I can identify the evidence I need to collect as I work.</w:t>
-      </w:r>
-    </w:p>
-    <w:p>
-      <w:r>
-        <w:rPr>
-          <w:b/>
-        </w:rPr>
-        <w:t>Activities</w:t>
-      </w:r>
-    </w:p>
-    <w:p>
-      <w:pPr>
-        <w:pStyle w:val="ListBullet"/>
-      </w:pPr>
-      <w:r>
-        <w:t>Review behaviour, tool-use, PPE and clean-up expectations.</w:t>
-      </w:r>
-    </w:p>
-    <w:p>
-      <w:pPr>
-        <w:pStyle w:val="ListBullet"/>
-      </w:pPr>
-      <w:r>
-        <w:t>Walk through the online portfolio workbook and evidence checklist.</w:t>
-      </w:r>
-    </w:p>
-    <w:p>
-      <w:pPr>
-        <w:pStyle w:val="ListBullet"/>
-      </w:pPr>
-      <w:r>
-        <w:t>Students create or open their folio file and set up section headings.</w:t>
-      </w:r>
-    </w:p>
-    <w:p>
-      <w:pPr>
-        <w:pStyle w:val="ListBullet"/>
-      </w:pPr>
-      <w:r>
-        <w:t>Start a project glossary: input, process, output, feedback, sensor, actuator.</w:t>
-      </w:r>
-    </w:p>
-    <w:p>
-      <w:r>
-        <w:rPr>
-          <w:b/>
-        </w:rPr>
-        <w:t>Resources</w:t>
-      </w:r>
-    </w:p>
-    <w:p>
-      <w:pPr>
-        <w:pStyle w:val="ListBullet"/>
-      </w:pPr>
-      <w:r>
-        <w:t>Portfolio workbook.</w:t>
-      </w:r>
-    </w:p>
-    <w:p>
-      <w:pPr>
-        <w:pStyle w:val="ListBullet"/>
-      </w:pPr>
-      <w:r>
-        <w:t>Testing checklist.</w:t>
-      </w:r>
-    </w:p>
-    <w:p>
-      <w:pPr>
-        <w:pStyle w:val="ListBullet"/>
-      </w:pPr>
-      <w:r>
-        <w:t>Website toolkits.</w:t>
-      </w:r>
-    </w:p>
-    <w:p>
-      <w:pPr>
-        <w:pStyle w:val="ListBullet"/>
-      </w:pPr>
-      <w:r>
-        <w:t>Student device or workbook.</w:t>
-      </w:r>
-    </w:p>
-    <w:p>
-      <w:r>
-        <w:rPr>
-          <w:b/>
-        </w:rPr>
-        <w:t>Evidence</w:t>
-      </w:r>
-    </w:p>
-    <w:p>
-      <w:pPr>
-        <w:pStyle w:val="ListBullet"/>
-      </w:pPr>
-      <w:r>
-        <w:t>Folio file started.</w:t>
-      </w:r>
-    </w:p>
-    <w:p>
-      <w:pPr>
-        <w:pStyle w:val="ListBullet"/>
-      </w:pPr>
-      <w:r>
-        <w:t>Glossary started.</w:t>
-      </w:r>
-    </w:p>
-    <w:p>
-      <w:pPr>
-        <w:pStyle w:val="ListBullet"/>
-      </w:pPr>
-      <w:r>
-        <w:t>Teacher observation.</w:t>
-      </w:r>
-    </w:p>
-    <w:p>
-      <w:pPr>
-        <w:pStyle w:val="Heading2"/>
-      </w:pPr>
-      <w:r>
-        <w:t>Week 2 - Control-System Concepts</w:t>
-      </w:r>
-    </w:p>
-    <w:p>
-      <w:pPr>
-        <w:pStyle w:val="Heading3"/>
-      </w:pPr>
-      <w:r>
-        <w:t>Lesson 4 - Input, Control and Output (Classroom)</w:t>
-      </w:r>
-    </w:p>
-    <w:p>
-      <w:r>
-        <w:rPr>
-          <w:b/>
-        </w:rPr>
-        <w:t>Learning intention</w:t>
-      </w:r>
-    </w:p>
-    <w:p>
-      <w:pPr>
-        <w:pStyle w:val="ListBullet"/>
-      </w:pPr>
-      <w:r>
-        <w:t>Use correct terminology to explain the parts of a control system.</w:t>
-      </w:r>
-    </w:p>
-    <w:p>
-      <w:r>
-        <w:rPr>
-          <w:b/>
-        </w:rPr>
-        <w:t>Success criteria</w:t>
-      </w:r>
-    </w:p>
-    <w:p>
-      <w:pPr>
-        <w:pStyle w:val="ListBullet"/>
-      </w:pPr>
-      <w:r>
-        <w:t>I can label input, control/process, output and feedback.</w:t>
-      </w:r>
-    </w:p>
-    <w:p>
-      <w:pPr>
-        <w:pStyle w:val="ListBullet"/>
-      </w:pPr>
-      <w:r>
-        <w:t>I can explain one example of each part in a watering system.</w:t>
-      </w:r>
-    </w:p>
-    <w:p>
-      <w:r>
-        <w:rPr>
-          <w:b/>
-        </w:rPr>
-        <w:t>Activities</w:t>
-      </w:r>
-    </w:p>
-    <w:p>
-      <w:pPr>
-        <w:pStyle w:val="ListBullet"/>
-      </w:pPr>
-      <w:r>
-        <w:t>Direct instruction: input, control/process, output, actuator, sensor and feedback.</w:t>
-      </w:r>
-    </w:p>
-    <w:p>
-      <w:pPr>
-        <w:pStyle w:val="ListBullet"/>
-      </w:pPr>
-      <w:r>
-        <w:t>Students annotate the system overview diagram.</w:t>
-      </w:r>
-    </w:p>
-    <w:p>
-      <w:pPr>
-        <w:pStyle w:val="ListBullet"/>
-      </w:pPr>
-      <w:r>
-        <w:t>Pairs compare manual watering, timed watering and sensor-triggered watering.</w:t>
-      </w:r>
-    </w:p>
-    <w:p>
-      <w:pPr>
-        <w:pStyle w:val="ListBullet"/>
-      </w:pPr>
-      <w:r>
-        <w:t>Exit ticket: explain one input and one output.</w:t>
-      </w:r>
-    </w:p>
-    <w:p>
-      <w:r>
-        <w:rPr>
-          <w:b/>
-        </w:rPr>
-        <w:t>Resources</w:t>
-      </w:r>
-    </w:p>
-    <w:p>
-      <w:pPr>
-        <w:pStyle w:val="ListBullet"/>
-      </w:pPr>
-      <w:r>
-        <w:t>System overview poster.</w:t>
-      </w:r>
-    </w:p>
-    <w:p>
-      <w:pPr>
-        <w:pStyle w:val="ListBullet"/>
-      </w:pPr>
-      <w:r>
-        <w:t>Glossary.</w:t>
-      </w:r>
-    </w:p>
-    <w:p>
-      <w:pPr>
-        <w:pStyle w:val="ListBullet"/>
-      </w:pPr>
-      <w:r>
-        <w:t>Mini whiteboards or notebooks.</w:t>
-      </w:r>
-    </w:p>
-    <w:p>
-      <w:r>
-        <w:rPr>
-          <w:b/>
-        </w:rPr>
-        <w:t>Evidence</w:t>
-      </w:r>
-    </w:p>
-    <w:p>
-      <w:pPr>
-        <w:pStyle w:val="ListBullet"/>
-      </w:pPr>
-      <w:r>
-        <w:t>Annotated IPO diagram.</w:t>
-      </w:r>
-    </w:p>
-    <w:p>
-      <w:pPr>
-        <w:pStyle w:val="ListBullet"/>
-      </w:pPr>
-      <w:r>
-        <w:t>Exit ticket.</w:t>
-      </w:r>
-    </w:p>
-    <w:p>
-      <w:pPr>
-        <w:pStyle w:val="Heading3"/>
-      </w:pPr>
-      <w:r>
-        <w:t>Lesson 5 - Open-loop and Closed-loop Control (Classroom)</w:t>
-      </w:r>
-    </w:p>
-    <w:p>
-      <w:r>
-        <w:rPr>
-          <w:b/>
-        </w:rPr>
-        <w:t>Learning intention</w:t>
-      </w:r>
-    </w:p>
-    <w:p>
-      <w:pPr>
-        <w:pStyle w:val="ListBullet"/>
-      </w:pPr>
-      <w:r>
-        <w:t>Explain the difference between open-loop and closed-loop control in a watering context.</w:t>
-      </w:r>
-    </w:p>
-    <w:p>
-      <w:r>
-        <w:rPr>
-          <w:b/>
-        </w:rPr>
-        <w:t>Success criteria</w:t>
-      </w:r>
-    </w:p>
-    <w:p>
-      <w:pPr>
-        <w:pStyle w:val="ListBullet"/>
-      </w:pPr>
-      <w:r>
-        <w:t>I can compare a timer-only system with a sensor-feedback system.</w:t>
-      </w:r>
-    </w:p>
-    <w:p>
-      <w:pPr>
-        <w:pStyle w:val="ListBullet"/>
-      </w:pPr>
-      <w:r>
-        <w:t>I can explain why feedback can improve water efficiency.</w:t>
-      </w:r>
-    </w:p>
-    <w:p>
-      <w:r>
-        <w:rPr>
-          <w:b/>
-        </w:rPr>
-        <w:t>Activities</w:t>
-      </w:r>
-    </w:p>
-    <w:p>
-      <w:pPr>
-        <w:pStyle w:val="ListBullet"/>
-      </w:pPr>
-      <w:r>
-        <w:t>Teacher models open-loop and closed-loop examples.</w:t>
-      </w:r>
-    </w:p>
-    <w:p>
-      <w:pPr>
-        <w:pStyle w:val="ListBullet"/>
-      </w:pPr>
-      <w:r>
-        <w:t>Students sort system examples into open-loop or closed-loop.</w:t>
-      </w:r>
-    </w:p>
-    <w:p>
-      <w:pPr>
-        <w:pStyle w:val="ListBullet"/>
-      </w:pPr>
-      <w:r>
-        <w:t>Students write a short paragraph explaining which is better for water efficiency and why.</w:t>
-      </w:r>
-    </w:p>
-    <w:p>
-      <w:pPr>
-        <w:pStyle w:val="ListBullet"/>
-      </w:pPr>
-      <w:r>
-        <w:t>Class shares strongest comparison statements.</w:t>
-      </w:r>
-    </w:p>
-    <w:p>
-      <w:r>
-        <w:rPr>
-          <w:b/>
-        </w:rPr>
-        <w:t>Resources</w:t>
-      </w:r>
-    </w:p>
-    <w:p>
-      <w:pPr>
-        <w:pStyle w:val="ListBullet"/>
-      </w:pPr>
-      <w:r>
-        <w:t>Example cards.</w:t>
-      </w:r>
-    </w:p>
-    <w:p>
-      <w:pPr>
-        <w:pStyle w:val="ListBullet"/>
-      </w:pPr>
-      <w:r>
-        <w:t>Flowchart poster.</w:t>
-      </w:r>
-    </w:p>
-    <w:p>
-      <w:pPr>
-        <w:pStyle w:val="ListBullet"/>
-      </w:pPr>
-      <w:r>
-        <w:t>Student notebooks.</w:t>
-      </w:r>
-    </w:p>
-    <w:p>
-      <w:r>
-        <w:rPr>
-          <w:b/>
-        </w:rPr>
-        <w:t>Evidence</w:t>
-      </w:r>
-    </w:p>
-    <w:p>
-      <w:pPr>
-        <w:pStyle w:val="ListBullet"/>
-      </w:pPr>
-      <w:r>
-        <w:t>Open/closed-loop sort.</w:t>
-      </w:r>
-    </w:p>
-    <w:p>
-      <w:pPr>
-        <w:pStyle w:val="ListBullet"/>
-      </w:pPr>
-      <w:r>
-        <w:t>Comparison paragraph.</w:t>
-      </w:r>
-    </w:p>
-    <w:p>
-      <w:pPr>
-        <w:pStyle w:val="Heading3"/>
-      </w:pPr>
-      <w:r>
-        <w:t>Lesson 6 - Control-System Vocabulary and Block Diagrams (Classroom)</w:t>
-      </w:r>
-    </w:p>
-    <w:p>
-      <w:r>
-        <w:rPr>
-          <w:b/>
-        </w:rPr>
-        <w:t>Learning intention</w:t>
-      </w:r>
-    </w:p>
-    <w:p>
-      <w:pPr>
-        <w:pStyle w:val="ListBullet"/>
-      </w:pPr>
-      <w:r>
-        <w:t>Communicate control-system relationships using block diagrams and subject terminology.</w:t>
-      </w:r>
-    </w:p>
-    <w:p>
-      <w:r>
-        <w:rPr>
-          <w:b/>
-        </w:rPr>
-        <w:t>Success criteria</w:t>
-      </w:r>
-    </w:p>
-    <w:p>
-      <w:pPr>
-        <w:pStyle w:val="ListBullet"/>
-      </w:pPr>
-      <w:r>
-        <w:t>I can create a block diagram for a watering system.</w:t>
-      </w:r>
-    </w:p>
-    <w:p>
-      <w:pPr>
-        <w:pStyle w:val="ListBullet"/>
-      </w:pPr>
-      <w:r>
-        <w:t>I can use key control-system terms accurately.</w:t>
-      </w:r>
-    </w:p>
-    <w:p>
-      <w:r>
-        <w:rPr>
-          <w:b/>
-        </w:rPr>
-        <w:t>Activities</w:t>
-      </w:r>
-    </w:p>
-    <w:p>
-      <w:pPr>
-        <w:pStyle w:val="ListBullet"/>
-      </w:pPr>
-      <w:r>
-        <w:t>Model a block diagram: input -&gt; controller -&gt; output -&gt; feedback.</w:t>
-      </w:r>
-    </w:p>
-    <w:p>
-      <w:pPr>
-        <w:pStyle w:val="ListBullet"/>
-      </w:pPr>
-      <w:r>
-        <w:t>Students convert a written system description into a block diagram.</w:t>
-      </w:r>
-    </w:p>
-    <w:p>
-      <w:pPr>
-        <w:pStyle w:val="ListBullet"/>
-      </w:pPr>
-      <w:r>
-        <w:t>Vocabulary check: threshold, actuator, controller, relay, feedback, reliability.</w:t>
-      </w:r>
-    </w:p>
-    <w:p>
-      <w:pPr>
-        <w:pStyle w:val="ListBullet"/>
-      </w:pPr>
-      <w:r>
-        <w:t>Students add a cleaned-up block diagram to the folio.</w:t>
-      </w:r>
-    </w:p>
-    <w:p>
-      <w:r>
-        <w:rPr>
-          <w:b/>
-        </w:rPr>
-        <w:t>Resources</w:t>
-      </w:r>
-    </w:p>
-    <w:p>
-      <w:pPr>
-        <w:pStyle w:val="ListBullet"/>
-      </w:pPr>
-      <w:r>
-        <w:t>Block diagram examples.</w:t>
-      </w:r>
-    </w:p>
-    <w:p>
-      <w:pPr>
-        <w:pStyle w:val="ListBullet"/>
-      </w:pPr>
-      <w:r>
-        <w:t>System overview poster.</w:t>
-      </w:r>
-    </w:p>
-    <w:p>
-      <w:pPr>
-        <w:pStyle w:val="ListBullet"/>
-      </w:pPr>
-      <w:r>
-        <w:t>Portfolio workbook.</w:t>
-      </w:r>
-    </w:p>
-    <w:p>
-      <w:r>
-        <w:rPr>
-          <w:b/>
-        </w:rPr>
-        <w:t>Evidence</w:t>
-      </w:r>
-    </w:p>
-    <w:p>
-      <w:pPr>
-        <w:pStyle w:val="ListBullet"/>
-      </w:pPr>
-      <w:r>
-        <w:t>Block diagram.</w:t>
-      </w:r>
-    </w:p>
-    <w:p>
-      <w:pPr>
-        <w:pStyle w:val="ListBullet"/>
-      </w:pPr>
-      <w:r>
-        <w:t>Vocabulary notes.</w:t>
-      </w:r>
-    </w:p>
-    <w:p>
-      <w:pPr>
-        <w:pStyle w:val="Heading2"/>
-      </w:pPr>
-      <w:r>
-        <w:t>Week 3 - Components, Electricity and Water Path</w:t>
-      </w:r>
-    </w:p>
-    <w:p>
-      <w:pPr>
-        <w:pStyle w:val="Heading3"/>
-      </w:pPr>
-      <w:r>
-        <w:t>Lesson 7 - Electronic and Hydraulic Components (Classroom/Workshop)</w:t>
-      </w:r>
-    </w:p>
-    <w:p>
-      <w:r>
-        <w:rPr>
-          <w:b/>
-        </w:rPr>
-        <w:t>Learning intention</w:t>
-      </w:r>
-    </w:p>
-    <w:p>
-      <w:pPr>
-        <w:pStyle w:val="ListBullet"/>
-      </w:pPr>
-      <w:r>
-        <w:t>Investigate input and output components used in electronic and hydraulic control systems.</w:t>
-      </w:r>
-    </w:p>
-    <w:p>
-      <w:r>
-        <w:rPr>
-          <w:b/>
-        </w:rPr>
-        <w:t>Success criteria</w:t>
-      </w:r>
-    </w:p>
-    <w:p>
-      <w:pPr>
-        <w:pStyle w:val="ListBullet"/>
-      </w:pPr>
-      <w:r>
-        <w:t>I can explain the purpose of a sensor/switch, controller/relay, pump/valve, reservoir and tubing.</w:t>
-      </w:r>
-    </w:p>
-    <w:p>
-      <w:r>
-        <w:rPr>
-          <w:b/>
-        </w:rPr>
-        <w:t>Activities</w:t>
-      </w:r>
-    </w:p>
-    <w:p>
-      <w:pPr>
-        <w:pStyle w:val="ListBullet"/>
-      </w:pPr>
-      <w:r>
-        <w:t>Component handling stations: sensors, switches, relays/controllers, pumps/valves and tubing.</w:t>
-      </w:r>
-    </w:p>
-    <w:p>
-      <w:pPr>
-        <w:pStyle w:val="ListBullet"/>
-      </w:pPr>
-      <w:r>
-        <w:t>Students complete a component purpose table.</w:t>
-      </w:r>
-    </w:p>
-    <w:p>
-      <w:pPr>
-        <w:pStyle w:val="ListBullet"/>
-      </w:pPr>
-      <w:r>
-        <w:t>Teacher demonstration of a safe pump/valve output test without full system connection.</w:t>
-      </w:r>
-    </w:p>
-    <w:p>
-      <w:pPr>
-        <w:pStyle w:val="ListBullet"/>
-      </w:pPr>
-      <w:r>
-        <w:t>Students identify which components are input, control or output.</w:t>
-      </w:r>
-    </w:p>
-    <w:p>
-      <w:r>
-        <w:rPr>
-          <w:b/>
-        </w:rPr>
-        <w:t>Resources</w:t>
-      </w:r>
-    </w:p>
-    <w:p>
-      <w:pPr>
-        <w:pStyle w:val="ListBullet"/>
-      </w:pPr>
-      <w:r>
-        <w:t>Component kit.</w:t>
-      </w:r>
-    </w:p>
-    <w:p>
-      <w:pPr>
-        <w:pStyle w:val="ListBullet"/>
-      </w:pPr>
-      <w:r>
-        <w:t>Sensors/actuators poster.</w:t>
-      </w:r>
-    </w:p>
-    <w:p>
-      <w:pPr>
-        <w:pStyle w:val="ListBullet"/>
-      </w:pPr>
-      <w:r>
-        <w:t>Sample pump/valve setup.</w:t>
-      </w:r>
-    </w:p>
-    <w:p>
-      <w:r>
-        <w:rPr>
-          <w:b/>
-        </w:rPr>
-        <w:t>Evidence</w:t>
-      </w:r>
-    </w:p>
-    <w:p>
-      <w:pPr>
-        <w:pStyle w:val="ListBullet"/>
-      </w:pPr>
-      <w:r>
-        <w:t>Component table.</w:t>
-      </w:r>
-    </w:p>
-    <w:p>
-      <w:pPr>
-        <w:pStyle w:val="ListBullet"/>
-      </w:pPr>
-      <w:r>
-        <w:t>Teacher observation.</w:t>
-      </w:r>
-    </w:p>
-    <w:p>
-      <w:pPr>
-        <w:pStyle w:val="Heading3"/>
-      </w:pPr>
-      <w:r>
-        <w:t>Lesson 8 - Basic Electrical Testing (Workshop/Classroom)</w:t>
-      </w:r>
-    </w:p>
-    <w:p>
-      <w:r>
-        <w:rPr>
-          <w:b/>
-        </w:rPr>
-        <w:t>Learning intention</w:t>
-      </w:r>
-    </w:p>
-    <w:p>
-      <w:pPr>
-        <w:pStyle w:val="ListBullet"/>
-      </w:pPr>
-      <w:r>
-        <w:t>Use simple testing ideas to check low-voltage circuits safely.</w:t>
-      </w:r>
-    </w:p>
-    <w:p>
-      <w:r>
-        <w:rPr>
-          <w:b/>
-        </w:rPr>
-        <w:t>Success criteria</w:t>
-      </w:r>
-    </w:p>
-    <w:p>
-      <w:pPr>
-        <w:pStyle w:val="ListBullet"/>
-      </w:pPr>
-      <w:r>
-        <w:t>I can explain why circuits are checked before power.</w:t>
-      </w:r>
-    </w:p>
-    <w:p>
-      <w:pPr>
-        <w:pStyle w:val="ListBullet"/>
-      </w:pPr>
-      <w:r>
-        <w:t>I can describe voltage, current and resistance at a basic level.</w:t>
-      </w:r>
-    </w:p>
-    <w:p>
-      <w:r>
-        <w:rPr>
-          <w:b/>
-        </w:rPr>
-        <w:t>Activities</w:t>
-      </w:r>
-    </w:p>
-    <w:p>
-      <w:pPr>
-        <w:pStyle w:val="ListBullet"/>
-      </w:pPr>
-      <w:r>
-        <w:t>Teacher explains voltage, current and resistance in project-friendly language.</w:t>
-      </w:r>
-    </w:p>
-    <w:p>
-      <w:pPr>
-        <w:pStyle w:val="ListBullet"/>
-      </w:pPr>
-      <w:r>
-        <w:t>Demonstrate checking polarity, loose connections and power-off adjustments.</w:t>
-      </w:r>
-    </w:p>
-    <w:p>
-      <w:pPr>
-        <w:pStyle w:val="ListBullet"/>
-      </w:pPr>
-      <w:r>
-        <w:t>Students practise identifying safe and unsafe wiring examples.</w:t>
-      </w:r>
-    </w:p>
-    <w:p>
-      <w:pPr>
-        <w:pStyle w:val="ListBullet"/>
-      </w:pPr>
-      <w:r>
-        <w:t>Optional teacher-led multimeter demonstration.</w:t>
-      </w:r>
-    </w:p>
-    <w:p>
-      <w:r>
-        <w:rPr>
-          <w:b/>
-        </w:rPr>
-        <w:t>Resources</w:t>
-      </w:r>
-    </w:p>
-    <w:p>
-      <w:pPr>
-        <w:pStyle w:val="ListBullet"/>
-      </w:pPr>
-      <w:r>
-        <w:t>Low-voltage circuit samples.</w:t>
-      </w:r>
-    </w:p>
-    <w:p>
-      <w:pPr>
-        <w:pStyle w:val="ListBullet"/>
-      </w:pPr>
-      <w:r>
-        <w:t>Multimeter for demonstration.</w:t>
-      </w:r>
-    </w:p>
-    <w:p>
-      <w:pPr>
-        <w:pStyle w:val="ListBullet"/>
-      </w:pPr>
-      <w:r>
-        <w:t>Safe wiring examples.</w:t>
-      </w:r>
-    </w:p>
-    <w:p>
-      <w:r>
-        <w:rPr>
-          <w:b/>
-        </w:rPr>
-        <w:t>Evidence</w:t>
-      </w:r>
-    </w:p>
-    <w:p>
-      <w:pPr>
-        <w:pStyle w:val="ListBullet"/>
-      </w:pPr>
-      <w:r>
-        <w:t>Wiring safety notes.</w:t>
-      </w:r>
-    </w:p>
-    <w:p>
-      <w:pPr>
-        <w:pStyle w:val="ListBullet"/>
-      </w:pPr>
-      <w:r>
-        <w:t>Safe/unsafe example responses.</w:t>
-      </w:r>
-    </w:p>
-    <w:p>
-      <w:pPr>
-        <w:pStyle w:val="Heading3"/>
-      </w:pPr>
-      <w:r>
-        <w:t>Lesson 9 - Hydraulic Water Path Principles (Classroom/Workshop)</w:t>
-      </w:r>
-    </w:p>
-    <w:p>
-      <w:r>
-        <w:rPr>
-          <w:b/>
-        </w:rPr>
-        <w:t>Learning intention</w:t>
-      </w:r>
-    </w:p>
-    <w:p>
-      <w:pPr>
-        <w:pStyle w:val="ListBullet"/>
-      </w:pPr>
-      <w:r>
-        <w:t>Understand how reservoir, pump, valve, tubing and outlet choices affect water movement.</w:t>
-      </w:r>
-    </w:p>
-    <w:p>
-      <w:r>
-        <w:rPr>
-          <w:b/>
-        </w:rPr>
-        <w:t>Success criteria</w:t>
-      </w:r>
-    </w:p>
-    <w:p>
-      <w:pPr>
-        <w:pStyle w:val="ListBullet"/>
-      </w:pPr>
-      <w:r>
-        <w:t>I can explain how water moves through the system.</w:t>
-      </w:r>
-    </w:p>
-    <w:p>
-      <w:pPr>
-        <w:pStyle w:val="ListBullet"/>
-      </w:pPr>
-      <w:r>
-        <w:t>I can identify likely leak, kink or blockage points.</w:t>
-      </w:r>
-    </w:p>
-    <w:p>
-      <w:r>
-        <w:rPr>
-          <w:b/>
-        </w:rPr>
-        <w:t>Activities</w:t>
-      </w:r>
-    </w:p>
-    <w:p>
-      <w:pPr>
-        <w:pStyle w:val="ListBullet"/>
-      </w:pPr>
-      <w:r>
-        <w:t>Demonstrate reservoir, tubing, pump/valve and outlet arrangement.</w:t>
-      </w:r>
-    </w:p>
-    <w:p>
-      <w:pPr>
-        <w:pStyle w:val="ListBullet"/>
-      </w:pPr>
-      <w:r>
-        <w:t>Students sketch a simple water path and label flow direction.</w:t>
-      </w:r>
-    </w:p>
-    <w:p>
-      <w:pPr>
-        <w:pStyle w:val="ListBullet"/>
-      </w:pPr>
-      <w:r>
-        <w:t>Discuss pressure, flow, leaks, kinks and blockages in practical terms.</w:t>
-      </w:r>
-    </w:p>
-    <w:p>
-      <w:pPr>
-        <w:pStyle w:val="ListBullet"/>
-      </w:pPr>
-      <w:r>
-        <w:t>Students add water path risks to their risk table.</w:t>
-      </w:r>
-    </w:p>
-    <w:p>
-      <w:r>
-        <w:rPr>
-          <w:b/>
-        </w:rPr>
-        <w:t>Resources</w:t>
-      </w:r>
-    </w:p>
-    <w:p>
-      <w:pPr>
-        <w:pStyle w:val="ListBullet"/>
-      </w:pPr>
-      <w:r>
-        <w:t>Reservoir, pump/valve and tubing.</w:t>
-      </w:r>
-    </w:p>
-    <w:p>
-      <w:pPr>
-        <w:pStyle w:val="ListBullet"/>
-      </w:pPr>
-      <w:r>
-        <w:t>Safe test tray.</w:t>
-      </w:r>
-    </w:p>
-    <w:p>
-      <w:pPr>
-        <w:pStyle w:val="ListBullet"/>
-      </w:pPr>
-      <w:r>
-        <w:t>Water path poster.</w:t>
-      </w:r>
-    </w:p>
-    <w:p>
-      <w:r>
-        <w:rPr>
-          <w:b/>
-        </w:rPr>
-        <w:t>Evidence</w:t>
-      </w:r>
-    </w:p>
-    <w:p>
-      <w:pPr>
-        <w:pStyle w:val="ListBullet"/>
-      </w:pPr>
-      <w:r>
-        <w:t>Annotated water path sketch.</w:t>
-      </w:r>
-    </w:p>
-    <w:p>
-      <w:pPr>
-        <w:pStyle w:val="ListBullet"/>
-      </w:pPr>
-      <w:r>
-        <w:t>Updated risk table.</w:t>
-      </w:r>
-    </w:p>
-    <w:p>
-      <w:pPr>
-        <w:pStyle w:val="Heading2"/>
-      </w:pPr>
-      <w:r>
-        <w:t>Week 4 - Materials, Concepts and Design Justification</w:t>
-      </w:r>
-    </w:p>
-    <w:p>
-      <w:pPr>
-        <w:pStyle w:val="Heading3"/>
-      </w:pPr>
-      <w:r>
-        <w:t>Lesson 10 - Materials and Component Selection (Classroom)</w:t>
-      </w:r>
-    </w:p>
-    <w:p>
-      <w:r>
-        <w:rPr>
-          <w:b/>
-        </w:rPr>
-        <w:t>Learning intention</w:t>
-      </w:r>
-    </w:p>
-    <w:p>
-      <w:pPr>
-        <w:pStyle w:val="ListBullet"/>
-      </w:pPr>
-      <w:r>
-        <w:t>Select components and materials for safety, reliability, durability and water efficiency.</w:t>
-      </w:r>
-    </w:p>
-    <w:p>
-      <w:r>
-        <w:rPr>
-          <w:b/>
-        </w:rPr>
-        <w:t>Success criteria</w:t>
-      </w:r>
-    </w:p>
-    <w:p>
-      <w:pPr>
-        <w:pStyle w:val="ListBullet"/>
-      </w:pPr>
-      <w:r>
-        <w:t>I can justify why particular components and materials suit my design.</w:t>
-      </w:r>
-    </w:p>
-    <w:p>
-      <w:pPr>
-        <w:pStyle w:val="ListBullet"/>
-      </w:pPr>
-      <w:r>
-        <w:t>I can consider reuse, recycling and repairability.</w:t>
-      </w:r>
-    </w:p>
-    <w:p>
-      <w:r>
-        <w:rPr>
-          <w:b/>
-        </w:rPr>
-        <w:t>Activities</w:t>
-      </w:r>
-    </w:p>
-    <w:p>
-      <w:pPr>
-        <w:pStyle w:val="ListBullet"/>
-      </w:pPr>
-      <w:r>
-        <w:t>Discuss tubing, reservoirs, bases, wiring, connectors and plant-bed materials.</w:t>
-      </w:r>
-    </w:p>
-    <w:p>
-      <w:pPr>
-        <w:pStyle w:val="ListBullet"/>
-      </w:pPr>
-      <w:r>
-        <w:t>Students compare possible materials/components against criteria.</w:t>
-      </w:r>
-    </w:p>
-    <w:p>
-      <w:pPr>
-        <w:pStyle w:val="ListBullet"/>
-      </w:pPr>
-      <w:r>
-        <w:t>Start materials and component list for the folio.</w:t>
-      </w:r>
-    </w:p>
-    <w:p>
-      <w:pPr>
-        <w:pStyle w:val="ListBullet"/>
-      </w:pPr>
-      <w:r>
-        <w:t>Teacher checks that choices match the project constraints.</w:t>
-      </w:r>
-    </w:p>
-    <w:p>
-      <w:r>
-        <w:rPr>
-          <w:b/>
-        </w:rPr>
-        <w:t>Resources</w:t>
-      </w:r>
-    </w:p>
-    <w:p>
-      <w:pPr>
-        <w:pStyle w:val="ListBullet"/>
-      </w:pPr>
-      <w:r>
-        <w:t>Component samples.</w:t>
-      </w:r>
-    </w:p>
-    <w:p>
-      <w:pPr>
-        <w:pStyle w:val="ListBullet"/>
-      </w:pPr>
-      <w:r>
-        <w:t>Materials table.</w:t>
-      </w:r>
-    </w:p>
-    <w:p>
-      <w:pPr>
-        <w:pStyle w:val="ListBullet"/>
-      </w:pPr>
-      <w:r>
-        <w:t>Portfolio workbook.</w:t>
-      </w:r>
-    </w:p>
-    <w:p>
-      <w:r>
-        <w:rPr>
-          <w:b/>
-        </w:rPr>
-        <w:t>Evidence</w:t>
-      </w:r>
-    </w:p>
-    <w:p>
-      <w:pPr>
-        <w:pStyle w:val="ListBullet"/>
-      </w:pPr>
-      <w:r>
-        <w:t>Materials/component list with justification.</w:t>
-      </w:r>
-    </w:p>
-    <w:p>
-      <w:pPr>
-        <w:pStyle w:val="Heading3"/>
-      </w:pPr>
-      <w:r>
-        <w:t>Lesson 11 - Concept Sketching (Classroom)</w:t>
-      </w:r>
-    </w:p>
-    <w:p>
-      <w:r>
-        <w:rPr>
-          <w:b/>
-        </w:rPr>
-        <w:t>Learning intention</w:t>
-      </w:r>
-    </w:p>
-    <w:p>
-      <w:pPr>
-        <w:pStyle w:val="ListBullet"/>
-      </w:pPr>
-      <w:r>
-        <w:t>Generate and communicate multiple design ideas for a water-control system.</w:t>
-      </w:r>
-    </w:p>
-    <w:p>
-      <w:r>
-        <w:rPr>
-          <w:b/>
-        </w:rPr>
-        <w:t>Success criteria</w:t>
-      </w:r>
-    </w:p>
-    <w:p>
-      <w:pPr>
-        <w:pStyle w:val="ListBullet"/>
-      </w:pPr>
-      <w:r>
-        <w:t>I can produce at least two annotated concept sketches.</w:t>
-      </w:r>
-    </w:p>
-    <w:p>
-      <w:pPr>
-        <w:pStyle w:val="ListBullet"/>
-      </w:pPr>
-      <w:r>
-        <w:t>I can show water path, components and safety zones.</w:t>
-      </w:r>
-    </w:p>
-    <w:p>
-      <w:r>
-        <w:rPr>
-          <w:b/>
-        </w:rPr>
-        <w:t>Activities</w:t>
-      </w:r>
-    </w:p>
-    <w:p>
-      <w:pPr>
-        <w:pStyle w:val="ListBullet"/>
-      </w:pPr>
-      <w:r>
-        <w:t>Review sketch expectations and annotation examples.</w:t>
-      </w:r>
-    </w:p>
-    <w:p>
-      <w:pPr>
-        <w:pStyle w:val="ListBullet"/>
-      </w:pPr>
-      <w:r>
-        <w:t>Students sketch 2-3 possible system layouts.</w:t>
-      </w:r>
-    </w:p>
-    <w:p>
-      <w:pPr>
-        <w:pStyle w:val="ListBullet"/>
-      </w:pPr>
-      <w:r>
-        <w:t>Peer feedback: clarity, safety, testability and water path.</w:t>
-      </w:r>
-    </w:p>
-    <w:p>
-      <w:pPr>
-        <w:pStyle w:val="ListBullet"/>
-      </w:pPr>
-      <w:r>
-        <w:t>Students select the strongest concept and explain why.</w:t>
-      </w:r>
-    </w:p>
-    <w:p>
-      <w:r>
-        <w:rPr>
-          <w:b/>
-        </w:rPr>
-        <w:t>Resources</w:t>
-      </w:r>
-    </w:p>
-    <w:p>
-      <w:pPr>
-        <w:pStyle w:val="ListBullet"/>
-      </w:pPr>
-      <w:r>
-        <w:t>Design planning poster.</w:t>
-      </w:r>
-    </w:p>
-    <w:p>
-      <w:pPr>
-        <w:pStyle w:val="ListBullet"/>
-      </w:pPr>
-      <w:r>
-        <w:t>Sketch paper.</w:t>
-      </w:r>
-    </w:p>
-    <w:p>
-      <w:pPr>
-        <w:pStyle w:val="ListBullet"/>
-      </w:pPr>
-      <w:r>
-        <w:t>Rulers.</w:t>
-      </w:r>
-    </w:p>
-    <w:p>
-      <w:pPr>
-        <w:pStyle w:val="ListBullet"/>
-      </w:pPr>
-      <w:r>
-        <w:t>Portfolio workbook.</w:t>
-      </w:r>
-    </w:p>
-    <w:p>
-      <w:r>
-        <w:rPr>
-          <w:b/>
-        </w:rPr>
-        <w:t>Evidence</w:t>
-      </w:r>
-    </w:p>
-    <w:p>
-      <w:pPr>
-        <w:pStyle w:val="ListBullet"/>
-      </w:pPr>
-      <w:r>
-        <w:t>Concept sketches.</w:t>
-      </w:r>
-    </w:p>
-    <w:p>
-      <w:pPr>
-        <w:pStyle w:val="ListBullet"/>
-      </w:pPr>
-      <w:r>
-        <w:t>Peer feedback notes.</w:t>
-      </w:r>
-    </w:p>
-    <w:p>
-      <w:pPr>
-        <w:pStyle w:val="ListBullet"/>
-      </w:pPr>
-      <w:r>
-        <w:t>Chosen concept justification.</w:t>
-      </w:r>
-    </w:p>
-    <w:p>
-      <w:pPr>
-        <w:pStyle w:val="Heading3"/>
-      </w:pPr>
-      <w:r>
-        <w:t>Lesson 12 - Success Criteria and Design Justification (Classroom)</w:t>
-      </w:r>
-    </w:p>
-    <w:p>
-      <w:r>
-        <w:rPr>
-          <w:b/>
-        </w:rPr>
-        <w:t>Learning intention</w:t>
-      </w:r>
-    </w:p>
-    <w:p>
-      <w:pPr>
-        <w:pStyle w:val="ListBullet"/>
-      </w:pPr>
-      <w:r>
-        <w:t>Develop clear success criteria and justify design decisions.</w:t>
-      </w:r>
-    </w:p>
-    <w:p>
-      <w:r>
-        <w:rPr>
-          <w:b/>
-        </w:rPr>
-        <w:t>Success criteria</w:t>
-      </w:r>
-    </w:p>
-    <w:p>
-      <w:pPr>
-        <w:pStyle w:val="ListBullet"/>
-      </w:pPr>
-      <w:r>
-        <w:t>I can write measurable success criteria.</w:t>
-      </w:r>
-    </w:p>
-    <w:p>
-      <w:pPr>
-        <w:pStyle w:val="ListBullet"/>
-      </w:pPr>
-      <w:r>
-        <w:t>I can justify design choices using safety, reliability and efficiency.</w:t>
-      </w:r>
-    </w:p>
-    <w:p>
-      <w:r>
-        <w:rPr>
-          <w:b/>
-        </w:rPr>
-        <w:t>Activities</w:t>
-      </w:r>
-    </w:p>
-    <w:p>
-      <w:pPr>
-        <w:pStyle w:val="ListBullet"/>
-      </w:pPr>
-      <w:r>
-        <w:t>Teacher models weak vs strong success criteria.</w:t>
-      </w:r>
-    </w:p>
-    <w:p>
-      <w:pPr>
-        <w:pStyle w:val="ListBullet"/>
-      </w:pPr>
-      <w:r>
-        <w:t>Students write or revise 4-6 criteria for their prototype.</w:t>
-      </w:r>
-    </w:p>
-    <w:p>
-      <w:pPr>
-        <w:pStyle w:val="ListBullet"/>
-      </w:pPr>
-      <w:r>
-        <w:t>Students justify chosen input, output and water-path layout.</w:t>
-      </w:r>
-    </w:p>
-    <w:p>
-      <w:pPr>
-        <w:pStyle w:val="ListBullet"/>
-      </w:pPr>
-      <w:r>
-        <w:t>Add success criteria and justification to the folio.</w:t>
-      </w:r>
-    </w:p>
-    <w:p>
-      <w:r>
-        <w:rPr>
-          <w:b/>
-        </w:rPr>
-        <w:t>Resources</w:t>
-      </w:r>
-    </w:p>
-    <w:p>
-      <w:pPr>
-        <w:pStyle w:val="ListBullet"/>
-      </w:pPr>
-      <w:r>
-        <w:t>Folio workbook.</w:t>
-      </w:r>
-    </w:p>
-    <w:p>
-      <w:pPr>
-        <w:pStyle w:val="ListBullet"/>
-      </w:pPr>
-      <w:r>
-        <w:t>Design planning poster.</w:t>
-      </w:r>
-    </w:p>
-    <w:p>
-      <w:pPr>
-        <w:pStyle w:val="ListBullet"/>
-      </w:pPr>
-      <w:r>
-        <w:t>Examples of success criteria.</w:t>
-      </w:r>
-    </w:p>
-    <w:p>
-      <w:r>
-        <w:rPr>
-          <w:b/>
-        </w:rPr>
-        <w:t>Evidence</w:t>
-      </w:r>
-    </w:p>
-    <w:p>
-      <w:pPr>
-        <w:pStyle w:val="ListBullet"/>
-      </w:pPr>
-      <w:r>
-        <w:t>Success criteria.</w:t>
-      </w:r>
-    </w:p>
-    <w:p>
-      <w:pPr>
-        <w:pStyle w:val="ListBullet"/>
-      </w:pPr>
-      <w:r>
-        <w:t>Design justification paragraph.</w:t>
-      </w:r>
-    </w:p>
-    <w:p>
-      <w:pPr>
-        <w:pStyle w:val="Heading2"/>
-      </w:pPr>
-      <w:r>
-        <w:t>Week 5 - Final Design, Algorithm and Approval</w:t>
-      </w:r>
-    </w:p>
-    <w:p>
-      <w:pPr>
-        <w:pStyle w:val="Heading3"/>
-      </w:pPr>
-      <w:r>
-        <w:t>Lesson 13 - Final Design Drawing (Classroom)</w:t>
-      </w:r>
-    </w:p>
-    <w:p>
-      <w:r>
-        <w:rPr>
-          <w:b/>
-        </w:rPr>
-        <w:t>Learning intention</w:t>
-      </w:r>
-    </w:p>
-    <w:p>
-      <w:pPr>
-        <w:pStyle w:val="ListBullet"/>
-      </w:pPr>
-      <w:r>
-        <w:t>Develop a final design drawing that communicates the system clearly.</w:t>
-      </w:r>
-    </w:p>
-    <w:p>
-      <w:r>
-        <w:rPr>
-          <w:b/>
-        </w:rPr>
-        <w:t>Success criteria</w:t>
-      </w:r>
-    </w:p>
-    <w:p>
-      <w:pPr>
-        <w:pStyle w:val="ListBullet"/>
-      </w:pPr>
-      <w:r>
-        <w:t>I can draw a final layout with labels.</w:t>
-      </w:r>
-    </w:p>
-    <w:p>
-      <w:pPr>
-        <w:pStyle w:val="ListBullet"/>
-      </w:pPr>
-      <w:r>
-        <w:t>I can show component positions, water path and wet/dry zones.</w:t>
-      </w:r>
-    </w:p>
-    <w:p>
-      <w:r>
-        <w:rPr>
-          <w:b/>
-        </w:rPr>
-        <w:t>Activities</w:t>
-      </w:r>
-    </w:p>
-    <w:p>
-      <w:pPr>
-        <w:pStyle w:val="ListBullet"/>
-      </w:pPr>
-      <w:r>
-        <w:t>Students produce final design drawing from chosen concept.</w:t>
-      </w:r>
-    </w:p>
-    <w:p>
-      <w:pPr>
-        <w:pStyle w:val="ListBullet"/>
-      </w:pPr>
-      <w:r>
-        <w:t>Add labels for reservoir, tubing, outlet, input, controller, output and power.</w:t>
-      </w:r>
-    </w:p>
-    <w:p>
-      <w:pPr>
-        <w:pStyle w:val="ListBullet"/>
-      </w:pPr>
-      <w:r>
-        <w:t>Teacher checks for buildability and safety.</w:t>
-      </w:r>
-    </w:p>
-    <w:p>
-      <w:pPr>
-        <w:pStyle w:val="ListBullet"/>
-      </w:pPr>
-      <w:r>
-        <w:t>Students revise drawing before approval.</w:t>
-      </w:r>
-    </w:p>
-    <w:p>
-      <w:r>
-        <w:rPr>
-          <w:b/>
-        </w:rPr>
-        <w:t>Resources</w:t>
-      </w:r>
-    </w:p>
-    <w:p>
-      <w:pPr>
-        <w:pStyle w:val="ListBullet"/>
-      </w:pPr>
-      <w:r>
-        <w:t>Sketching equipment.</w:t>
-      </w:r>
-    </w:p>
-    <w:p>
-      <w:pPr>
-        <w:pStyle w:val="ListBullet"/>
-      </w:pPr>
-      <w:r>
-        <w:t>Design planning poster.</w:t>
-      </w:r>
-    </w:p>
-    <w:p>
-      <w:pPr>
-        <w:pStyle w:val="ListBullet"/>
-      </w:pPr>
-      <w:r>
-        <w:t>Portfolio workbook.</w:t>
-      </w:r>
-    </w:p>
-    <w:p>
-      <w:r>
-        <w:rPr>
-          <w:b/>
-        </w:rPr>
-        <w:t>Evidence</w:t>
-      </w:r>
-    </w:p>
-    <w:p>
-      <w:pPr>
-        <w:pStyle w:val="ListBullet"/>
-      </w:pPr>
-      <w:r>
-        <w:t>Final design drawing.</w:t>
-      </w:r>
-    </w:p>
-    <w:p>
-      <w:pPr>
-        <w:pStyle w:val="Heading3"/>
-      </w:pPr>
-      <w:r>
-        <w:t>Lesson 14 - Algorithm or Flowchart (Classroom/ICT)</w:t>
-      </w:r>
-    </w:p>
-    <w:p>
-      <w:r>
-        <w:rPr>
-          <w:b/>
-        </w:rPr>
-        <w:t>Learning intention</w:t>
-      </w:r>
-    </w:p>
-    <w:p>
-      <w:pPr>
-        <w:pStyle w:val="ListBullet"/>
-      </w:pPr>
-      <w:r>
-        <w:t>Represent control logic using a flowchart or pseudocode.</w:t>
-      </w:r>
-    </w:p>
-    <w:p>
-      <w:r>
-        <w:rPr>
-          <w:b/>
-        </w:rPr>
-        <w:t>Success criteria</w:t>
-      </w:r>
-    </w:p>
-    <w:p>
-      <w:pPr>
-        <w:pStyle w:val="ListBullet"/>
-      </w:pPr>
-      <w:r>
-        <w:t>I can write a clear algorithm with trigger, action, stop condition and fault response.</w:t>
-      </w:r>
-    </w:p>
-    <w:p>
-      <w:r>
-        <w:rPr>
-          <w:b/>
-        </w:rPr>
-        <w:t>Activities</w:t>
-      </w:r>
-    </w:p>
-    <w:p>
-      <w:pPr>
-        <w:pStyle w:val="ListBullet"/>
-      </w:pPr>
-      <w:r>
-        <w:t>Analyse a simple watering algorithm.</w:t>
-      </w:r>
-    </w:p>
-    <w:p>
-      <w:pPr>
-        <w:pStyle w:val="ListBullet"/>
-      </w:pPr>
-      <w:r>
-        <w:t>Students create their own flowchart or pseudocode.</w:t>
-      </w:r>
-    </w:p>
-    <w:p>
-      <w:pPr>
-        <w:pStyle w:val="ListBullet"/>
-      </w:pPr>
-      <w:r>
-        <w:t>Teacher conference checks logic before build.</w:t>
-      </w:r>
-    </w:p>
-    <w:p>
-      <w:pPr>
-        <w:pStyle w:val="ListBullet"/>
-      </w:pPr>
-      <w:r>
-        <w:t>Students add final algorithm to folio.</w:t>
-      </w:r>
-    </w:p>
-    <w:p>
-      <w:r>
-        <w:rPr>
-          <w:b/>
-        </w:rPr>
-        <w:t>Resources</w:t>
-      </w:r>
-    </w:p>
-    <w:p>
-      <w:pPr>
-        <w:pStyle w:val="ListBullet"/>
-      </w:pPr>
-      <w:r>
-        <w:t>Algorithm flowchart poster.</w:t>
-      </w:r>
-    </w:p>
-    <w:p>
-      <w:pPr>
-        <w:pStyle w:val="ListBullet"/>
-      </w:pPr>
-      <w:r>
-        <w:t>Flowchart template.</w:t>
-      </w:r>
-    </w:p>
-    <w:p>
-      <w:pPr>
-        <w:pStyle w:val="ListBullet"/>
-      </w:pPr>
-      <w:r>
-        <w:t>Portfolio workbook.</w:t>
-      </w:r>
-    </w:p>
-    <w:p>
-      <w:r>
-        <w:rPr>
-          <w:b/>
-        </w:rPr>
-        <w:t>Evidence</w:t>
-      </w:r>
-    </w:p>
-    <w:p>
-      <w:pPr>
-        <w:pStyle w:val="ListBullet"/>
-      </w:pPr>
-      <w:r>
-        <w:t>Flowchart or pseudocode draft.</w:t>
-      </w:r>
-    </w:p>
-    <w:p>
-      <w:pPr>
-        <w:pStyle w:val="Heading3"/>
-      </w:pPr>
-      <w:r>
-        <w:t>Lesson 15 - Build Planning and Teacher Approval (Workshop/Classroom)</w:t>
-      </w:r>
-    </w:p>
-    <w:p>
-      <w:r>
-        <w:rPr>
-          <w:b/>
-        </w:rPr>
-        <w:t>Learning intention</w:t>
-      </w:r>
-    </w:p>
-    <w:p>
-      <w:pPr>
-        <w:pStyle w:val="ListBullet"/>
-      </w:pPr>
-      <w:r>
-        <w:t>Prepare a safe build sequence and receive teacher approval before construction.</w:t>
-      </w:r>
-    </w:p>
-    <w:p>
-      <w:r>
-        <w:rPr>
-          <w:b/>
-        </w:rPr>
-        <w:t>Success criteria</w:t>
-      </w:r>
-    </w:p>
-    <w:p>
-      <w:pPr>
-        <w:pStyle w:val="ListBullet"/>
-      </w:pPr>
-      <w:r>
-        <w:t>I can plan build order, testing order and risk controls before starting practical work.</w:t>
-      </w:r>
-    </w:p>
-    <w:p>
-      <w:r>
-        <w:rPr>
-          <w:b/>
-        </w:rPr>
-        <w:t>Activities</w:t>
-      </w:r>
-    </w:p>
-    <w:p>
-      <w:pPr>
-        <w:pStyle w:val="ListBullet"/>
-      </w:pPr>
-      <w:r>
-        <w:t>Students complete build sequence and test order.</w:t>
-      </w:r>
-    </w:p>
-    <w:p>
-      <w:pPr>
-        <w:pStyle w:val="ListBullet"/>
-      </w:pPr>
-      <w:r>
-        <w:t>Teacher reviews design, risk controls, component list and first test plan.</w:t>
-      </w:r>
-    </w:p>
-    <w:p>
-      <w:pPr>
-        <w:pStyle w:val="ListBullet"/>
-      </w:pPr>
-      <w:r>
-        <w:t>Students revise plans before build starts.</w:t>
-      </w:r>
-    </w:p>
-    <w:p>
-      <w:pPr>
-        <w:pStyle w:val="ListBullet"/>
-      </w:pPr>
-      <w:r>
-        <w:t>Record teacher approval in folio.</w:t>
-      </w:r>
-    </w:p>
-    <w:p>
-      <w:r>
-        <w:rPr>
-          <w:b/>
-        </w:rPr>
-        <w:t>Resources</w:t>
-      </w:r>
-    </w:p>
-    <w:p>
-      <w:pPr>
-        <w:pStyle w:val="ListBullet"/>
-      </w:pPr>
-      <w:r>
-        <w:t>Testing checklist.</w:t>
-      </w:r>
-    </w:p>
-    <w:p>
-      <w:pPr>
-        <w:pStyle w:val="ListBullet"/>
-      </w:pPr>
-      <w:r>
-        <w:t>Portfolio workbook.</w:t>
-      </w:r>
-    </w:p>
-    <w:p>
-      <w:pPr>
-        <w:pStyle w:val="ListBullet"/>
-      </w:pPr>
-      <w:r>
-        <w:t>Approved component kit.</w:t>
-      </w:r>
-    </w:p>
-    <w:p>
-      <w:r>
-        <w:rPr>
-          <w:b/>
-        </w:rPr>
-        <w:t>Evidence</w:t>
-      </w:r>
-    </w:p>
-    <w:p>
-      <w:pPr>
-        <w:pStyle w:val="ListBullet"/>
-      </w:pPr>
-      <w:r>
-        <w:t>Approved plan.</w:t>
-      </w:r>
-    </w:p>
-    <w:p>
-      <w:pPr>
-        <w:pStyle w:val="ListBullet"/>
-      </w:pPr>
-      <w:r>
-        <w:t>Teacher check record.</w:t>
-      </w:r>
-    </w:p>
-    <w:p>
-      <w:pPr>
-        <w:pStyle w:val="Heading2"/>
-      </w:pPr>
-      <w:r>
-        <w:t>Week 6 - Build Water Path and Output Subsystem</w:t>
-      </w:r>
-    </w:p>
-    <w:p>
-      <w:pPr>
-        <w:pStyle w:val="Heading3"/>
-      </w:pPr>
-      <w:r>
-        <w:t>Lesson 16 - Build the Base and Water Path (Workshop)</w:t>
-      </w:r>
-    </w:p>
-    <w:p>
-      <w:r>
-        <w:rPr>
-          <w:b/>
-        </w:rPr>
-        <w:t>Learning intention</w:t>
-      </w:r>
-    </w:p>
-    <w:p>
-      <w:pPr>
-        <w:pStyle w:val="ListBullet"/>
-      </w:pPr>
-      <w:r>
-        <w:t>Construct the base, reservoir, tubing and outlet safely.</w:t>
-      </w:r>
-    </w:p>
-    <w:p>
-      <w:r>
-        <w:rPr>
-          <w:b/>
-        </w:rPr>
-        <w:t>Success criteria</w:t>
-      </w:r>
-    </w:p>
-    <w:p>
-      <w:pPr>
-        <w:pStyle w:val="ListBullet"/>
-      </w:pPr>
-      <w:r>
-        <w:t>I can build the water path and check that it is secure before adding electronics.</w:t>
-      </w:r>
-    </w:p>
-    <w:p>
-      <w:r>
-        <w:rPr>
-          <w:b/>
-        </w:rPr>
-        <w:t>Activities</w:t>
-      </w:r>
-    </w:p>
-    <w:p>
-      <w:pPr>
-        <w:pStyle w:val="ListBullet"/>
-      </w:pPr>
-      <w:r>
-        <w:t>Set up base, reservoir, tubing and plant-bed area.</w:t>
-      </w:r>
-    </w:p>
-    <w:p>
-      <w:pPr>
-        <w:pStyle w:val="ListBullet"/>
-      </w:pPr>
-      <w:r>
-        <w:t>Secure tubing and check for kinks or loose joins.</w:t>
-      </w:r>
-    </w:p>
-    <w:p>
-      <w:pPr>
-        <w:pStyle w:val="ListBullet"/>
-      </w:pPr>
-      <w:r>
-        <w:t>Leak test with power disconnected.</w:t>
-      </w:r>
-    </w:p>
-    <w:p>
-      <w:pPr>
-        <w:pStyle w:val="ListBullet"/>
-      </w:pPr>
-      <w:r>
-        <w:t>Record build photos and notes in folio.</w:t>
-      </w:r>
-    </w:p>
-    <w:p>
-      <w:r>
-        <w:rPr>
-          <w:b/>
-        </w:rPr>
-        <w:t>Resources</w:t>
-      </w:r>
-    </w:p>
-    <w:p>
-      <w:pPr>
-        <w:pStyle w:val="ListBullet"/>
-      </w:pPr>
-      <w:r>
-        <w:t>Base board, reservoir, tubing, fittings, plant-bed tray, towels/spill kit.</w:t>
-      </w:r>
-    </w:p>
-    <w:p>
-      <w:r>
-        <w:rPr>
-          <w:b/>
-        </w:rPr>
-        <w:t>Evidence</w:t>
-      </w:r>
-    </w:p>
-    <w:p>
-      <w:pPr>
-        <w:pStyle w:val="ListBullet"/>
-      </w:pPr>
-      <w:r>
-        <w:t>Build log photos.</w:t>
-      </w:r>
-    </w:p>
-    <w:p>
-      <w:pPr>
-        <w:pStyle w:val="ListBullet"/>
-      </w:pPr>
-      <w:r>
-        <w:t>Leak-test notes.</w:t>
-      </w:r>
-    </w:p>
-    <w:p>
-      <w:pPr>
-        <w:pStyle w:val="Heading3"/>
-      </w:pPr>
-      <w:r>
-        <w:t>Lesson 17 - Test the Output Subsystem (Workshop)</w:t>
-      </w:r>
-    </w:p>
-    <w:p>
-      <w:r>
-        <w:rPr>
-          <w:b/>
-        </w:rPr>
-        <w:t>Learning intention</w:t>
-      </w:r>
-    </w:p>
-    <w:p>
-      <w:pPr>
-        <w:pStyle w:val="ListBullet"/>
-      </w:pPr>
-      <w:r>
-        <w:t>Test the water output subsystem safely and collect basic data.</w:t>
-      </w:r>
-    </w:p>
-    <w:p>
-      <w:r>
-        <w:rPr>
-          <w:b/>
-        </w:rPr>
-        <w:t>Success criteria</w:t>
-      </w:r>
-    </w:p>
-    <w:p>
-      <w:pPr>
-        <w:pStyle w:val="ListBullet"/>
-      </w:pPr>
-      <w:r>
-        <w:t>I can test a pump/valve output and record water delivered over time.</w:t>
-      </w:r>
-    </w:p>
-    <w:p>
-      <w:r>
-        <w:rPr>
-          <w:b/>
-        </w:rPr>
-        <w:t>Activities</w:t>
-      </w:r>
-    </w:p>
-    <w:p>
-      <w:pPr>
-        <w:pStyle w:val="ListBullet"/>
-      </w:pPr>
-      <w:r>
-        <w:t>Teacher demonstrates output-only testing.</w:t>
-      </w:r>
-    </w:p>
-    <w:p>
-      <w:pPr>
-        <w:pStyle w:val="ListBullet"/>
-      </w:pPr>
-      <w:r>
-        <w:t>Students test pump/valve under supervision.</w:t>
-      </w:r>
-    </w:p>
-    <w:p>
-      <w:pPr>
-        <w:pStyle w:val="ListBullet"/>
-      </w:pPr>
-      <w:r>
-        <w:t>Record water delivered over a fixed time and any leaks/faults.</w:t>
-      </w:r>
-    </w:p>
-    <w:p>
-      <w:pPr>
-        <w:pStyle w:val="ListBullet"/>
-      </w:pPr>
-      <w:r>
-        <w:t>Update build log and risk controls if needed.</w:t>
-      </w:r>
-    </w:p>
-    <w:p>
-      <w:r>
-        <w:rPr>
-          <w:b/>
-        </w:rPr>
-        <w:t>Resources</w:t>
-      </w:r>
-    </w:p>
-    <w:p>
-      <w:pPr>
-        <w:pStyle w:val="ListBullet"/>
-      </w:pPr>
-      <w:r>
-        <w:t>Pump or valve, low-voltage supply, measuring cylinder, timer, spill kit.</w:t>
-      </w:r>
-    </w:p>
-    <w:p>
-      <w:r>
-        <w:rPr>
-          <w:b/>
-        </w:rPr>
-        <w:t>Evidence</w:t>
-      </w:r>
-    </w:p>
-    <w:p>
-      <w:pPr>
-        <w:pStyle w:val="ListBullet"/>
-      </w:pPr>
-      <w:r>
-        <w:t>Output test data.</w:t>
-      </w:r>
-    </w:p>
-    <w:p>
-      <w:pPr>
-        <w:pStyle w:val="ListBullet"/>
-      </w:pPr>
-      <w:r>
-        <w:t>Build log update.</w:t>
-      </w:r>
-    </w:p>
-    <w:p>
-      <w:pPr>
-        <w:pStyle w:val="Heading3"/>
-      </w:pPr>
-      <w:r>
-        <w:t>Lesson 18 - Improve the Water Path (Workshop)</w:t>
-      </w:r>
-    </w:p>
-    <w:p>
-      <w:r>
-        <w:rPr>
-          <w:b/>
-        </w:rPr>
-        <w:t>Learning intention</w:t>
-      </w:r>
-    </w:p>
-    <w:p>
-      <w:pPr>
-        <w:pStyle w:val="ListBullet"/>
-      </w:pPr>
-      <w:r>
-        <w:t>Use test evidence to improve the water path before full-system integration.</w:t>
-      </w:r>
-    </w:p>
-    <w:p>
-      <w:r>
-        <w:rPr>
-          <w:b/>
-        </w:rPr>
-        <w:t>Success criteria</w:t>
-      </w:r>
-    </w:p>
-    <w:p>
-      <w:pPr>
-        <w:pStyle w:val="ListBullet"/>
-      </w:pPr>
-      <w:r>
-        <w:t>I can identify one water-path issue and make a justified improvement.</w:t>
-      </w:r>
-    </w:p>
-    <w:p>
-      <w:r>
-        <w:rPr>
-          <w:b/>
-        </w:rPr>
-        <w:t>Activities</w:t>
-      </w:r>
-    </w:p>
-    <w:p>
-      <w:pPr>
-        <w:pStyle w:val="ListBullet"/>
-      </w:pPr>
-      <w:r>
-        <w:t>Students review output test results.</w:t>
-      </w:r>
-    </w:p>
-    <w:p>
-      <w:pPr>
-        <w:pStyle w:val="ListBullet"/>
-      </w:pPr>
-      <w:r>
-        <w:t>Identify leaks, weak flow, kinks, poor outlet aim or insecure mounting.</w:t>
-      </w:r>
-    </w:p>
-    <w:p>
-      <w:pPr>
-        <w:pStyle w:val="ListBullet"/>
-      </w:pPr>
-      <w:r>
-        <w:t>Modify one issue at a time.</w:t>
-      </w:r>
-    </w:p>
-    <w:p>
-      <w:pPr>
-        <w:pStyle w:val="ListBullet"/>
-      </w:pPr>
-      <w:r>
-        <w:t>Retest and record whether the change improved performance.</w:t>
-      </w:r>
-    </w:p>
-    <w:p>
-      <w:r>
-        <w:rPr>
-          <w:b/>
-        </w:rPr>
-        <w:t>Resources</w:t>
-      </w:r>
-    </w:p>
-    <w:p>
-      <w:pPr>
-        <w:pStyle w:val="ListBullet"/>
-      </w:pPr>
-      <w:r>
-        <w:t>Prototype, tubing/fittings, test table, towels/spill kit.</w:t>
-      </w:r>
-    </w:p>
-    <w:p>
-      <w:r>
-        <w:rPr>
-          <w:b/>
-        </w:rPr>
-        <w:t>Evidence</w:t>
-      </w:r>
-    </w:p>
-    <w:p>
-      <w:pPr>
-        <w:pStyle w:val="ListBullet"/>
-      </w:pPr>
-      <w:r>
-        <w:t>Retest result.</w:t>
-      </w:r>
-    </w:p>
-    <w:p>
-      <w:pPr>
-        <w:pStyle w:val="ListBullet"/>
-      </w:pPr>
-      <w:r>
-        <w:t>Fault/improvement note.</w:t>
-      </w:r>
-    </w:p>
-    <w:p>
-      <w:pPr>
-        <w:pStyle w:val="Heading2"/>
-      </w:pPr>
-      <w:r>
-        <w:t>Week 7 - Build Input and Control Subsystem</w:t>
-      </w:r>
-    </w:p>
-    <w:p>
-      <w:pPr>
-        <w:pStyle w:val="Heading3"/>
-      </w:pPr>
-      <w:r>
-        <w:t>Lesson 19 - Build the Input Subsystem (Workshop)</w:t>
-      </w:r>
-    </w:p>
-    <w:p>
-      <w:r>
-        <w:rPr>
-          <w:b/>
-        </w:rPr>
-        <w:t>Learning intention</w:t>
-      </w:r>
-    </w:p>
-    <w:p>
-      <w:pPr>
-        <w:pStyle w:val="ListBullet"/>
-      </w:pPr>
-      <w:r>
-        <w:t>Construct and test the input subsystem.</w:t>
-      </w:r>
-    </w:p>
-    <w:p>
-      <w:r>
-        <w:rPr>
-          <w:b/>
-        </w:rPr>
-        <w:t>Success criteria</w:t>
-      </w:r>
-    </w:p>
-    <w:p>
-      <w:pPr>
-        <w:pStyle w:val="ListBullet"/>
-      </w:pPr>
-      <w:r>
-        <w:t>I can test a switch or sensor and identify whether it changes state correctly.</w:t>
-      </w:r>
-    </w:p>
-    <w:p>
-      <w:r>
-        <w:rPr>
-          <w:b/>
-        </w:rPr>
-        <w:t>Activities</w:t>
-      </w:r>
-    </w:p>
-    <w:p>
-      <w:pPr>
-        <w:pStyle w:val="ListBullet"/>
-      </w:pPr>
-      <w:r>
-        <w:t>Set up input device and simple test arrangement.</w:t>
-      </w:r>
-    </w:p>
-    <w:p>
-      <w:pPr>
-        <w:pStyle w:val="ListBullet"/>
-      </w:pPr>
-      <w:r>
-        <w:t>Teacher checks setup before power.</w:t>
-      </w:r>
-    </w:p>
-    <w:p>
-      <w:pPr>
-        <w:pStyle w:val="ListBullet"/>
-      </w:pPr>
-      <w:r>
-        <w:t>Students test trigger response and record issues.</w:t>
-      </w:r>
-    </w:p>
-    <w:p>
-      <w:pPr>
-        <w:pStyle w:val="ListBullet"/>
-      </w:pPr>
-      <w:r>
-        <w:t>Update input notes in folio.</w:t>
-      </w:r>
-    </w:p>
-    <w:p>
-      <w:r>
-        <w:rPr>
-          <w:b/>
-        </w:rPr>
-        <w:t>Resources</w:t>
-      </w:r>
-    </w:p>
-    <w:p>
-      <w:pPr>
-        <w:pStyle w:val="ListBullet"/>
-      </w:pPr>
-      <w:r>
-        <w:t>Switch or sensor, controller/relay as required, low-voltage power.</w:t>
-      </w:r>
-    </w:p>
-    <w:p>
-      <w:r>
-        <w:rPr>
-          <w:b/>
-        </w:rPr>
-        <w:t>Evidence</w:t>
-      </w:r>
-    </w:p>
-    <w:p>
-      <w:pPr>
-        <w:pStyle w:val="ListBullet"/>
-      </w:pPr>
-      <w:r>
-        <w:t>Input test data.</w:t>
-      </w:r>
-    </w:p>
-    <w:p>
-      <w:pPr>
-        <w:pStyle w:val="ListBullet"/>
-      </w:pPr>
-      <w:r>
-        <w:t>Teacher observation.</w:t>
-      </w:r>
-    </w:p>
-    <w:p>
-      <w:pPr>
-        <w:pStyle w:val="Heading3"/>
-      </w:pPr>
-      <w:r>
-        <w:t>Lesson 20 - Build the Control Subsystem (Workshop)</w:t>
-      </w:r>
-    </w:p>
-    <w:p>
-      <w:r>
-        <w:rPr>
-          <w:b/>
-        </w:rPr>
-        <w:t>Learning intention</w:t>
-      </w:r>
-    </w:p>
-    <w:p>
-      <w:pPr>
-        <w:pStyle w:val="ListBullet"/>
-      </w:pPr>
-      <w:r>
-        <w:t>Connect the controller/relay/circuit safely and explain its role in the system.</w:t>
-      </w:r>
-    </w:p>
-    <w:p>
-      <w:r>
-        <w:rPr>
-          <w:b/>
-        </w:rPr>
-        <w:t>Success criteria</w:t>
-      </w:r>
-    </w:p>
-    <w:p>
-      <w:pPr>
-        <w:pStyle w:val="ListBullet"/>
-      </w:pPr>
-      <w:r>
-        <w:t>I can explain how the controller/process links input to output.</w:t>
-      </w:r>
-    </w:p>
-    <w:p>
-      <w:pPr>
-        <w:pStyle w:val="ListBullet"/>
-      </w:pPr>
-      <w:r>
-        <w:t>I can follow teacher check procedures before powered testing.</w:t>
-      </w:r>
-    </w:p>
-    <w:p>
-      <w:r>
-        <w:rPr>
-          <w:b/>
-        </w:rPr>
-        <w:t>Activities</w:t>
-      </w:r>
-    </w:p>
-    <w:p>
-      <w:pPr>
-        <w:pStyle w:val="ListBullet"/>
-      </w:pPr>
-      <w:r>
-        <w:t>Teacher models controller/relay connections.</w:t>
-      </w:r>
-    </w:p>
-    <w:p>
-      <w:pPr>
-        <w:pStyle w:val="ListBullet"/>
-      </w:pPr>
-      <w:r>
-        <w:t>Students wire the control subsystem with power disconnected.</w:t>
-      </w:r>
-    </w:p>
-    <w:p>
-      <w:pPr>
-        <w:pStyle w:val="ListBullet"/>
-      </w:pPr>
-      <w:r>
-        <w:t>Teacher check before power.</w:t>
-      </w:r>
-    </w:p>
-    <w:p>
-      <w:pPr>
-        <w:pStyle w:val="ListBullet"/>
-      </w:pPr>
-      <w:r>
-        <w:t>Students test trigger-to-output behaviour using a safe short test.</w:t>
-      </w:r>
-    </w:p>
-    <w:p>
-      <w:r>
-        <w:rPr>
-          <w:b/>
-        </w:rPr>
-        <w:t>Resources</w:t>
-      </w:r>
-    </w:p>
-    <w:p>
-      <w:pPr>
-        <w:pStyle w:val="ListBullet"/>
-      </w:pPr>
-      <w:r>
-        <w:t>Controller/relay/circuit, low-voltage power, wiring, teacher check sheet.</w:t>
-      </w:r>
-    </w:p>
-    <w:p>
-      <w:r>
-        <w:rPr>
-          <w:b/>
-        </w:rPr>
-        <w:t>Evidence</w:t>
-      </w:r>
-    </w:p>
-    <w:p>
-      <w:pPr>
-        <w:pStyle w:val="ListBullet"/>
-      </w:pPr>
-      <w:r>
-        <w:t>Wiring photo/diagram.</w:t>
-      </w:r>
-    </w:p>
-    <w:p>
-      <w:pPr>
-        <w:pStyle w:val="ListBullet"/>
-      </w:pPr>
-      <w:r>
-        <w:t>Teacher check record.</w:t>
-      </w:r>
-    </w:p>
-    <w:p>
-      <w:pPr>
-        <w:pStyle w:val="Heading3"/>
-      </w:pPr>
-      <w:r>
-        <w:t>Lesson 21 - Update Wiring Diagram and Safety Evidence (Classroom/Workshop)</w:t>
-      </w:r>
-    </w:p>
-    <w:p>
-      <w:r>
-        <w:rPr>
-          <w:b/>
-        </w:rPr>
-        <w:t>Learning intention</w:t>
-      </w:r>
-    </w:p>
-    <w:p>
-      <w:pPr>
-        <w:pStyle w:val="ListBullet"/>
-      </w:pPr>
-      <w:r>
-        <w:t>Document the actual wiring/control setup clearly after build changes.</w:t>
-      </w:r>
-    </w:p>
-    <w:p>
-      <w:r>
-        <w:rPr>
-          <w:b/>
-        </w:rPr>
-        <w:t>Success criteria</w:t>
-      </w:r>
-    </w:p>
-    <w:p>
-      <w:pPr>
-        <w:pStyle w:val="ListBullet"/>
-      </w:pPr>
-      <w:r>
-        <w:t>I can update a wiring/control diagram so it matches my prototype.</w:t>
-      </w:r>
-    </w:p>
-    <w:p>
-      <w:pPr>
-        <w:pStyle w:val="ListBullet"/>
-      </w:pPr>
-      <w:r>
-        <w:t>I can explain how safety controls are applied.</w:t>
-      </w:r>
-    </w:p>
-    <w:p>
-      <w:r>
-        <w:rPr>
-          <w:b/>
-        </w:rPr>
-        <w:t>Activities</w:t>
-      </w:r>
-    </w:p>
-    <w:p>
-      <w:pPr>
-        <w:pStyle w:val="ListBullet"/>
-      </w:pPr>
-      <w:r>
-        <w:t>Students compare original plan with actual prototype.</w:t>
-      </w:r>
-    </w:p>
-    <w:p>
-      <w:pPr>
-        <w:pStyle w:val="ListBullet"/>
-      </w:pPr>
-      <w:r>
-        <w:t>Update wiring/control diagram and label wet/dry zones.</w:t>
-      </w:r>
-    </w:p>
-    <w:p>
-      <w:pPr>
-        <w:pStyle w:val="ListBullet"/>
-      </w:pPr>
-      <w:r>
-        <w:t>Add photo evidence and a short safety reflection.</w:t>
-      </w:r>
-    </w:p>
-    <w:p>
-      <w:pPr>
-        <w:pStyle w:val="ListBullet"/>
-      </w:pPr>
-      <w:r>
-        <w:t>Teacher checks folio evidence before full integration.</w:t>
-      </w:r>
-    </w:p>
-    <w:p>
-      <w:r>
-        <w:rPr>
-          <w:b/>
-        </w:rPr>
-        <w:t>Resources</w:t>
-      </w:r>
-    </w:p>
-    <w:p>
-      <w:pPr>
-        <w:pStyle w:val="ListBullet"/>
-      </w:pPr>
-      <w:r>
-        <w:t>Prototype, folio workbook, camera/device, checklist.</w:t>
-      </w:r>
-    </w:p>
-    <w:p>
-      <w:r>
-        <w:rPr>
-          <w:b/>
-        </w:rPr>
-        <w:t>Evidence</w:t>
-      </w:r>
-    </w:p>
-    <w:p>
-      <w:pPr>
-        <w:pStyle w:val="ListBullet"/>
-      </w:pPr>
-      <w:r>
-        <w:t>Updated diagram.</w:t>
-      </w:r>
-    </w:p>
-    <w:p>
-      <w:pPr>
-        <w:pStyle w:val="ListBullet"/>
-      </w:pPr>
-      <w:r>
-        <w:t>Safety reflection.</w:t>
-      </w:r>
-    </w:p>
-    <w:p>
-      <w:pPr>
-        <w:pStyle w:val="Heading2"/>
-      </w:pPr>
-      <w:r>
-        <w:t>Week 8 - Integration, Troubleshooting and Testing</w:t>
-      </w:r>
-    </w:p>
-    <w:p>
-      <w:pPr>
-        <w:pStyle w:val="Heading3"/>
-      </w:pPr>
-      <w:r>
-        <w:t>Lesson 22 - Integrate the Full System (Workshop)</w:t>
-      </w:r>
-    </w:p>
-    <w:p>
-      <w:r>
-        <w:rPr>
-          <w:b/>
-        </w:rPr>
-        <w:t>Learning intention</w:t>
-      </w:r>
-    </w:p>
-    <w:p>
-      <w:pPr>
-        <w:pStyle w:val="ListBullet"/>
-      </w:pPr>
-      <w:r>
-        <w:t>Combine subsystems into a working water-control prototype.</w:t>
-      </w:r>
-    </w:p>
-    <w:p>
-      <w:r>
-        <w:rPr>
-          <w:b/>
-        </w:rPr>
-        <w:t>Success criteria</w:t>
-      </w:r>
-    </w:p>
-    <w:p>
-      <w:pPr>
-        <w:pStyle w:val="ListBullet"/>
-      </w:pPr>
-      <w:r>
-        <w:t>I can connect input, control and output safely.</w:t>
-      </w:r>
-    </w:p>
-    <w:p>
-      <w:pPr>
-        <w:pStyle w:val="ListBullet"/>
-      </w:pPr>
-      <w:r>
-        <w:t>I can describe how the full system should behave.</w:t>
-      </w:r>
-    </w:p>
-    <w:p>
-      <w:r>
-        <w:rPr>
-          <w:b/>
-        </w:rPr>
-        <w:t>Activities</w:t>
-      </w:r>
-    </w:p>
-    <w:p>
-      <w:pPr>
-        <w:pStyle w:val="ListBullet"/>
-      </w:pPr>
-      <w:r>
-        <w:t>Connect input, controller and output after teacher approval.</w:t>
-      </w:r>
-    </w:p>
-    <w:p>
-      <w:pPr>
-        <w:pStyle w:val="ListBullet"/>
-      </w:pPr>
-      <w:r>
-        <w:t>Run short tests first.</w:t>
-      </w:r>
-    </w:p>
-    <w:p>
-      <w:pPr>
-        <w:pStyle w:val="ListBullet"/>
-      </w:pPr>
-      <w:r>
-        <w:t>Power off before adjustments.</w:t>
-      </w:r>
-    </w:p>
-    <w:p>
-      <w:pPr>
-        <w:pStyle w:val="ListBullet"/>
-      </w:pPr>
-      <w:r>
-        <w:t>Record whether the system responds as intended.</w:t>
-      </w:r>
-    </w:p>
-    <w:p>
-      <w:r>
-        <w:rPr>
-          <w:b/>
-        </w:rPr>
-        <w:t>Resources</w:t>
-      </w:r>
-    </w:p>
-    <w:p>
-      <w:pPr>
-        <w:pStyle w:val="ListBullet"/>
-      </w:pPr>
-      <w:r>
-        <w:t>Approved prototype parts, testing checklist, spill kit.</w:t>
-      </w:r>
-    </w:p>
-    <w:p>
-      <w:r>
-        <w:rPr>
-          <w:b/>
-        </w:rPr>
-        <w:t>Evidence</w:t>
-      </w:r>
-    </w:p>
-    <w:p>
-      <w:pPr>
-        <w:pStyle w:val="ListBullet"/>
-      </w:pPr>
-      <w:r>
-        <w:t>Integrated system test notes.</w:t>
-      </w:r>
-    </w:p>
-    <w:p>
-      <w:pPr>
-        <w:pStyle w:val="Heading3"/>
-      </w:pPr>
-      <w:r>
-        <w:t>Lesson 23 - Troubleshooting and Fault Log (Workshop)</w:t>
-      </w:r>
-    </w:p>
-    <w:p>
-      <w:r>
-        <w:rPr>
-          <w:b/>
-        </w:rPr>
-        <w:t>Learning intention</w:t>
-      </w:r>
-    </w:p>
-    <w:p>
-      <w:pPr>
-        <w:pStyle w:val="ListBullet"/>
-      </w:pPr>
-      <w:r>
-        <w:t>Document troubleshooting processes and solutions clearly.</w:t>
-      </w:r>
-    </w:p>
-    <w:p>
-      <w:r>
-        <w:rPr>
-          <w:b/>
-        </w:rPr>
-        <w:t>Success criteria</w:t>
-      </w:r>
-    </w:p>
-    <w:p>
-      <w:pPr>
-        <w:pStyle w:val="ListBullet"/>
-      </w:pPr>
-      <w:r>
-        <w:t>I can record faults, likely causes, fixes and retest results.</w:t>
-      </w:r>
-    </w:p>
-    <w:p>
-      <w:r>
-        <w:rPr>
-          <w:b/>
-        </w:rPr>
-        <w:t>Activities</w:t>
-      </w:r>
-    </w:p>
-    <w:p>
-      <w:pPr>
-        <w:pStyle w:val="ListBullet"/>
-      </w:pPr>
-      <w:r>
-        <w:t>Teach fault-log structure.</w:t>
-      </w:r>
-    </w:p>
-    <w:p>
-      <w:pPr>
-        <w:pStyle w:val="ListBullet"/>
-      </w:pPr>
-      <w:r>
-        <w:t>Students identify one fault or improvement target.</w:t>
-      </w:r>
-    </w:p>
-    <w:p>
-      <w:pPr>
-        <w:pStyle w:val="ListBullet"/>
-      </w:pPr>
-      <w:r>
-        <w:t>Modify one variable at a time and retest.</w:t>
-      </w:r>
-    </w:p>
-    <w:p>
-      <w:pPr>
-        <w:pStyle w:val="ListBullet"/>
-      </w:pPr>
-      <w:r>
-        <w:t>Update fault log with evidence.</w:t>
-      </w:r>
-    </w:p>
-    <w:p>
-      <w:r>
-        <w:rPr>
-          <w:b/>
-        </w:rPr>
-        <w:t>Resources</w:t>
-      </w:r>
-    </w:p>
-    <w:p>
-      <w:pPr>
-        <w:pStyle w:val="ListBullet"/>
-      </w:pPr>
-      <w:r>
-        <w:t>Fault log template.</w:t>
-      </w:r>
-    </w:p>
-    <w:p>
-      <w:pPr>
-        <w:pStyle w:val="ListBullet"/>
-      </w:pPr>
-      <w:r>
-        <w:t>Testing checklist.</w:t>
-      </w:r>
-    </w:p>
-    <w:p>
-      <w:pPr>
-        <w:pStyle w:val="ListBullet"/>
-      </w:pPr>
-      <w:r>
-        <w:t>Prototype.</w:t>
-      </w:r>
-    </w:p>
-    <w:p>
-      <w:r>
-        <w:rPr>
-          <w:b/>
-        </w:rPr>
-        <w:t>Evidence</w:t>
-      </w:r>
-    </w:p>
-    <w:p>
-      <w:pPr>
-        <w:pStyle w:val="ListBullet"/>
-      </w:pPr>
-      <w:r>
-        <w:t>Fault log.</w:t>
-      </w:r>
-    </w:p>
-    <w:p>
-      <w:pPr>
-        <w:pStyle w:val="ListBullet"/>
-      </w:pPr>
-      <w:r>
-        <w:t>Retest data.</w:t>
-      </w:r>
-    </w:p>
-    <w:p>
-      <w:pPr>
-        <w:pStyle w:val="Heading3"/>
-      </w:pPr>
-      <w:r>
-        <w:t>Lesson 24 - Repeated Testing and Efficiency (Workshop)</w:t>
-      </w:r>
-    </w:p>
-    <w:p>
-      <w:r>
-        <w:rPr>
-          <w:b/>
-        </w:rPr>
-        <w:t>Learning intention</w:t>
-      </w:r>
-    </w:p>
-    <w:p>
-      <w:pPr>
-        <w:pStyle w:val="ListBullet"/>
-      </w:pPr>
-      <w:r>
-        <w:t>Test the control system to determine reliability and efficiency.</w:t>
-      </w:r>
-    </w:p>
-    <w:p>
-      <w:r>
-        <w:rPr>
-          <w:b/>
-        </w:rPr>
-        <w:t>Success criteria</w:t>
-      </w:r>
-    </w:p>
-    <w:p>
-      <w:pPr>
-        <w:pStyle w:val="ListBullet"/>
-      </w:pPr>
-      <w:r>
-        <w:t>I can use repeated trials to judge whether my system is reliable and efficient.</w:t>
-      </w:r>
-    </w:p>
-    <w:p>
-      <w:r>
-        <w:rPr>
-          <w:b/>
-        </w:rPr>
-        <w:t>Activities</w:t>
-      </w:r>
-    </w:p>
-    <w:p>
-      <w:pPr>
-        <w:pStyle w:val="ListBullet"/>
-      </w:pPr>
-      <w:r>
-        <w:t>Run repeated full-system test cycles.</w:t>
-      </w:r>
-    </w:p>
-    <w:p>
-      <w:pPr>
-        <w:pStyle w:val="ListBullet"/>
-      </w:pPr>
-      <w:r>
-        <w:t>Record trigger condition, response time, water delivered, leaks/faults and result.</w:t>
-      </w:r>
-    </w:p>
-    <w:p>
-      <w:pPr>
-        <w:pStyle w:val="ListBullet"/>
-      </w:pPr>
-      <w:r>
-        <w:t>Compare consistency across trials.</w:t>
-      </w:r>
-    </w:p>
-    <w:p>
-      <w:pPr>
-        <w:pStyle w:val="ListBullet"/>
-      </w:pPr>
-      <w:r>
-        <w:t>Discuss what the data shows.</w:t>
-      </w:r>
-    </w:p>
-    <w:p>
-      <w:r>
-        <w:rPr>
-          <w:b/>
-        </w:rPr>
-        <w:t>Resources</w:t>
-      </w:r>
-    </w:p>
-    <w:p>
-      <w:pPr>
-        <w:pStyle w:val="ListBullet"/>
-      </w:pPr>
-      <w:r>
-        <w:t>Test table, measuring cylinder, timer, prototype.</w:t>
-      </w:r>
-    </w:p>
-    <w:p>
-      <w:r>
-        <w:rPr>
-          <w:b/>
-        </w:rPr>
-        <w:t>Evidence</w:t>
-      </w:r>
-    </w:p>
-    <w:p>
-      <w:pPr>
-        <w:pStyle w:val="ListBullet"/>
-      </w:pPr>
-      <w:r>
-        <w:t>Completed full-system test table.</w:t>
-      </w:r>
-    </w:p>
-    <w:p>
-      <w:pPr>
-        <w:pStyle w:val="Heading2"/>
-      </w:pPr>
-      <w:r>
-        <w:t>Week 9 - Analysis, Sustainability and Report Drafting</w:t>
-      </w:r>
-    </w:p>
-    <w:p>
-      <w:pPr>
-        <w:pStyle w:val="Heading3"/>
-      </w:pPr>
-      <w:r>
-        <w:t>Lesson 25 - Data Presentation and Analysis (Classroom/ICT)</w:t>
-      </w:r>
-    </w:p>
-    <w:p>
-      <w:r>
-        <w:rPr>
-          <w:b/>
-        </w:rPr>
-        <w:t>Learning intention</w:t>
-      </w:r>
-    </w:p>
-    <w:p>
-      <w:pPr>
-        <w:pStyle w:val="ListBullet"/>
-      </w:pPr>
-      <w:r>
-        <w:t>Communicate test results using tables, graphs and written explanation.</w:t>
-      </w:r>
-    </w:p>
-    <w:p>
-      <w:r>
-        <w:rPr>
-          <w:b/>
-        </w:rPr>
-        <w:t>Success criteria</w:t>
-      </w:r>
-    </w:p>
-    <w:p>
-      <w:pPr>
-        <w:pStyle w:val="ListBullet"/>
-      </w:pPr>
-      <w:r>
-        <w:t>I can present test data and explain what it shows about system performance.</w:t>
-      </w:r>
-    </w:p>
-    <w:p>
-      <w:r>
-        <w:rPr>
-          <w:b/>
-        </w:rPr>
-        <w:t>Activities</w:t>
-      </w:r>
-    </w:p>
-    <w:p>
-      <w:pPr>
-        <w:pStyle w:val="ListBullet"/>
-      </w:pPr>
-      <w:r>
-        <w:t>Students tidy test table and create a simple graph or summary.</w:t>
-      </w:r>
-    </w:p>
-    <w:p>
-      <w:pPr>
-        <w:pStyle w:val="ListBullet"/>
-      </w:pPr>
-      <w:r>
-        <w:t>Teacher models evidence-based evaluation sentences.</w:t>
-      </w:r>
-    </w:p>
-    <w:p>
-      <w:pPr>
-        <w:pStyle w:val="ListBullet"/>
-      </w:pPr>
-      <w:r>
-        <w:t>Students write results analysis paragraph.</w:t>
-      </w:r>
-    </w:p>
-    <w:p>
-      <w:pPr>
-        <w:pStyle w:val="ListBullet"/>
-      </w:pPr>
-      <w:r>
-        <w:t>Folio workshop: check evidence gaps.</w:t>
-      </w:r>
-    </w:p>
-    <w:p>
-      <w:r>
-        <w:rPr>
-          <w:b/>
-        </w:rPr>
-        <w:t>Resources</w:t>
-      </w:r>
-    </w:p>
-    <w:p>
-      <w:pPr>
-        <w:pStyle w:val="ListBullet"/>
-      </w:pPr>
-      <w:r>
-        <w:t>Folio workbook.</w:t>
-      </w:r>
-    </w:p>
-    <w:p>
-      <w:pPr>
-        <w:pStyle w:val="ListBullet"/>
-      </w:pPr>
-      <w:r>
-        <w:t>Spreadsheet or graph paper.</w:t>
-      </w:r>
-    </w:p>
-    <w:p>
-      <w:pPr>
-        <w:pStyle w:val="ListBullet"/>
-      </w:pPr>
-      <w:r>
-        <w:t>Test data.</w:t>
-      </w:r>
-    </w:p>
-    <w:p>
-      <w:r>
-        <w:rPr>
-          <w:b/>
-        </w:rPr>
-        <w:t>Evidence</w:t>
-      </w:r>
-    </w:p>
-    <w:p>
-      <w:pPr>
-        <w:pStyle w:val="ListBullet"/>
-      </w:pPr>
-      <w:r>
-        <w:t>Data presentation.</w:t>
-      </w:r>
-    </w:p>
-    <w:p>
-      <w:pPr>
-        <w:pStyle w:val="ListBullet"/>
-      </w:pPr>
-      <w:r>
-        <w:t>Analysis paragraph.</w:t>
-      </w:r>
-    </w:p>
-    <w:p>
-      <w:pPr>
-        <w:pStyle w:val="Heading3"/>
-      </w:pPr>
-      <w:r>
-        <w:t>Lesson 26 - Sustainability and Improvement (Classroom)</w:t>
-      </w:r>
-    </w:p>
-    <w:p>
-      <w:r>
-        <w:rPr>
-          <w:b/>
-        </w:rPr>
-        <w:t>Learning intention</w:t>
-      </w:r>
-    </w:p>
-    <w:p>
-      <w:pPr>
-        <w:pStyle w:val="ListBullet"/>
-      </w:pPr>
-      <w:r>
-        <w:t>Evaluate environmental impact, water efficiency and material/component choices.</w:t>
-      </w:r>
-    </w:p>
-    <w:p>
-      <w:r>
-        <w:rPr>
-          <w:b/>
-        </w:rPr>
-        <w:t>Success criteria</w:t>
-      </w:r>
-    </w:p>
-    <w:p>
-      <w:pPr>
-        <w:pStyle w:val="ListBullet"/>
-      </w:pPr>
-      <w:r>
-        <w:t>I can explain how the system could save water, reduce waste or be improved.</w:t>
-      </w:r>
-    </w:p>
-    <w:p>
-      <w:r>
-        <w:rPr>
-          <w:b/>
-        </w:rPr>
-        <w:t>Activities</w:t>
-      </w:r>
-    </w:p>
-    <w:p>
-      <w:pPr>
-        <w:pStyle w:val="ListBullet"/>
-      </w:pPr>
-      <w:r>
-        <w:t>Discuss water efficiency, materials, reuse/recycling and repairability.</w:t>
-      </w:r>
-    </w:p>
-    <w:p>
-      <w:pPr>
-        <w:pStyle w:val="ListBullet"/>
-      </w:pPr>
-      <w:r>
-        <w:t>Students identify two sustainability strengths and two improvements.</w:t>
-      </w:r>
-    </w:p>
-    <w:p>
-      <w:pPr>
-        <w:pStyle w:val="ListBullet"/>
-      </w:pPr>
-      <w:r>
-        <w:t>Add sustainability reflection to folio.</w:t>
-      </w:r>
-    </w:p>
-    <w:p>
-      <w:pPr>
-        <w:pStyle w:val="ListBullet"/>
-      </w:pPr>
-      <w:r>
-        <w:t>Link improvements back to evidence from testing.</w:t>
-      </w:r>
-    </w:p>
-    <w:p>
-      <w:r>
-        <w:rPr>
-          <w:b/>
-        </w:rPr>
-        <w:t>Resources</w:t>
-      </w:r>
-    </w:p>
-    <w:p>
-      <w:pPr>
-        <w:pStyle w:val="ListBullet"/>
-      </w:pPr>
-      <w:r>
-        <w:t>Sustainability prompts.</w:t>
-      </w:r>
-    </w:p>
-    <w:p>
-      <w:pPr>
-        <w:pStyle w:val="ListBullet"/>
-      </w:pPr>
-      <w:r>
-        <w:t>Materials notes.</w:t>
-      </w:r>
-    </w:p>
-    <w:p>
-      <w:pPr>
-        <w:pStyle w:val="ListBullet"/>
-      </w:pPr>
-      <w:r>
-        <w:t>Test data.</w:t>
-      </w:r>
-    </w:p>
-    <w:p>
-      <w:r>
-        <w:rPr>
-          <w:b/>
-        </w:rPr>
-        <w:t>Evidence</w:t>
-      </w:r>
-    </w:p>
-    <w:p>
-      <w:pPr>
-        <w:pStyle w:val="ListBullet"/>
-      </w:pPr>
-      <w:r>
-        <w:t>Sustainability reflection.</w:t>
-      </w:r>
-    </w:p>
-    <w:p>
-      <w:pPr>
-        <w:pStyle w:val="Heading3"/>
-      </w:pPr>
-      <w:r>
-        <w:t>Lesson 27 - Engineering Report Drafting (Classroom/ICT)</w:t>
-      </w:r>
-    </w:p>
-    <w:p>
-      <w:r>
-        <w:rPr>
-          <w:b/>
-        </w:rPr>
-        <w:t>Learning intention</w:t>
-      </w:r>
-    </w:p>
-    <w:p>
-      <w:pPr>
-        <w:pStyle w:val="ListBullet"/>
-      </w:pPr>
-      <w:r>
-        <w:t>Develop an engineering report using appropriate structure and terminology.</w:t>
-      </w:r>
-    </w:p>
-    <w:p>
-      <w:r>
-        <w:rPr>
-          <w:b/>
-        </w:rPr>
-        <w:t>Success criteria</w:t>
-      </w:r>
-    </w:p>
-    <w:p>
-      <w:pPr>
-        <w:pStyle w:val="ListBullet"/>
-      </w:pPr>
-      <w:r>
-        <w:t>I can organise my folio/report with brief, design, build, testing and evaluation sections.</w:t>
-      </w:r>
-    </w:p>
-    <w:p>
-      <w:r>
-        <w:rPr>
-          <w:b/>
-        </w:rPr>
-        <w:t>Activities</w:t>
-      </w:r>
-    </w:p>
-    <w:p>
-      <w:pPr>
-        <w:pStyle w:val="ListBullet"/>
-      </w:pPr>
-      <w:r>
-        <w:t>Review report/folio checklist.</w:t>
-      </w:r>
-    </w:p>
-    <w:p>
-      <w:pPr>
-        <w:pStyle w:val="ListBullet"/>
-      </w:pPr>
-      <w:r>
-        <w:t>Students assemble evidence into the portfolio workbook.</w:t>
-      </w:r>
-    </w:p>
-    <w:p>
-      <w:pPr>
-        <w:pStyle w:val="ListBullet"/>
-      </w:pPr>
-      <w:r>
-        <w:t>Teacher checks missing evidence and gives targeted feedback.</w:t>
-      </w:r>
-    </w:p>
-    <w:p>
-      <w:pPr>
-        <w:pStyle w:val="ListBullet"/>
-      </w:pPr>
-      <w:r>
-        <w:t>Students write or revise design and build sections.</w:t>
-      </w:r>
-    </w:p>
-    <w:p>
-      <w:r>
-        <w:rPr>
-          <w:b/>
-        </w:rPr>
-        <w:t>Resources</w:t>
-      </w:r>
-    </w:p>
-    <w:p>
-      <w:pPr>
-        <w:pStyle w:val="ListBullet"/>
-      </w:pPr>
-      <w:r>
-        <w:t>Portfolio workbook.</w:t>
-      </w:r>
-    </w:p>
-    <w:p>
-      <w:pPr>
-        <w:pStyle w:val="ListBullet"/>
-      </w:pPr>
-      <w:r>
-        <w:t>Assessment checklist.</w:t>
-      </w:r>
-    </w:p>
-    <w:p>
-      <w:pPr>
-        <w:pStyle w:val="ListBullet"/>
-      </w:pPr>
-      <w:r>
-        <w:t>Student evidence.</w:t>
-      </w:r>
-    </w:p>
-    <w:p>
-      <w:r>
-        <w:rPr>
-          <w:b/>
-        </w:rPr>
-        <w:t>Evidence</w:t>
-      </w:r>
-    </w:p>
-    <w:p>
-      <w:pPr>
-        <w:pStyle w:val="ListBullet"/>
-      </w:pPr>
-      <w:r>
-        <w:t>Draft folio/report.</w:t>
-      </w:r>
-    </w:p>
-    <w:p>
-      <w:pPr>
-        <w:pStyle w:val="Heading2"/>
-      </w:pPr>
-      <w:r>
-        <w:t>Week 10 - Wrap, Reflection and Submission</w:t>
-      </w:r>
-    </w:p>
-    <w:p>
-      <w:pPr>
-        <w:pStyle w:val="Heading3"/>
-      </w:pPr>
-      <w:r>
-        <w:t>Lesson 28 - Safety, Environment and Industry Links (Classroom)</w:t>
-      </w:r>
-    </w:p>
-    <w:p>
-      <w:r>
-        <w:rPr>
-          <w:b/>
-        </w:rPr>
-        <w:t>Learning intention</w:t>
-      </w:r>
-    </w:p>
-    <w:p>
-      <w:pPr>
-        <w:pStyle w:val="ListBullet"/>
-      </w:pPr>
-      <w:r>
-        <w:t>Understand how safety, environment and industry practice connect to real engineering work.</w:t>
-      </w:r>
-    </w:p>
-    <w:p>
-      <w:r>
-        <w:rPr>
-          <w:b/>
-        </w:rPr>
-        <w:t>Success criteria</w:t>
-      </w:r>
-    </w:p>
-    <w:p>
-      <w:pPr>
-        <w:pStyle w:val="ListBullet"/>
-      </w:pPr>
-      <w:r>
-        <w:t>I can explain one safety issue, one environmental issue and one industry connection related to control systems.</w:t>
-      </w:r>
-    </w:p>
-    <w:p>
-      <w:r>
-        <w:rPr>
-          <w:b/>
-        </w:rPr>
-        <w:t>Activities</w:t>
-      </w:r>
-    </w:p>
-    <w:p>
-      <w:pPr>
-        <w:pStyle w:val="ListBullet"/>
-      </w:pPr>
-      <w:r>
-        <w:t>Discuss real-world irrigation, water management, IoT, automation and maintenance.</w:t>
-      </w:r>
-    </w:p>
-    <w:p>
-      <w:pPr>
-        <w:pStyle w:val="ListBullet"/>
-      </w:pPr>
-      <w:r>
-        <w:t>Students connect their prototype to one industry application.</w:t>
-      </w:r>
-    </w:p>
-    <w:p>
-      <w:pPr>
-        <w:pStyle w:val="ListBullet"/>
-      </w:pPr>
-      <w:r>
-        <w:t>Revise safety and sustainability sections of folio.</w:t>
-      </w:r>
-    </w:p>
-    <w:p>
-      <w:pPr>
-        <w:pStyle w:val="ListBullet"/>
-      </w:pPr>
-      <w:r>
-        <w:t>Optional small group share-out.</w:t>
-      </w:r>
-    </w:p>
-    <w:p>
-      <w:r>
-        <w:rPr>
-          <w:b/>
-        </w:rPr>
-        <w:t>Resources</w:t>
-      </w:r>
-    </w:p>
-    <w:p>
-      <w:pPr>
-        <w:pStyle w:val="ListBullet"/>
-      </w:pPr>
-      <w:r>
-        <w:t>Industry examples.</w:t>
-      </w:r>
-    </w:p>
-    <w:p>
-      <w:pPr>
-        <w:pStyle w:val="ListBullet"/>
-      </w:pPr>
-      <w:r>
-        <w:t>Syllabus/website notes.</w:t>
-      </w:r>
-    </w:p>
-    <w:p>
-      <w:pPr>
-        <w:pStyle w:val="ListBullet"/>
-      </w:pPr>
-      <w:r>
-        <w:t>Folio workbook.</w:t>
-      </w:r>
-    </w:p>
-    <w:p>
-      <w:r>
-        <w:rPr>
-          <w:b/>
-        </w:rPr>
-        <w:t>Evidence</w:t>
-      </w:r>
-    </w:p>
-    <w:p>
-      <w:pPr>
-        <w:pStyle w:val="ListBullet"/>
-      </w:pPr>
-      <w:r>
-        <w:t>Industry link paragraph.</w:t>
-      </w:r>
-    </w:p>
-    <w:p>
-      <w:pPr>
-        <w:pStyle w:val="ListBullet"/>
-      </w:pPr>
-      <w:r>
-        <w:t>Updated safety/sustainability notes.</w:t>
-      </w:r>
-    </w:p>
-    <w:p>
-      <w:pPr>
-        <w:pStyle w:val="Heading3"/>
-      </w:pPr>
-      <w:r>
-        <w:t>Lesson 29 - Peer Review and Final Evaluation (Classroom)</w:t>
-      </w:r>
-    </w:p>
-    <w:p>
-      <w:r>
-        <w:rPr>
-          <w:b/>
-        </w:rPr>
-        <w:t>Learning intention</w:t>
-      </w:r>
-    </w:p>
-    <w:p>
-      <w:pPr>
-        <w:pStyle w:val="ListBullet"/>
-      </w:pPr>
-      <w:r>
-        <w:t>Use peer review to improve communication and final evaluation quality.</w:t>
-      </w:r>
-    </w:p>
-    <w:p>
-      <w:r>
-        <w:rPr>
-          <w:b/>
-        </w:rPr>
-        <w:t>Success criteria</w:t>
-      </w:r>
-    </w:p>
-    <w:p>
-      <w:pPr>
-        <w:pStyle w:val="ListBullet"/>
-      </w:pPr>
-      <w:r>
-        <w:t>I can give and receive useful feedback.</w:t>
-      </w:r>
-    </w:p>
-    <w:p>
-      <w:pPr>
-        <w:pStyle w:val="ListBullet"/>
-      </w:pPr>
-      <w:r>
-        <w:t>I can improve my evaluation using test evidence.</w:t>
-      </w:r>
-    </w:p>
-    <w:p>
-      <w:r>
-        <w:rPr>
-          <w:b/>
-        </w:rPr>
-        <w:t>Activities</w:t>
-      </w:r>
-    </w:p>
-    <w:p>
-      <w:pPr>
-        <w:pStyle w:val="ListBullet"/>
-      </w:pPr>
-      <w:r>
-        <w:t>Peer review using criteria: clarity, evidence, terminology, safety and sustainability.</w:t>
-      </w:r>
-    </w:p>
-    <w:p>
-      <w:pPr>
-        <w:pStyle w:val="ListBullet"/>
-      </w:pPr>
-      <w:r>
-        <w:t>Students revise final evaluation.</w:t>
-      </w:r>
-    </w:p>
-    <w:p>
-      <w:pPr>
-        <w:pStyle w:val="ListBullet"/>
-      </w:pPr>
-      <w:r>
-        <w:t>Teacher conferences with students needing support.</w:t>
-      </w:r>
-    </w:p>
-    <w:p>
-      <w:pPr>
-        <w:pStyle w:val="ListBullet"/>
-      </w:pPr>
-      <w:r>
-        <w:t>Final missing-evidence check.</w:t>
-      </w:r>
-    </w:p>
-    <w:p>
-      <w:r>
-        <w:rPr>
-          <w:b/>
-        </w:rPr>
-        <w:t>Resources</w:t>
-      </w:r>
-    </w:p>
-    <w:p>
-      <w:pPr>
-        <w:pStyle w:val="ListBullet"/>
-      </w:pPr>
-      <w:r>
-        <w:t>Peer review checklist.</w:t>
-      </w:r>
-    </w:p>
-    <w:p>
-      <w:pPr>
-        <w:pStyle w:val="ListBullet"/>
-      </w:pPr>
-      <w:r>
-        <w:t>Portfolio workbook.</w:t>
-      </w:r>
-    </w:p>
-    <w:p>
-      <w:pPr>
-        <w:pStyle w:val="ListBullet"/>
-      </w:pPr>
-      <w:r>
-        <w:t>Assessment criteria.</w:t>
-      </w:r>
-    </w:p>
-    <w:p>
-      <w:r>
-        <w:rPr>
-          <w:b/>
-        </w:rPr>
-        <w:t>Evidence</w:t>
-      </w:r>
-    </w:p>
-    <w:p>
-      <w:pPr>
-        <w:pStyle w:val="ListBullet"/>
-      </w:pPr>
-      <w:r>
-        <w:t>Peer feedback.</w:t>
-      </w:r>
-    </w:p>
-    <w:p>
-      <w:pPr>
-        <w:pStyle w:val="ListBullet"/>
-      </w:pPr>
-      <w:r>
-        <w:t>Revised evaluation.</w:t>
-      </w:r>
-    </w:p>
-    <w:p>
-      <w:pPr>
-        <w:pStyle w:val="Heading3"/>
-      </w:pPr>
-      <w:r>
-        <w:t>Lesson 30 - Submission and Project Reflection (Classroom/Workshop)</w:t>
-      </w:r>
-    </w:p>
-    <w:p>
-      <w:r>
-        <w:rPr>
-          <w:b/>
-        </w:rPr>
-        <w:t>Learning intention</w:t>
-      </w:r>
-    </w:p>
-    <w:p>
-      <w:pPr>
-        <w:pStyle w:val="ListBullet"/>
-      </w:pPr>
-      <w:r>
-        <w:t>Present project outcomes and reflect on engineering learning.</w:t>
-      </w:r>
-    </w:p>
-    <w:p>
-      <w:r>
-        <w:rPr>
-          <w:b/>
-        </w:rPr>
-        <w:t>Success criteria</w:t>
-      </w:r>
-    </w:p>
-    <w:p>
-      <w:pPr>
-        <w:pStyle w:val="ListBullet"/>
-      </w:pPr>
-      <w:r>
-        <w:t>I can explain how my system works, what the data showed and what I would improve.</w:t>
-      </w:r>
-    </w:p>
-    <w:p>
-      <w:r>
-        <w:rPr>
-          <w:b/>
-        </w:rPr>
-        <w:t>Activities</w:t>
-      </w:r>
-    </w:p>
-    <w:p>
-      <w:pPr>
-        <w:pStyle w:val="ListBullet"/>
-      </w:pPr>
-      <w:r>
-        <w:t>Final submission check.</w:t>
-      </w:r>
-    </w:p>
-    <w:p>
-      <w:pPr>
-        <w:pStyle w:val="ListBullet"/>
-      </w:pPr>
-      <w:r>
-        <w:t>Short informal presentations or gallery walk.</w:t>
-      </w:r>
-    </w:p>
-    <w:p>
-      <w:pPr>
-        <w:pStyle w:val="ListBullet"/>
-      </w:pPr>
-      <w:r>
-        <w:t>Final reflection: design decision, fault solved, improvement for next time.</w:t>
-      </w:r>
-    </w:p>
-    <w:p>
-      <w:pPr>
-        <w:pStyle w:val="ListBullet"/>
-      </w:pPr>
-      <w:r>
-        <w:t>Collect prototype/folio evidence.</w:t>
-      </w:r>
-    </w:p>
-    <w:p>
-      <w:r>
-        <w:rPr>
-          <w:b/>
-        </w:rPr>
-        <w:t>Resources</w:t>
-      </w:r>
-    </w:p>
-    <w:p>
-      <w:pPr>
-        <w:pStyle w:val="ListBullet"/>
-      </w:pPr>
-      <w:r>
-        <w:t>Completed prototype.</w:t>
-      </w:r>
-    </w:p>
-    <w:p>
-      <w:pPr>
-        <w:pStyle w:val="ListBullet"/>
-      </w:pPr>
-      <w:r>
-        <w:t>Completed folio.</w:t>
-      </w:r>
-    </w:p>
-    <w:p>
-      <w:pPr>
-        <w:pStyle w:val="ListBullet"/>
-      </w:pPr>
-      <w:r>
-        <w:t>Reflection prompt.</w:t>
-      </w:r>
-    </w:p>
-    <w:p>
-      <w:r>
-        <w:rPr>
-          <w:b/>
-        </w:rPr>
-        <w:t>Evidence</w:t>
-      </w:r>
-    </w:p>
-    <w:p>
-      <w:pPr>
-        <w:pStyle w:val="ListBullet"/>
-      </w:pPr>
-      <w:r>
-        <w:t>Submitted folio/prototype.</w:t>
-      </w:r>
-    </w:p>
-    <w:p>
-      <w:pPr>
-        <w:pStyle w:val="ListBullet"/>
-      </w:pPr>
-      <w:r>
-        <w:t>Final reflection.</w:t>
+        <w:t>Extension: add closed-loop feedback, compare alternative sensors/outputs, improve water efficiency or graph repeated test data.</w:t>
       </w:r>
     </w:p>
     <w:sectPr>
-      <w:pgSz w:w="12240" w:h="15840"/>
-      <w:pgMar w:top="1008" w:right="936" w:bottom="1008" w:left="936" w:header="720" w:footer="720" w:gutter="0"/>
+      <w:pgSz w:w="15840" w:h="12240" w:orient="landscape"/>
+      <w:pgMar w:top="936" w:right="936" w:bottom="936" w:left="936" w:header="708" w:footer="708" w:gutter="0"/>
       <w:cols w:space="720"/>
       <w:docGrid w:linePitch="360"/>
     </w:sectPr>
@@ -4638,11 +2683,11 @@
     <w:qFormat/>
     <w:rsid w:val="00FC693F"/>
     <w:pPr>
-      <w:spacing w:after="100" w:line="264" w:lineRule="auto"/>
+      <w:spacing w:after="80" w:line="269" w:lineRule="auto"/>
     </w:pPr>
     <w:rPr>
       <w:rFonts w:ascii="Calibri" w:hAnsi="Calibri"/>
-      <w:sz w:val="21"/>
+      <w:sz w:val="20"/>
     </w:rPr>
   </w:style>
   <w:style w:type="paragraph" w:styleId="Header">
@@ -4700,7 +2745,7 @@
     <w:pPr>
       <w:keepNext/>
       <w:keepLines/>
-      <w:spacing w:before="160" w:after="80"/>
+      <w:spacing w:before="280" w:after="120"/>
       <w:outlineLvl w:val="0"/>
     </w:pPr>
     <w:rPr>
@@ -4724,7 +2769,7 @@
     <w:pPr>
       <w:keepNext/>
       <w:keepLines/>
-      <w:spacing w:before="160" w:after="80"/>
+      <w:spacing w:before="200" w:after="80"/>
       <w:outlineLvl w:val="1"/>
     </w:pPr>
     <w:rPr>
@@ -4748,7 +2793,7 @@
     <w:pPr>
       <w:keepNext/>
       <w:keepLines/>
-      <w:spacing w:before="160" w:after="80"/>
+      <w:spacing w:before="160" w:after="60"/>
       <w:outlineLvl w:val="2"/>
     </w:pPr>
     <w:rPr>
